--- a/downloads/workbook/ai-7-week-35.docx
+++ b/downloads/workbook/ai-7-week-35.docx
@@ -961,6 +961,178 @@
         <w:t>Project connection: For the Reproducible AI Research Study, retain an annotated worked trace and the changed-case reasoning. Connect the claim to its records, units and assumptions so another investigator can challenge or reproduce it.</w:t>
       </w:r>
     </w:p>
+    <w:p>
+      <w:pPr>
+        <w:pStyle w:val="Heading1"/>
+      </w:pPr>
+      <w:r>
+        <w:t>13. Project portfolio milestone</w:t>
+      </w:r>
+    </w:p>
+    <w:p>
+      <w:r>
+        <w:t>Project: Reproducible AI Research Study</w:t>
+      </w:r>
+    </w:p>
+    <w:p>
+      <w:r>
+        <w:t>Current milestone: Present and defend. Demonstrate the system, explain one failure and justify the next improvement with evidence.</w:t>
+      </w:r>
+    </w:p>
+    <w:p>
+      <w:r>
+        <w:t>For the Reproducible AI Research Study, retain an annotated worked trace and the changed-case reasoning. Connect the claim to its records, units and assumptions so another investigator can challenge or reproduce it.</w:t>
+      </w:r>
+    </w:p>
+    <w:tbl>
+      <w:tblPr>
+        <w:tblStyle w:val="LightShading-Accent1"/>
+        <w:tblW w:type="auto" w:w="0"/>
+        <w:tblLook w:firstColumn="1" w:firstRow="1" w:lastColumn="0" w:lastRow="0" w:noHBand="0" w:noVBand="1" w:val="04A0"/>
+      </w:tblPr>
+      <w:tblGrid>
+        <w:gridCol w:w="5112"/>
+        <w:gridCol w:w="5112"/>
+      </w:tblGrid>
+      <w:tr>
+        <w:trPr>
+          <w:tblHeader/>
+        </w:trPr>
+        <w:tc>
+          <w:tcPr>
+            <w:tcW w:type="dxa" w:w="5112"/>
+          </w:tcPr>
+          <w:p>
+            <w:r>
+              <w:t>Evidence to keep</w:t>
+            </w:r>
+          </w:p>
+        </w:tc>
+        <w:tc>
+          <w:tcPr>
+            <w:tcW w:type="dxa" w:w="5112"/>
+          </w:tcPr>
+          <w:p>
+            <w:r>
+              <w:t>My record</w:t>
+            </w:r>
+          </w:p>
+        </w:tc>
+      </w:tr>
+      <w:tr>
+        <w:tc>
+          <w:tcPr>
+            <w:tcW w:type="dxa" w:w="5112"/>
+          </w:tcPr>
+          <w:p>
+            <w:r>
+              <w:t>This week’s input and deciding step</w:t>
+            </w:r>
+          </w:p>
+        </w:tc>
+        <w:tc>
+          <w:tcPr>
+            <w:tcW w:type="dxa" w:w="5112"/>
+          </w:tcPr>
+          <w:p>
+            <w:r/>
+          </w:p>
+        </w:tc>
+      </w:tr>
+      <w:tr>
+        <w:tc>
+          <w:tcPr>
+            <w:tcW w:type="dxa" w:w="5112"/>
+          </w:tcPr>
+          <w:p>
+            <w:r>
+              <w:t>Prediction and actual result (or labelled paper trace)</w:t>
+            </w:r>
+          </w:p>
+        </w:tc>
+        <w:tc>
+          <w:tcPr>
+            <w:tcW w:type="dxa" w:w="5112"/>
+          </w:tcPr>
+          <w:p>
+            <w:r/>
+          </w:p>
+        </w:tc>
+      </w:tr>
+      <w:tr>
+        <w:tc>
+          <w:tcPr>
+            <w:tcW w:type="dxa" w:w="5112"/>
+          </w:tcPr>
+          <w:p>
+            <w:r>
+              <w:t>One change since the previous checkpoint and why</w:t>
+            </w:r>
+          </w:p>
+        </w:tc>
+        <w:tc>
+          <w:tcPr>
+            <w:tcW w:type="dxa" w:w="5112"/>
+          </w:tcPr>
+          <w:p>
+            <w:r/>
+          </w:p>
+        </w:tc>
+      </w:tr>
+      <w:tr>
+        <w:tc>
+          <w:tcPr>
+            <w:tcW w:type="dxa" w:w="5112"/>
+          </w:tcPr>
+          <w:p>
+            <w:r>
+              <w:t>One error or limit and the next test</w:t>
+            </w:r>
+          </w:p>
+        </w:tc>
+        <w:tc>
+          <w:tcPr>
+            <w:tcW w:type="dxa" w:w="5112"/>
+          </w:tcPr>
+          <w:p>
+            <w:r/>
+          </w:p>
+        </w:tc>
+      </w:tr>
+    </w:tbl>
+    <w:p>
+      <w:pPr>
+        <w:pStyle w:val="Heading3"/>
+      </w:pPr>
+      <w:r>
+        <w:t>Explain what this week adds to your project. Reuse last week’s record rather than starting again.</w:t>
+      </w:r>
+    </w:p>
+    <w:p>
+      <w:r>
+        <w:t>________________________________________________________________</w:t>
+      </w:r>
+    </w:p>
+    <w:p>
+      <w:r>
+        <w:t>________________________________________________________________</w:t>
+      </w:r>
+    </w:p>
+    <w:p>
+      <w:r>
+        <w:t>________________________________________________________________</w:t>
+      </w:r>
+    </w:p>
+    <w:p>
+      <w:r>
+        <w:t>________________________________________________________________</w:t>
+      </w:r>
+    </w:p>
+    <w:p>
+      <w:r>
+        <w:t>________________________________________________________________</w:t>
+      </w:r>
+    </w:p>
     <w:sectPr>
       <w:pgSz w:w="12240" w:h="15840"/>
       <w:pgMar w:top="936" w:right="1008" w:bottom="936" w:left="1008" w:header="720" w:footer="720" w:gutter="0"/>

--- a/downloads/workbook/ai-7-week-35.docx
+++ b/downloads/workbook/ai-7-week-35.docx
@@ -1133,6 +1133,235 @@
         <w:t>________________________________________________________________</w:t>
       </w:r>
     </w:p>
+    <w:p>
+      <w:pPr>
+        <w:pStyle w:val="Heading1"/>
+      </w:pPr>
+      <w:r>
+        <w:t>14. Supported practice and learning evidence</w:t>
+      </w:r>
+    </w:p>
+    <w:p>
+      <w:r>
+        <w:t>Use this supported practice once, in the browser or on paper. Keep the reserved independent assessment for a separate first attempt before teacher feedback.</w:t>
+      </w:r>
+    </w:p>
+    <w:p>
+      <w:r>
+        <w:t>Answer a challenge without inventing evidence. At the presentation, a reviewer asks whether the model works on a different camera.</w:t>
+      </w:r>
+    </w:p>
+    <w:p>
+      <w:pPr>
+        <w:pStyle w:val="Heading3"/>
+      </w:pPr>
+      <w:r>
+        <w:t>Practice 1: explain the deciding evidence</w:t>
+      </w:r>
+    </w:p>
+    <w:p>
+      <w:r>
+        <w:t>Which labelled step matches this detail? Use reserved camera-B cases with labels, grouping and a fixed scoring rule.</w:t>
+      </w:r>
+    </w:p>
+    <w:p>
+      <w:r>
+        <w:t>1. Propose a valid next test</w:t>
+      </w:r>
+    </w:p>
+    <w:p>
+      <w:r>
+        <w:t>2. State measured result</w:t>
+      </w:r>
+    </w:p>
+    <w:p>
+      <w:r>
+        <w:t>3. Address the challenge</w:t>
+      </w:r>
+    </w:p>
+    <w:p>
+      <w:pPr>
+        <w:pStyle w:val="Heading3"/>
+      </w:pPr>
+      <w:r>
+        <w:t>My selected conclusion, deciding fact and explanation</w:t>
+      </w:r>
+    </w:p>
+    <w:p>
+      <w:r>
+        <w:t>________________________________________________________________</w:t>
+      </w:r>
+    </w:p>
+    <w:p>
+      <w:r>
+        <w:t>________________________________________________________________</w:t>
+      </w:r>
+    </w:p>
+    <w:p>
+      <w:r>
+        <w:t>________________________________________________________________</w:t>
+      </w:r>
+    </w:p>
+    <w:p>
+      <w:r>
+        <w:t>________________________________________________________________</w:t>
+      </w:r>
+    </w:p>
+    <w:p>
+      <w:r>
+        <w:t>________________________________________________________________</w:t>
+      </w:r>
+    </w:p>
+    <w:p>
+      <w:r>
+        <w:t>Hint if needed: Read the steps in the pictorial case. Match the supplied detail to the stage that performs or records it.</w:t>
+      </w:r>
+    </w:p>
+    <w:p>
+      <w:r>
+        <w:t>After your attempt, compare with the supported explanation: Propose a valid next test Use reserved camera-B cases with labels, grouping and a fixed scoring rule. A challenge session tests whether the team knows its evidence boundary. An honest unknown plus a specific future test is stronger than an unsupported confident promise.</w:t>
+      </w:r>
+    </w:p>
+    <w:p>
+      <w:pPr>
+        <w:pStyle w:val="Heading3"/>
+      </w:pPr>
+      <w:r>
+        <w:t>Practice 2: explain the deciding evidence</w:t>
+      </w:r>
+    </w:p>
+    <w:p>
+      <w:r>
+        <w:t>Changed-case practice: The reviewer shows one camera-B success. Which conclusion is supported by the supplied facts?</w:t>
+      </w:r>
+    </w:p>
+    <w:p>
+      <w:r>
+        <w:t>1. We can decide the result without examining the changed input or the procedure.</w:t>
+      </w:r>
+    </w:p>
+    <w:p>
+      <w:r>
+        <w:t>2. That is one demonstration, not an estimate of broad camera-B reliability.</w:t>
+      </w:r>
+    </w:p>
+    <w:p>
+      <w:r>
+        <w:t>3. This one example guarantees correct results for every future input.</w:t>
+      </w:r>
+    </w:p>
+    <w:p>
+      <w:pPr>
+        <w:pStyle w:val="Heading3"/>
+      </w:pPr>
+      <w:r>
+        <w:t>My selected conclusion, deciding fact and explanation</w:t>
+      </w:r>
+    </w:p>
+    <w:p>
+      <w:r>
+        <w:t>________________________________________________________________</w:t>
+      </w:r>
+    </w:p>
+    <w:p>
+      <w:r>
+        <w:t>________________________________________________________________</w:t>
+      </w:r>
+    </w:p>
+    <w:p>
+      <w:r>
+        <w:t>________________________________________________________________</w:t>
+      </w:r>
+    </w:p>
+    <w:p>
+      <w:r>
+        <w:t>________________________________________________________________</w:t>
+      </w:r>
+    </w:p>
+    <w:p>
+      <w:r>
+        <w:t>________________________________________________________________</w:t>
+      </w:r>
+    </w:p>
+    <w:p>
+      <w:r>
+        <w:t>Hint if needed: Use the changed condition and the deciding step in the pictorial trace. The answer must say what follows from those facts.</w:t>
+      </w:r>
+    </w:p>
+    <w:p>
+      <w:r>
+        <w:t>After your attempt, compare with the supported explanation: That is one demonstration, not an estimate of broad camera-B reliability. One selected observation does not represent the full proposed condition.</w:t>
+      </w:r>
+    </w:p>
+    <w:p>
+      <w:pPr>
+        <w:pStyle w:val="Heading3"/>
+      </w:pPr>
+      <w:r>
+        <w:t>Repair a missing building block</w:t>
+      </w:r>
+    </w:p>
+    <w:p>
+      <w:r>
+        <w:t>Review Final project manuscript (ai-7/34). Goal: Explain the mechanism and terminology of final project manuscript. Short practice: Connect the manuscript’s 7/10 and 8/10 scores to the five-plant grouping. Which abstract claim must be corrected if it says ten independent plants?. Return to this week and explain what you changed.</w:t>
+      </w:r>
+    </w:p>
+    <w:p>
+      <w:r>
+        <w:t>Review Peer review and response (ai-7/32). Goal: Explain the mechanism and terminology of peer review and response. Short practice: Count photos and underlying plants in the reviewer’s concern. What analysis assumption needs revision, and why does changing only the word photos to plants fail to repair it?. Return to this week and explain what you changed.</w:t>
+      </w:r>
+    </w:p>
+    <w:p>
+      <w:r>
+        <w:t>Review Figures that preserve evidence (ai-7/29). Goal: Explain the mechanism and terminology of figures that preserve evidence. Short practice: Draw count bars for 6/10 and 8/10 using the stated axis. Why must the denominator and fixed task context remain visible, and what distortion arises from an undisclosed axis start at five?. Return to this week and explain what you changed.</w:t>
+      </w:r>
+    </w:p>
+    <w:p>
+      <w:pPr>
+        <w:pStyle w:val="Heading3"/>
+      </w:pPr>
+      <w:r>
+        <w:t>Keep your completed work</w:t>
+      </w:r>
+    </w:p>
+    <w:p>
+      <w:r>
+        <w:t>Use Download completed work in the hosted lesson to export your answers, reflections, practice feedback and code-run evidence. Open the HTML copy to read or print it. Drafts stay in this browser when storage is available; clear drafts on a shared device.</w:t>
+      </w:r>
+    </w:p>
+    <w:p>
+      <w:pPr>
+        <w:pStyle w:val="Heading3"/>
+      </w:pPr>
+      <w:r>
+        <w:t>What I repaired, the evidence I kept and the next test</w:t>
+      </w:r>
+    </w:p>
+    <w:p>
+      <w:r>
+        <w:t>________________________________________________________________</w:t>
+      </w:r>
+    </w:p>
+    <w:p>
+      <w:r>
+        <w:t>________________________________________________________________</w:t>
+      </w:r>
+    </w:p>
+    <w:p>
+      <w:r>
+        <w:t>________________________________________________________________</w:t>
+      </w:r>
+    </w:p>
+    <w:p>
+      <w:r>
+        <w:t>________________________________________________________________</w:t>
+      </w:r>
+    </w:p>
+    <w:p>
+      <w:r>
+        <w:t>________________________________________________________________</w:t>
+      </w:r>
+    </w:p>
     <w:sectPr>
       <w:pgSz w:w="12240" w:h="15840"/>
       <w:pgMar w:top="936" w:right="1008" w:bottom="936" w:left="1008" w:header="720" w:footer="720" w:gutter="0"/>

--- a/downloads/workbook/ai-7-week-35.docx
+++ b/downloads/workbook/ai-7-week-35.docx
@@ -30,33 +30,45 @@
     </w:p>
     <w:p>
       <w:r>
-        <w:t>Try the recall before opening notes. Then use a different colour or a labelled second line to correct your explanation.</w:t>
+        <w:t>Record your starting explanation for Presentation and challenge session before opening notes. Show any later correction separately.</w:t>
       </w:r>
     </w:p>
     <w:p>
       <w:pPr>
-        <w:pStyle w:val="Heading3"/>
-      </w:pPr>
-      <w:r>
-        <w:t>Final project manuscript</w:t>
+        <w:spacing w:line="336" w:lineRule="auto" w:after="180"/>
+      </w:pPr>
+      <w:r>
+        <w:rPr>
+          <w:b w:val="0"/>
+        </w:rPr>
+        <w:t>Try the recall before opening notes. Then use a different colour or a labelled second line to correct your explanation.</w:t>
       </w:r>
     </w:p>
     <w:p>
-      <w:r>
-        <w:t>Without opening the old lesson, explain one key idea from Final project manuscript. Give an example and a mistake that the idea helps you avoid.</w:t>
+      <w:pPr>
+        <w:pStyle w:val="Heading3"/>
+      </w:pPr>
+      <w:r>
+        <w:t>Final project manuscript</w:t>
       </w:r>
     </w:p>
     <w:p>
       <w:pPr>
-        <w:pStyle w:val="Heading3"/>
-      </w:pPr>
-      <w:r>
-        <w:t>My remembered idea, example and correction</w:t>
+        <w:spacing w:line="336" w:lineRule="auto" w:after="180"/>
+      </w:pPr>
+      <w:r>
+        <w:rPr>
+          <w:b w:val="0"/>
+        </w:rPr>
+        <w:t>Without opening the old lesson, explain one key idea from Final project manuscript. Give an example and a mistake that the idea helps you avoid.</w:t>
       </w:r>
     </w:p>
     <w:p>
-      <w:r>
-        <w:t>________________________________________________________________</w:t>
+      <w:pPr>
+        <w:pStyle w:val="Heading3"/>
+      </w:pPr>
+      <w:r>
+        <w:t>My remembered idea, example and correction</w:t>
       </w:r>
     </w:p>
     <w:p>
@@ -70,29 +82,35 @@
       </w:r>
     </w:p>
     <w:p>
-      <w:pPr>
-        <w:pStyle w:val="Heading3"/>
-      </w:pPr>
-      <w:r>
-        <w:t>Peer review and response</w:t>
+      <w:r>
+        <w:t>________________________________________________________________</w:t>
       </w:r>
     </w:p>
     <w:p>
-      <w:r>
-        <w:t>Without opening the old lesson, explain one key idea from Peer review and response. Give an example and a mistake that the idea helps you avoid.</w:t>
+      <w:pPr>
+        <w:pStyle w:val="Heading3"/>
+      </w:pPr>
+      <w:r>
+        <w:t>Peer review and response</w:t>
       </w:r>
     </w:p>
     <w:p>
       <w:pPr>
-        <w:pStyle w:val="Heading3"/>
-      </w:pPr>
-      <w:r>
-        <w:t>My remembered idea, example and correction</w:t>
+        <w:spacing w:line="336" w:lineRule="auto" w:after="180"/>
+      </w:pPr>
+      <w:r>
+        <w:rPr>
+          <w:b w:val="0"/>
+        </w:rPr>
+        <w:t>Without opening the old lesson, explain one key idea from Peer review and response. Give an example and a mistake that the idea helps you avoid.</w:t>
       </w:r>
     </w:p>
     <w:p>
-      <w:r>
-        <w:t>________________________________________________________________</w:t>
+      <w:pPr>
+        <w:pStyle w:val="Heading3"/>
+      </w:pPr>
+      <w:r>
+        <w:t>My remembered idea, example and correction</w:t>
       </w:r>
     </w:p>
     <w:p>
@@ -106,29 +124,47 @@
       </w:r>
     </w:p>
     <w:p>
-      <w:pPr>
-        <w:pStyle w:val="Heading3"/>
-      </w:pPr>
-      <w:r>
-        <w:t>Figures that preserve evidence</w:t>
+      <w:r>
+        <w:t>________________________________________________________________</w:t>
       </w:r>
     </w:p>
     <w:p>
-      <w:r>
-        <w:t>Without opening the old lesson, explain one key idea from Figures that preserve evidence. Give an example and a mistake that the idea helps you avoid.</w:t>
+      <w:pPr>
+        <w:pStyle w:val="Heading3"/>
+      </w:pPr>
+      <w:r>
+        <w:t>Figures that preserve evidence</w:t>
       </w:r>
     </w:p>
     <w:p>
       <w:pPr>
-        <w:pStyle w:val="Heading3"/>
-      </w:pPr>
-      <w:r>
-        <w:t>My remembered idea, example and correction</w:t>
+        <w:spacing w:line="336" w:lineRule="auto" w:after="180"/>
+      </w:pPr>
+      <w:r>
+        <w:rPr>
+          <w:b w:val="0"/>
+        </w:rPr>
+        <w:t xml:space="preserve">Without opening the old lesson, explain one key idea from Figures that preserve </w:t>
+      </w:r>
+      <w:r>
+        <w:rPr>
+          <w:b/>
+        </w:rPr>
+        <w:t>evidence</w:t>
+      </w:r>
+      <w:r>
+        <w:rPr>
+          <w:b w:val="0"/>
+        </w:rPr>
+        <w:t>. Give an example and a mistake that the idea helps you avoid.</w:t>
       </w:r>
     </w:p>
     <w:p>
-      <w:r>
-        <w:t>________________________________________________________________</w:t>
+      <w:pPr>
+        <w:pStyle w:val="Heading3"/>
+      </w:pPr>
+      <w:r>
+        <w:t>My remembered idea, example and correction</w:t>
       </w:r>
     </w:p>
     <w:p>
@@ -142,16 +178,44 @@
       </w:r>
     </w:p>
     <w:p>
-      <w:pPr>
-        <w:pStyle w:val="Heading1"/>
-      </w:pPr>
-      <w:r>
-        <w:t>02. Practise with fading help</w:t>
+      <w:r>
+        <w:t>________________________________________________________________</w:t>
       </w:r>
     </w:p>
     <w:p>
-      <w:r>
-        <w:t>Use W2: Trace the worked case for Presentation and challenge session. Record the answer once; the lesson and workbook refer to the same attempt.</w:t>
+      <w:pPr>
+        <w:pStyle w:val="Heading1"/>
+      </w:pPr>
+      <w:r>
+        <w:t>02. Practise with fading help</w:t>
+      </w:r>
+    </w:p>
+    <w:p>
+      <w:r>
+        <w:t>Complete the supported Presentation and challenge session trace and record the first step you can explain without help.</w:t>
+      </w:r>
+    </w:p>
+    <w:p>
+      <w:pPr>
+        <w:spacing w:line="336" w:lineRule="auto" w:after="180"/>
+      </w:pPr>
+      <w:r>
+        <w:rPr>
+          <w:b w:val="0"/>
+        </w:rPr>
+        <w:t xml:space="preserve">Use W2: Trace the worked case for Presentation and </w:t>
+      </w:r>
+      <w:r>
+        <w:rPr>
+          <w:b/>
+        </w:rPr>
+        <w:t>challenge session</w:t>
+      </w:r>
+      <w:r>
+        <w:rPr>
+          <w:b w:val="0"/>
+        </w:rPr>
+        <w:t>. Record the answer once; the lesson and workbook refer to the same attempt.</w:t>
       </w:r>
     </w:p>
     <w:tbl>
@@ -279,25 +343,49 @@
     </w:p>
     <w:p>
       <w:r>
-        <w:t>Use the worked case for Presentation and challenge session. Proposed explanation: “The worked result establishes every future case”. Decide whether this explanation is supported. Point to the step or supplied fact that decides; explain your repair if needed.</w:t>
+        <w:t>Check the proposed Presentation and challenge session explanation against the supplied facts before discussing it.</w:t>
       </w:r>
     </w:p>
     <w:p>
       <w:pPr>
-        <w:pStyle w:val="Heading3"/>
-      </w:pPr>
-      <w:r>
-        <w:t>My explanation before partner discussion</w:t>
+        <w:spacing w:line="336" w:lineRule="auto" w:after="180"/>
+      </w:pPr>
+      <w:r>
+        <w:rPr>
+          <w:b w:val="0"/>
+        </w:rPr>
+        <w:t xml:space="preserve">Use the worked case for Presentation and </w:t>
+      </w:r>
+      <w:r>
+        <w:rPr>
+          <w:b/>
+        </w:rPr>
+        <w:t>challenge session</w:t>
+      </w:r>
+      <w:r>
+        <w:rPr>
+          <w:b w:val="0"/>
+        </w:rPr>
+        <w:t>. Proposed explanation: “The worked result establishes every future case”. Decide whether this explanation is supported.</w:t>
       </w:r>
     </w:p>
     <w:p>
-      <w:r>
-        <w:t>________________________________________________________________</w:t>
+      <w:pPr>
+        <w:spacing w:line="336" w:lineRule="auto" w:after="180"/>
+      </w:pPr>
+      <w:r>
+        <w:rPr>
+          <w:b w:val="0"/>
+        </w:rPr>
+        <w:t>Point to the step or supplied fact that decides; explain your repair if needed.</w:t>
       </w:r>
     </w:p>
     <w:p>
-      <w:r>
-        <w:t>________________________________________________________________</w:t>
+      <w:pPr>
+        <w:pStyle w:val="Heading3"/>
+      </w:pPr>
+      <w:r>
+        <w:t>My explanation before partner discussion</w:t>
       </w:r>
     </w:p>
     <w:p>
@@ -311,47 +399,53 @@
       </w:r>
     </w:p>
     <w:p>
-      <w:pPr>
-        <w:pStyle w:val="Heading1"/>
-      </w:pPr>
-      <w:r>
-        <w:t>04. Independent transfer case</w:t>
+      <w:r>
+        <w:t>________________________________________________________________</w:t>
       </w:r>
     </w:p>
     <w:p>
-      <w:pPr>
-        <w:pStyle w:val="Heading3"/>
-      </w:pPr>
-      <w:r>
-        <w:t>Independent case: Apply a new case independently</w:t>
+      <w:r>
+        <w:t>________________________________________________________________</w:t>
       </w:r>
     </w:p>
     <w:p>
-      <w:r>
-        <w:t>Audience asks if result holds on mobile; only desktop was tested. Give an honest answer.</w:t>
+      <w:pPr>
+        <w:pStyle w:val="Heading1"/>
+      </w:pPr>
+      <w:r>
+        <w:t>04. Independent transfer case</w:t>
       </w:r>
     </w:p>
     <w:p>
-      <w:pPr>
-        <w:pStyle w:val="Heading3"/>
-      </w:pPr>
-      <w:r>
-        <w:t>My independent explanation, trace and limits</w:t>
+      <w:r>
+        <w:t>Write one first attempt at the reserved independent case before feedback. Repeated copies of that case refer to the same recorded attempt.</w:t>
       </w:r>
     </w:p>
     <w:p>
-      <w:r>
-        <w:t>________________________________________________________________</w:t>
+      <w:pPr>
+        <w:pStyle w:val="Heading3"/>
+      </w:pPr>
+      <w:r>
+        <w:t>Independent case: Apply a new case independently</w:t>
       </w:r>
     </w:p>
     <w:p>
-      <w:r>
-        <w:t>________________________________________________________________</w:t>
+      <w:pPr>
+        <w:spacing w:line="336" w:lineRule="auto" w:after="180"/>
+      </w:pPr>
+      <w:r>
+        <w:rPr>
+          <w:b w:val="0"/>
+        </w:rPr>
+        <w:t>Audience asks if result holds on mobile; only desktop was tested. Give an honest answer.</w:t>
       </w:r>
     </w:p>
     <w:p>
-      <w:r>
-        <w:t>________________________________________________________________</w:t>
+      <w:pPr>
+        <w:pStyle w:val="Heading3"/>
+      </w:pPr>
+      <w:r>
+        <w:t>My independent explanation, trace and limits</w:t>
       </w:r>
     </w:p>
     <w:p>
@@ -376,48 +470,96 @@
     </w:p>
     <w:p>
       <w:r>
-        <w:t>Attempt this case before feedback. Record any help. Earlier examples below are further practice; a case already practised with feedback cannot establish fresh transfer.</w:t>
+        <w:t>________________________________________________________________</w:t>
       </w:r>
     </w:p>
     <w:p>
-      <w:pPr>
-        <w:pStyle w:val="Heading1"/>
-      </w:pPr>
-      <w:r>
-        <w:t>05. W1 Explain the mechanism</w:t>
+      <w:r>
+        <w:t>________________________________________________________________</w:t>
       </w:r>
     </w:p>
     <w:p>
       <w:r>
-        <w:t>Explain the weekly mechanism in your own words. Use the worked scenario to name its input, decision rule and output.</w:t>
+        <w:t>________________________________________________________________</w:t>
       </w:r>
     </w:p>
     <w:p>
       <w:pPr>
-        <w:pStyle w:val="Heading3"/>
-      </w:pPr>
-      <w:r>
-        <w:t>My reasoning and evidence</w:t>
+        <w:spacing w:line="336" w:lineRule="auto" w:after="180"/>
+      </w:pPr>
+      <w:r>
+        <w:rPr>
+          <w:b w:val="0"/>
+        </w:rPr>
+        <w:t>Attempt this case before feedback. Record any help. Earlier examples below are further practice; a case already practised with feedback cannot establish fresh transfer.</w:t>
       </w:r>
     </w:p>
     <w:p>
-      <w:r>
-        <w:t>________________________________________________________________</w:t>
+      <w:pPr>
+        <w:pStyle w:val="Heading1"/>
+      </w:pPr>
+      <w:r>
+        <w:t>05. W1 Explain the mechanism</w:t>
       </w:r>
     </w:p>
     <w:p>
       <w:r>
-        <w:t>________________________________________________________________</w:t>
+        <w:t>Explain the mechanism. Apply the supplied Presentation and challenge session facts and keep your reasoning.</w:t>
       </w:r>
     </w:p>
     <w:p>
-      <w:r>
-        <w:t>________________________________________________________________</w:t>
+      <w:pPr>
+        <w:spacing w:line="336" w:lineRule="auto" w:after="180"/>
+      </w:pPr>
+      <w:r>
+        <w:rPr>
+          <w:b w:val="0"/>
+        </w:rPr>
+        <w:t xml:space="preserve">Explain the weekly </w:t>
+      </w:r>
+      <w:r>
+        <w:rPr>
+          <w:b/>
+        </w:rPr>
+        <w:t>mechanism</w:t>
+      </w:r>
+      <w:r>
+        <w:rPr>
+          <w:b w:val="0"/>
+        </w:rPr>
+        <w:t xml:space="preserve"> in your own words. Use the worked scenario to name its </w:t>
+      </w:r>
+      <w:r>
+        <w:rPr>
+          <w:b/>
+        </w:rPr>
+        <w:t>input</w:t>
+      </w:r>
+      <w:r>
+        <w:rPr>
+          <w:b w:val="0"/>
+        </w:rPr>
+        <w:t xml:space="preserve">, decision rule and </w:t>
+      </w:r>
+      <w:r>
+        <w:rPr>
+          <w:b/>
+        </w:rPr>
+        <w:t>output</w:t>
+      </w:r>
+      <w:r>
+        <w:rPr>
+          <w:b w:val="0"/>
+        </w:rPr>
+        <w:t>.</w:t>
       </w:r>
     </w:p>
     <w:p>
-      <w:r>
-        <w:t>________________________________________________________________</w:t>
+      <w:pPr>
+        <w:pStyle w:val="Heading3"/>
+      </w:pPr>
+      <w:r>
+        <w:t>My reasoning and evidence</w:t>
       </w:r>
     </w:p>
     <w:p>
@@ -431,24 +573,18 @@
       </w:r>
     </w:p>
     <w:p>
-      <w:pPr>
-        <w:pStyle w:val="Heading1"/>
-      </w:pPr>
-      <w:r>
-        <w:t>06. W2 Trace the worked case</w:t>
+      <w:r>
+        <w:t>________________________________________________________________</w:t>
       </w:r>
     </w:p>
     <w:p>
       <w:r>
-        <w:t>A presenter shows one perfect output after a20-case study with14 passes. Show the intermediate steps and give the conclusion with its scope.</w:t>
+        <w:t>________________________________________________________________</w:t>
       </w:r>
     </w:p>
     <w:p>
-      <w:pPr>
-        <w:pStyle w:val="Heading3"/>
-      </w:pPr>
-      <w:r>
-        <w:t>My reasoning and evidence</w:t>
+      <w:r>
+        <w:t>________________________________________________________________</w:t>
       </w:r>
     </w:p>
     <w:p>
@@ -457,23 +593,47 @@
       </w:r>
     </w:p>
     <w:p>
-      <w:r>
-        <w:t>________________________________________________________________</w:t>
+      <w:pPr>
+        <w:pStyle w:val="Heading1"/>
+      </w:pPr>
+      <w:r>
+        <w:t>06. W2 Trace the worked case</w:t>
       </w:r>
     </w:p>
     <w:p>
       <w:r>
-        <w:t>________________________________________________________________</w:t>
+        <w:t>Trace the worked case. Apply the supplied Presentation and challenge session facts and keep your reasoning.</w:t>
       </w:r>
     </w:p>
     <w:p>
-      <w:r>
-        <w:t>________________________________________________________________</w:t>
+      <w:pPr>
+        <w:spacing w:line="336" w:lineRule="auto" w:after="180"/>
+      </w:pPr>
+      <w:r>
+        <w:rPr>
+          <w:b w:val="0"/>
+        </w:rPr>
+        <w:t xml:space="preserve">A presenter shows one perfect </w:t>
+      </w:r>
+      <w:r>
+        <w:rPr>
+          <w:b/>
+        </w:rPr>
+        <w:t>output</w:t>
+      </w:r>
+      <w:r>
+        <w:rPr>
+          <w:b w:val="0"/>
+        </w:rPr>
+        <w:t xml:space="preserve"> after a20-case study with14 passes. Show the intermediate steps and give the conclusion with its scope.</w:t>
       </w:r>
     </w:p>
     <w:p>
-      <w:r>
-        <w:t>________________________________________________________________</w:t>
+      <w:pPr>
+        <w:pStyle w:val="Heading3"/>
+      </w:pPr>
+      <w:r>
+        <w:t>My reasoning and evidence</w:t>
       </w:r>
     </w:p>
     <w:p>
@@ -487,24 +647,18 @@
       </w:r>
     </w:p>
     <w:p>
-      <w:pPr>
-        <w:pStyle w:val="Heading1"/>
-      </w:pPr>
-      <w:r>
-        <w:t>07. W3 Audit the limit</w:t>
+      <w:r>
+        <w:t>________________________________________________________________</w:t>
       </w:r>
     </w:p>
     <w:p>
       <w:r>
-        <w:t>A report omits this qualification: A confident response should not replace missing evidence with speculation. Explain how omitting it could change a reader's interpretation, and write an accurate replacement.</w:t>
+        <w:t>________________________________________________________________</w:t>
       </w:r>
     </w:p>
     <w:p>
-      <w:pPr>
-        <w:pStyle w:val="Heading3"/>
-      </w:pPr>
-      <w:r>
-        <w:t>My reasoning and evidence</w:t>
+      <w:r>
+        <w:t>________________________________________________________________</w:t>
       </w:r>
     </w:p>
     <w:p>
@@ -518,44 +672,62 @@
       </w:r>
     </w:p>
     <w:p>
-      <w:r>
-        <w:t>________________________________________________________________</w:t>
+      <w:pPr>
+        <w:pStyle w:val="Heading1"/>
+      </w:pPr>
+      <w:r>
+        <w:t>07. W3 Audit the limit</w:t>
       </w:r>
     </w:p>
     <w:p>
       <w:r>
-        <w:t>________________________________________________________________</w:t>
+        <w:t>Audit the limit. Apply the supplied Presentation and challenge session facts and keep your reasoning.</w:t>
       </w:r>
     </w:p>
     <w:p>
-      <w:r>
-        <w:t>________________________________________________________________</w:t>
+      <w:pPr>
+        <w:spacing w:line="336" w:lineRule="auto" w:after="180"/>
+      </w:pPr>
+      <w:r>
+        <w:rPr>
+          <w:b w:val="0"/>
+        </w:rPr>
+        <w:t xml:space="preserve">A report omits this qualification: A confident response should not replace missing </w:t>
+      </w:r>
+      <w:r>
+        <w:rPr>
+          <w:b/>
+        </w:rPr>
+        <w:t>evidence</w:t>
+      </w:r>
+      <w:r>
+        <w:rPr>
+          <w:b w:val="0"/>
+        </w:rPr>
+        <w:t xml:space="preserve"> with speculation. Explain how omitting it could change a reader's interpretation, and write an accurate replacement.</w:t>
       </w:r>
     </w:p>
     <w:p>
-      <w:r>
-        <w:t>________________________________________________________________</w:t>
+      <w:pPr>
+        <w:pStyle w:val="Heading3"/>
+      </w:pPr>
+      <w:r>
+        <w:t>My reasoning and evidence</w:t>
       </w:r>
     </w:p>
     <w:p>
-      <w:pPr>
-        <w:pStyle w:val="Heading1"/>
-      </w:pPr>
-      <w:r>
-        <w:t>08. W4 Apply a new case independently</w:t>
+      <w:r>
+        <w:t>________________________________________________________________</w:t>
       </w:r>
     </w:p>
     <w:p>
       <w:r>
-        <w:t>Audience asks if result holds on mobile; only desktop was tested. Give an honest answer.</w:t>
+        <w:t>________________________________________________________________</w:t>
       </w:r>
     </w:p>
     <w:p>
-      <w:pPr>
-        <w:pStyle w:val="Heading3"/>
-      </w:pPr>
-      <w:r>
-        <w:t>My reasoning and evidence</w:t>
+      <w:r>
+        <w:t>________________________________________________________________</w:t>
       </w:r>
     </w:p>
     <w:p>
@@ -574,23 +746,35 @@
       </w:r>
     </w:p>
     <w:p>
-      <w:r>
-        <w:t>________________________________________________________________</w:t>
+      <w:pPr>
+        <w:pStyle w:val="Heading1"/>
+      </w:pPr>
+      <w:r>
+        <w:t>08. W4 Apply a new case independently</w:t>
       </w:r>
     </w:p>
     <w:p>
       <w:r>
-        <w:t>________________________________________________________________</w:t>
+        <w:t>Attempt before feedback. If this repeats the selected independent case, reuse that first attempt; otherwise keep a separate record. Apply a new case independently. Apply the supplied Presentation and challenge session facts and keep your reasoning.</w:t>
       </w:r>
     </w:p>
     <w:p>
-      <w:r>
-        <w:t>________________________________________________________________</w:t>
+      <w:pPr>
+        <w:spacing w:line="336" w:lineRule="auto" w:after="180"/>
+      </w:pPr>
+      <w:r>
+        <w:rPr>
+          <w:b w:val="0"/>
+        </w:rPr>
+        <w:t>Audience asks if result holds on mobile; only desktop was tested. Give an honest answer.</w:t>
       </w:r>
     </w:p>
     <w:p>
-      <w:r>
-        <w:t>________________________________________________________________</w:t>
+      <w:pPr>
+        <w:pStyle w:val="Heading3"/>
+      </w:pPr>
+      <w:r>
+        <w:t>My reasoning and evidence</w:t>
       </w:r>
     </w:p>
     <w:p>
@@ -599,24 +783,18 @@
       </w:r>
     </w:p>
     <w:p>
-      <w:pPr>
-        <w:pStyle w:val="Heading1"/>
-      </w:pPr>
-      <w:r>
-        <w:t>09. W5 Design a revealing follow-up</w:t>
+      <w:r>
+        <w:t>________________________________________________________________</w:t>
       </w:r>
     </w:p>
     <w:p>
       <w:r>
-        <w:t>For the worked scenario, propose one additional case that could reveal a failure, describe its expected outcome before running it, and explain what would need to remain fixed for a fair comparison. Do not reuse W4 as a new final test after receiving feedback.</w:t>
+        <w:t>________________________________________________________________</w:t>
       </w:r>
     </w:p>
     <w:p>
-      <w:pPr>
-        <w:pStyle w:val="Heading3"/>
-      </w:pPr>
-      <w:r>
-        <w:t>My reasoning and evidence</w:t>
+      <w:r>
+        <w:t>________________________________________________________________</w:t>
       </w:r>
     </w:p>
     <w:p>
@@ -640,39 +818,51 @@
       </w:r>
     </w:p>
     <w:p>
-      <w:r>
-        <w:t>________________________________________________________________</w:t>
+      <w:pPr>
+        <w:pStyle w:val="Heading1"/>
+      </w:pPr>
+      <w:r>
+        <w:t>09. W5 Design a revealing follow-up</w:t>
       </w:r>
     </w:p>
     <w:p>
       <w:r>
-        <w:t>________________________________________________________________</w:t>
+        <w:t>Design a revealing follow-up. Apply the supplied Presentation and challenge session facts and keep your reasoning.</w:t>
       </w:r>
     </w:p>
     <w:p>
-      <w:r>
-        <w:t>________________________________________________________________</w:t>
+      <w:pPr>
+        <w:spacing w:line="336" w:lineRule="auto" w:after="180"/>
+      </w:pPr>
+      <w:r>
+        <w:rPr>
+          <w:b w:val="0"/>
+        </w:rPr>
+        <w:t>For the worked scenario, propose one additional case that could reveal a failure, describe its expected outcome before running it, and explain what would need to remain fixed for a fair comparison.</w:t>
       </w:r>
     </w:p>
     <w:p>
       <w:pPr>
-        <w:pStyle w:val="Heading1"/>
-      </w:pPr>
-      <w:r>
-        <w:t>10. Project checkpoint and reflection</w:t>
+        <w:spacing w:line="336" w:lineRule="auto" w:after="180"/>
+      </w:pPr>
+      <w:r>
+        <w:rPr>
+          <w:b w:val="0"/>
+        </w:rPr>
+        <w:t>Do not reuse W4 as a new final test after receiving feedback.</w:t>
       </w:r>
     </w:p>
     <w:p>
-      <w:r>
-        <w:t>For Reproducible AI Research Study, use this week’s independent task as a rehearsal for the final evidence pack: Audience asks if result holds on mobile; only desktop was tested. Give an honest answer. Keep actual observations separate from expected results, preserve failures, compare a baseline and explain the limits.</w:t>
+      <w:pPr>
+        <w:pStyle w:val="Heading3"/>
+      </w:pPr>
+      <w:r>
+        <w:t>My reasoning and evidence</w:t>
       </w:r>
     </w:p>
     <w:p>
-      <w:pPr>
-        <w:pStyle w:val="Heading3"/>
-      </w:pPr>
-      <w:r>
-        <w:t>My project change, supporting evidence and remaining limit</w:t>
+      <w:r>
+        <w:t>________________________________________________________________</w:t>
       </w:r>
     </w:p>
     <w:p>
@@ -710,7 +900,109 @@
         <w:pStyle w:val="Heading1"/>
       </w:pPr>
       <w:r>
+        <w:t>10. Project checkpoint and reflection</w:t>
+      </w:r>
+    </w:p>
+    <w:p>
+      <w:r>
+        <w:t>Connect Presentation and challenge session to Reproducible AI Research Study, identify a limit and choose the next useful test.</w:t>
+      </w:r>
+    </w:p>
+    <w:p>
+      <w:pPr>
+        <w:spacing w:line="336" w:lineRule="auto" w:after="180"/>
+      </w:pPr>
+      <w:r>
+        <w:rPr>
+          <w:b w:val="0"/>
+        </w:rPr>
+        <w:t xml:space="preserve">For Reproducible AI Research Study, use this week’s independent task as a rehearsal for the final </w:t>
+      </w:r>
+      <w:r>
+        <w:rPr>
+          <w:b/>
+        </w:rPr>
+        <w:t>evidence</w:t>
+      </w:r>
+      <w:r>
+        <w:rPr>
+          <w:b w:val="0"/>
+        </w:rPr>
+        <w:t xml:space="preserve"> pack: Audience asks if result holds on mobile; only desktop was tested. Give an honest answer.</w:t>
+      </w:r>
+    </w:p>
+    <w:p>
+      <w:pPr>
+        <w:spacing w:line="336" w:lineRule="auto" w:after="180"/>
+      </w:pPr>
+      <w:r>
+        <w:rPr>
+          <w:b w:val="0"/>
+        </w:rPr>
+        <w:t xml:space="preserve">Keep actual </w:t>
+      </w:r>
+      <w:r>
+        <w:rPr>
+          <w:b/>
+        </w:rPr>
+        <w:t>observation</w:t>
+      </w:r>
+      <w:r>
+        <w:rPr>
+          <w:b w:val="0"/>
+        </w:rPr>
+        <w:t>s separate from expected results, preserve failures, compare a baseline and explain the limits.</w:t>
+      </w:r>
+    </w:p>
+    <w:p>
+      <w:pPr>
+        <w:pStyle w:val="Heading3"/>
+      </w:pPr>
+      <w:r>
+        <w:t>My project change, supporting evidence and remaining limit</w:t>
+      </w:r>
+    </w:p>
+    <w:p>
+      <w:r>
+        <w:t>________________________________________________________________</w:t>
+      </w:r>
+    </w:p>
+    <w:p>
+      <w:r>
+        <w:t>________________________________________________________________</w:t>
+      </w:r>
+    </w:p>
+    <w:p>
+      <w:r>
+        <w:t>________________________________________________________________</w:t>
+      </w:r>
+    </w:p>
+    <w:p>
+      <w:r>
+        <w:t>________________________________________________________________</w:t>
+      </w:r>
+    </w:p>
+    <w:p>
+      <w:r>
+        <w:t>________________________________________________________________</w:t>
+      </w:r>
+    </w:p>
+    <w:p>
+      <w:r>
+        <w:t>________________________________________________________________</w:t>
+      </w:r>
+    </w:p>
+    <w:p>
+      <w:pPr>
+        <w:pStyle w:val="Heading1"/>
+      </w:pPr>
+      <w:r>
         <w:t>11. Feedback, return check and learning record</w:t>
+      </w:r>
+    </w:p>
+    <w:p>
+      <w:r>
+        <w:t>Record the first repaired step and a different case to revisit after a delay.</w:t>
       </w:r>
     </w:p>
     <w:tbl>
@@ -850,7 +1142,13 @@
       </w:tr>
     </w:tbl>
     <w:p>
-      <w:r>
+      <w:pPr>
+        <w:spacing w:line="336" w:lineRule="auto" w:after="180"/>
+      </w:pPr>
+      <w:r>
+        <w:rPr>
+          <w:b w:val="0"/>
+        </w:rPr>
         <w:t>Revisit this idea with your teacher after a delay. Familiarity is different from explaining and using it on a changed case.</w:t>
       </w:r>
     </w:p>
@@ -864,11 +1162,40 @@
     </w:p>
     <w:p>
       <w:r>
-        <w:t>Answer a challenge without inventing evidence. At the presentation, a reviewer asks whether the model works on a different camera.</w:t>
+        <w:t>Answer a challenge without inventing evidence. At the presentation, a reviewer asks whether the model works on a different camera. Explain the labelled step before checking the changed condition.</w:t>
       </w:r>
     </w:p>
     <w:p>
-      <w:r>
+      <w:pPr>
+        <w:spacing w:line="336" w:lineRule="auto" w:after="180"/>
+      </w:pPr>
+      <w:r>
+        <w:rPr>
+          <w:b w:val="0"/>
+        </w:rPr>
+        <w:t xml:space="preserve">Answer a challenge without inventing </w:t>
+      </w:r>
+      <w:r>
+        <w:rPr>
+          <w:b/>
+        </w:rPr>
+        <w:t>evidence</w:t>
+      </w:r>
+      <w:r>
+        <w:rPr>
+          <w:b w:val="0"/>
+        </w:rPr>
+        <w:t>. At the presentation, a reviewer asks whether the model works on a different camera.</w:t>
+      </w:r>
+    </w:p>
+    <w:p>
+      <w:pPr>
+        <w:spacing w:line="336" w:lineRule="auto" w:after="180"/>
+      </w:pPr>
+      <w:r>
+        <w:rPr>
+          <w:b w:val="0"/>
+        </w:rPr>
         <w:t>The project tested twelve photos from camera A only. Ten were correct; no camera B records exist.</w:t>
       </w:r>
     </w:p>
@@ -909,8 +1236,27 @@
       </w:r>
     </w:p>
     <w:p>
-      <w:r>
-        <w:t>Answer the camera-B challenge using only the twelve camera-A records. Why is one displayed camera-B success a demonstration rather than broad evidence of camera-B reliability?</w:t>
+      <w:pPr>
+        <w:spacing w:line="336" w:lineRule="auto" w:after="180"/>
+        <w:shd w:fill="F5F1FB"/>
+      </w:pPr>
+      <w:r>
+        <w:rPr>
+          <w:b w:val="0"/>
+        </w:rPr>
+        <w:t xml:space="preserve">Answer the camera-B challenge using only the twelve camera-A records. Why is one displayed camera-B success a demonstration rather than broad </w:t>
+      </w:r>
+      <w:r>
+        <w:rPr>
+          <w:b/>
+        </w:rPr>
+        <w:t>evidence</w:t>
+      </w:r>
+      <w:r>
+        <w:rPr>
+          <w:b w:val="0"/>
+        </w:rPr>
+        <w:t xml:space="preserve"> of camera-B reliability?</w:t>
       </w:r>
     </w:p>
     <w:p>
@@ -952,35 +1298,114 @@
       </w:r>
     </w:p>
     <w:p>
-      <w:r>
-        <w:t>Support used: alone / hint / worked example. This record is practice evidence.</w:t>
+      <w:pPr>
+        <w:pStyle w:val="Heading3"/>
+      </w:pPr>
+      <w:r>
+        <w:t>Record the help used</w:t>
       </w:r>
     </w:p>
     <w:p>
-      <w:r>
-        <w:t>Project connection: For the Reproducible AI Research Study, retain an annotated worked trace and the changed-case reasoning. Connect the claim to its records, units and assumptions so another investigator can challenge or reproduce it.</w:t>
+      <w:pPr>
+        <w:spacing w:line="336" w:lineRule="auto" w:after="180"/>
+        <w:shd w:fill="F1F6F8"/>
+      </w:pPr>
+      <w:r>
+        <w:rPr>
+          <w:b w:val="0"/>
+        </w:rPr>
+        <w:t xml:space="preserve">Support used: alone / hint / worked example. This record is practice </w:t>
+      </w:r>
+      <w:r>
+        <w:rPr>
+          <w:b/>
+        </w:rPr>
+        <w:t>evidence</w:t>
+      </w:r>
+      <w:r>
+        <w:rPr>
+          <w:b w:val="0"/>
+        </w:rPr>
+        <w:t>.</w:t>
       </w:r>
     </w:p>
     <w:p>
       <w:pPr>
-        <w:pStyle w:val="Heading1"/>
-      </w:pPr>
-      <w:r>
-        <w:t>13. Project portfolio milestone</w:t>
+        <w:spacing w:line="336" w:lineRule="auto" w:after="180"/>
+      </w:pPr>
+      <w:r>
+        <w:rPr>
+          <w:b w:val="0"/>
+        </w:rPr>
+        <w:t>Project connection: For the Reproducible AI Research Study, retain an annotated worked trace and the changed-case reasoning.</w:t>
       </w:r>
     </w:p>
     <w:p>
-      <w:r>
-        <w:t>Project: Reproducible AI Research Study</w:t>
+      <w:pPr>
+        <w:spacing w:line="336" w:lineRule="auto" w:after="180"/>
+      </w:pPr>
+      <w:r>
+        <w:rPr>
+          <w:b w:val="0"/>
+        </w:rPr>
+        <w:t>Connect the claim to its records, units and assumptions so another investigator can challenge or reproduce it.</w:t>
       </w:r>
     </w:p>
     <w:p>
-      <w:r>
-        <w:t>Current milestone: Present and defend. Demonstrate the system, explain one failure and justify the next improvement with evidence.</w:t>
+      <w:pPr>
+        <w:pStyle w:val="Heading1"/>
+      </w:pPr>
+      <w:r>
+        <w:t>13. Project portfolio milestone</w:t>
       </w:r>
     </w:p>
     <w:p>
       <w:r>
+        <w:t>Keep this week’s input, deciding step, result and limit together in the Reproducible AI Research Study record.</w:t>
+      </w:r>
+    </w:p>
+    <w:p>
+      <w:pPr>
+        <w:spacing w:line="336" w:lineRule="auto" w:after="180"/>
+      </w:pPr>
+      <w:r>
+        <w:rPr>
+          <w:b w:val="0"/>
+        </w:rPr>
+        <w:t>Project: Reproducible AI Research Study</w:t>
+      </w:r>
+    </w:p>
+    <w:p>
+      <w:pPr>
+        <w:spacing w:line="336" w:lineRule="auto" w:after="180"/>
+      </w:pPr>
+      <w:r>
+        <w:rPr>
+          <w:b w:val="0"/>
+        </w:rPr>
+        <w:t xml:space="preserve">Current milestone: Present and defend. Demonstrate the system, explain one failure and justify the next improvement with </w:t>
+      </w:r>
+      <w:r>
+        <w:rPr>
+          <w:b/>
+        </w:rPr>
+        <w:t>evidence</w:t>
+      </w:r>
+      <w:r>
+        <w:rPr>
+          <w:b w:val="0"/>
+        </w:rPr>
+        <w:t>.</w:t>
+      </w:r>
+    </w:p>
+    <w:p>
+      <w:pPr>
+        <w:spacing w:line="336" w:lineRule="auto" w:after="180"/>
+      </w:pPr>
+      <w:r>
+        <w:rPr>
+          <w:b w:val="0"/>
+        </w:rPr>
         <w:t>For the Reproducible AI Research Study, retain an annotated worked trace and the changed-case reasoning. Connect the claim to its records, units and assumptions so another investigator can challenge or reproduce it.</w:t>
       </w:r>
     </w:p>
@@ -1143,53 +1568,104 @@
     </w:p>
     <w:p>
       <w:r>
-        <w:t>Use this supported practice once, in the browser or on paper. Keep the reserved independent assessment for a separate first attempt before teacher feedback.</w:t>
+        <w:t>Try the supported questions before comparing with hints and feedback. Record what you repaired and the evidence you retained.</w:t>
       </w:r>
     </w:p>
     <w:p>
-      <w:r>
-        <w:t>Answer a challenge without inventing evidence. At the presentation, a reviewer asks whether the model works on a different camera.</w:t>
+      <w:pPr>
+        <w:spacing w:line="336" w:lineRule="auto" w:after="180"/>
+      </w:pPr>
+      <w:r>
+        <w:rPr>
+          <w:b w:val="0"/>
+        </w:rPr>
+        <w:t>Use this supported practice once, in the browser or on paper. Keep the reserved independent assessment for a separate first attempt before teacher feedback.</w:t>
       </w:r>
     </w:p>
     <w:p>
       <w:pPr>
-        <w:pStyle w:val="Heading3"/>
-      </w:pPr>
-      <w:r>
-        <w:t>Practice 1: explain the deciding evidence</w:t>
+        <w:spacing w:line="336" w:lineRule="auto" w:after="180"/>
+      </w:pPr>
+      <w:r>
+        <w:rPr>
+          <w:b w:val="0"/>
+        </w:rPr>
+        <w:t xml:space="preserve">Answer a challenge without inventing </w:t>
+      </w:r>
+      <w:r>
+        <w:rPr>
+          <w:b/>
+        </w:rPr>
+        <w:t>evidence</w:t>
+      </w:r>
+      <w:r>
+        <w:rPr>
+          <w:b w:val="0"/>
+        </w:rPr>
+        <w:t>. At the presentation, a reviewer asks whether the model works on a different camera.</w:t>
       </w:r>
     </w:p>
     <w:p>
-      <w:r>
-        <w:t>Which labelled step matches this detail? Use reserved camera-B cases with labels, grouping and a fixed scoring rule.</w:t>
+      <w:pPr>
+        <w:pStyle w:val="Heading3"/>
+      </w:pPr>
+      <w:r>
+        <w:t>Practice 1: explain the deciding evidence</w:t>
       </w:r>
     </w:p>
     <w:p>
-      <w:r>
-        <w:t>1. Propose a valid next test</w:t>
+      <w:pPr>
+        <w:spacing w:line="336" w:lineRule="auto" w:after="180"/>
+      </w:pPr>
+      <w:r>
+        <w:rPr>
+          <w:b w:val="0"/>
+        </w:rPr>
+        <w:t>Which labelled step matches this detail? Use reserved camera-B cases with labels, grouping and a fixed scoring rule.</w:t>
       </w:r>
     </w:p>
     <w:p>
-      <w:r>
-        <w:t>2. State measured result</w:t>
+      <w:pPr>
+        <w:spacing w:line="336" w:lineRule="auto" w:after="180"/>
+        <w:shd w:fill="F4F9FC"/>
+      </w:pPr>
+      <w:r>
+        <w:rPr>
+          <w:b w:val="0"/>
+        </w:rPr>
+        <w:t>1. Propose a valid next test</w:t>
       </w:r>
     </w:p>
     <w:p>
-      <w:r>
-        <w:t>3. Address the challenge</w:t>
+      <w:pPr>
+        <w:spacing w:line="336" w:lineRule="auto" w:after="180"/>
+        <w:shd w:fill="F4F9FC"/>
+      </w:pPr>
+      <w:r>
+        <w:rPr>
+          <w:b w:val="0"/>
+        </w:rPr>
+        <w:t>2. State measured result</w:t>
       </w:r>
     </w:p>
     <w:p>
       <w:pPr>
-        <w:pStyle w:val="Heading3"/>
-      </w:pPr>
-      <w:r>
-        <w:t>My selected conclusion, deciding fact and explanation</w:t>
+        <w:spacing w:line="336" w:lineRule="auto" w:after="180"/>
+        <w:shd w:fill="F4F9FC"/>
+      </w:pPr>
+      <w:r>
+        <w:rPr>
+          <w:b w:val="0"/>
+        </w:rPr>
+        <w:t>3. Address the challenge</w:t>
       </w:r>
     </w:p>
     <w:p>
-      <w:r>
-        <w:t>________________________________________________________________</w:t>
+      <w:pPr>
+        <w:pStyle w:val="Heading3"/>
+      </w:pPr>
+      <w:r>
+        <w:t>My selected conclusion, deciding fact and explanation</w:t>
       </w:r>
     </w:p>
     <w:p>
@@ -1214,40 +1690,91 @@
     </w:p>
     <w:p>
       <w:r>
-        <w:t>Hint if needed: Read the steps in the pictorial case. Match the supplied detail to the stage that performs or records it.</w:t>
+        <w:t>________________________________________________________________</w:t>
       </w:r>
     </w:p>
     <w:p>
-      <w:r>
-        <w:t>After your attempt, compare with the supported explanation: Propose a valid next test Use reserved camera-B cases with labels, grouping and a fixed scoring rule. A challenge session tests whether the team knows its evidence boundary. An honest unknown plus a specific future test is stronger than an unsupported confident promise.</w:t>
+      <w:pPr>
+        <w:pStyle w:val="Heading3"/>
+      </w:pPr>
+      <w:r>
+        <w:t>Hint · try first</w:t>
       </w:r>
     </w:p>
     <w:p>
       <w:pPr>
-        <w:pStyle w:val="Heading3"/>
-      </w:pPr>
-      <w:r>
-        <w:t>Practice 2: explain the deciding evidence</w:t>
+        <w:spacing w:line="336" w:lineRule="auto" w:after="180"/>
+        <w:shd w:fill="F1F6F8"/>
+      </w:pPr>
+      <w:r>
+        <w:rPr>
+          <w:b w:val="0"/>
+        </w:rPr>
+        <w:t>Hint if needed: Read the steps in the pictorial case. Match the supplied detail to the stage that performs or records it.</w:t>
       </w:r>
     </w:p>
     <w:p>
-      <w:r>
-        <w:t>Changed-case practice: The reviewer shows one camera-B success. Which conclusion is supported by the supplied facts?</w:t>
+      <w:pPr>
+        <w:pStyle w:val="Heading3"/>
+      </w:pPr>
+      <w:r>
+        <w:t>Feedback · compare after trying</w:t>
       </w:r>
     </w:p>
     <w:p>
-      <w:r>
-        <w:t>1. We can decide the result without examining the changed input or the procedure.</w:t>
+      <w:pPr>
+        <w:spacing w:line="336" w:lineRule="auto" w:after="180"/>
+        <w:shd w:fill="F1F6FC"/>
+      </w:pPr>
+      <w:r>
+        <w:rPr>
+          <w:b w:val="0"/>
+        </w:rPr>
+        <w:t>After your attempt, compare with the supported explanation: Propose a valid next test Use reserved camera-B cases with labels, grouping and a fixed scoring rule.</w:t>
       </w:r>
     </w:p>
     <w:p>
-      <w:r>
-        <w:t>2. That is one demonstration, not an estimate of broad camera-B reliability.</w:t>
+      <w:pPr>
+        <w:spacing w:line="336" w:lineRule="auto" w:after="180"/>
+        <w:shd w:fill="F1F6FC"/>
+      </w:pPr>
+      <w:r>
+        <w:rPr>
+          <w:b w:val="0"/>
+        </w:rPr>
+        <w:t xml:space="preserve">A </w:t>
+      </w:r>
+      <w:r>
+        <w:rPr>
+          <w:b/>
+        </w:rPr>
+        <w:t>challenge session</w:t>
+      </w:r>
+      <w:r>
+        <w:rPr>
+          <w:b w:val="0"/>
+        </w:rPr>
+        <w:t xml:space="preserve"> tests whether the team knows its </w:t>
+      </w:r>
+      <w:r>
+        <w:rPr>
+          <w:b/>
+        </w:rPr>
+        <w:t>evidence</w:t>
+      </w:r>
+      <w:r>
+        <w:rPr>
+          <w:b w:val="0"/>
+        </w:rPr>
+        <w:t xml:space="preserve"> boundary. An honest unknown plus a specific future test is stronger than an unsupported confident promise.</w:t>
       </w:r>
     </w:p>
     <w:p>
-      <w:r>
-        <w:t>3. This one example guarantees correct results for every future input.</w:t>
+      <w:pPr>
+        <w:pStyle w:val="Heading3"/>
+      </w:pPr>
+      <w:r>
+        <w:t>Practice 2: explain the deciding evidence</w:t>
       </w:r>
     </w:p>
     <w:p>
@@ -1255,91 +1782,1182 @@
         <w:pStyle w:val="Heading3"/>
       </w:pPr>
       <w:r>
-        <w:t>My selected conclusion, deciding fact and explanation</w:t>
+        <w:t>Changed case · predict first</w:t>
       </w:r>
     </w:p>
     <w:p>
-      <w:r>
-        <w:t>________________________________________________________________</w:t>
+      <w:pPr>
+        <w:spacing w:line="336" w:lineRule="auto" w:after="180"/>
+        <w:shd w:fill="F5F1FB"/>
+      </w:pPr>
+      <w:r>
+        <w:rPr>
+          <w:b w:val="0"/>
+        </w:rPr>
+        <w:t>Changed-case practice: The reviewer shows one camera-B success. Which conclusion is supported by the supplied facts?</w:t>
       </w:r>
     </w:p>
     <w:p>
-      <w:r>
-        <w:t>________________________________________________________________</w:t>
+      <w:pPr>
+        <w:spacing w:line="336" w:lineRule="auto" w:after="180"/>
+        <w:shd w:fill="F4F9FC"/>
+      </w:pPr>
+      <w:r>
+        <w:rPr>
+          <w:b w:val="0"/>
+        </w:rPr>
+        <w:t xml:space="preserve">1. We can decide the result without examining the changed </w:t>
+      </w:r>
+      <w:r>
+        <w:rPr>
+          <w:b/>
+        </w:rPr>
+        <w:t>input</w:t>
+      </w:r>
+      <w:r>
+        <w:rPr>
+          <w:b w:val="0"/>
+        </w:rPr>
+        <w:t xml:space="preserve"> or the procedure.</w:t>
       </w:r>
     </w:p>
     <w:p>
-      <w:r>
-        <w:t>________________________________________________________________</w:t>
+      <w:pPr>
+        <w:spacing w:line="336" w:lineRule="auto" w:after="180"/>
+        <w:shd w:fill="F4F9FC"/>
+      </w:pPr>
+      <w:r>
+        <w:rPr>
+          <w:b w:val="0"/>
+        </w:rPr>
+        <w:t>2. That is one demonstration, not an estimate of broad camera-B reliability.</w:t>
       </w:r>
     </w:p>
     <w:p>
-      <w:r>
-        <w:t>________________________________________________________________</w:t>
+      <w:pPr>
+        <w:spacing w:line="336" w:lineRule="auto" w:after="180"/>
+        <w:shd w:fill="F4F9FC"/>
+      </w:pPr>
+      <w:r>
+        <w:rPr>
+          <w:b w:val="0"/>
+        </w:rPr>
+        <w:t xml:space="preserve">3. This one example guarantees correct results for every future </w:t>
+      </w:r>
+      <w:r>
+        <w:rPr>
+          <w:b/>
+        </w:rPr>
+        <w:t>input</w:t>
+      </w:r>
+      <w:r>
+        <w:rPr>
+          <w:b w:val="0"/>
+        </w:rPr>
+        <w:t>.</w:t>
       </w:r>
     </w:p>
     <w:p>
-      <w:r>
-        <w:t>________________________________________________________________</w:t>
+      <w:pPr>
+        <w:pStyle w:val="Heading3"/>
+      </w:pPr>
+      <w:r>
+        <w:t>My selected conclusion, deciding fact and explanation</w:t>
       </w:r>
     </w:p>
     <w:p>
       <w:r>
-        <w:t>Hint if needed: Use the changed condition and the deciding step in the pictorial trace. The answer must say what follows from those facts.</w:t>
+        <w:t>________________________________________________________________</w:t>
       </w:r>
     </w:p>
     <w:p>
       <w:r>
-        <w:t>After your attempt, compare with the supported explanation: That is one demonstration, not an estimate of broad camera-B reliability. One selected observation does not represent the full proposed condition.</w:t>
+        <w:t>________________________________________________________________</w:t>
       </w:r>
     </w:p>
     <w:p>
-      <w:pPr>
-        <w:pStyle w:val="Heading3"/>
-      </w:pPr>
-      <w:r>
-        <w:t>Repair a missing building block</w:t>
+      <w:r>
+        <w:t>________________________________________________________________</w:t>
       </w:r>
     </w:p>
     <w:p>
       <w:r>
-        <w:t>Review Final project manuscript (ai-7/34). Goal: Explain the mechanism and terminology of final project manuscript. Short practice: Connect the manuscript’s 7/10 and 8/10 scores to the five-plant grouping. Which abstract claim must be corrected if it says ten independent plants?. Return to this week and explain what you changed.</w:t>
+        <w:t>________________________________________________________________</w:t>
       </w:r>
     </w:p>
     <w:p>
       <w:r>
-        <w:t>Review Peer review and response (ai-7/32). Goal: Explain the mechanism and terminology of peer review and response. Short practice: Count photos and underlying plants in the reviewer’s concern. What analysis assumption needs revision, and why does changing only the word photos to plants fail to repair it?. Return to this week and explain what you changed.</w:t>
+        <w:t>________________________________________________________________</w:t>
       </w:r>
     </w:p>
     <w:p>
-      <w:r>
-        <w:t>Review Figures that preserve evidence (ai-7/29). Goal: Explain the mechanism and terminology of figures that preserve evidence. Short practice: Draw count bars for 6/10 and 8/10 using the stated axis. Why must the denominator and fixed task context remain visible, and what distortion arises from an undisclosed axis start at five?. Return to this week and explain what you changed.</w:t>
+      <w:pPr>
+        <w:pStyle w:val="Heading3"/>
+      </w:pPr>
+      <w:r>
+        <w:t>Hint · try first</w:t>
       </w:r>
     </w:p>
     <w:p>
       <w:pPr>
-        <w:pStyle w:val="Heading3"/>
-      </w:pPr>
-      <w:r>
-        <w:t>Keep your completed work</w:t>
+        <w:spacing w:line="336" w:lineRule="auto" w:after="180"/>
+        <w:shd w:fill="F1F6F8"/>
+      </w:pPr>
+      <w:r>
+        <w:rPr>
+          <w:b w:val="0"/>
+        </w:rPr>
+        <w:t>Hint if needed: Use the changed condition and the deciding step in the pictorial trace. The answer must say what follows from those facts.</w:t>
       </w:r>
     </w:p>
     <w:p>
-      <w:r>
-        <w:t>Use Download completed work in the hosted lesson to export your answers, reflections, practice feedback and code-run evidence. Open the HTML copy to read or print it. Drafts stay in this browser when storage is available; clear drafts on a shared device.</w:t>
+      <w:pPr>
+        <w:pStyle w:val="Heading3"/>
+      </w:pPr>
+      <w:r>
+        <w:t>Feedback · compare after trying</w:t>
       </w:r>
     </w:p>
     <w:p>
       <w:pPr>
-        <w:pStyle w:val="Heading3"/>
-      </w:pPr>
-      <w:r>
-        <w:t>What I repaired, the evidence I kept and the next test</w:t>
+        <w:spacing w:line="336" w:lineRule="auto" w:after="180"/>
+        <w:shd w:fill="F1F6FC"/>
+      </w:pPr>
+      <w:r>
+        <w:rPr>
+          <w:b w:val="0"/>
+        </w:rPr>
+        <w:t xml:space="preserve">After your attempt, compare with the supported explanation: That is one demonstration, not an estimate of broad camera-B reliability. One selected </w:t>
+      </w:r>
+      <w:r>
+        <w:rPr>
+          <w:b/>
+        </w:rPr>
+        <w:t>observation</w:t>
+      </w:r>
+      <w:r>
+        <w:rPr>
+          <w:b w:val="0"/>
+        </w:rPr>
+        <w:t xml:space="preserve"> does not represent the full proposed condition.</w:t>
       </w:r>
     </w:p>
     <w:p>
+      <w:pPr>
+        <w:pStyle w:val="Heading3"/>
+      </w:pPr>
+      <w:r>
+        <w:t>Repair a missing building block</w:t>
+      </w:r>
+    </w:p>
+    <w:p>
+      <w:pPr>
+        <w:spacing w:line="336" w:lineRule="auto" w:after="180"/>
+      </w:pPr>
+      <w:r>
+        <w:rPr>
+          <w:b w:val="0"/>
+        </w:rPr>
+        <w:t xml:space="preserve">Review Final project manuscript (ai-7/34). Goal: Explain the </w:t>
+      </w:r>
+      <w:r>
+        <w:rPr>
+          <w:b/>
+        </w:rPr>
+        <w:t>mechanism</w:t>
+      </w:r>
+      <w:r>
+        <w:rPr>
+          <w:b w:val="0"/>
+        </w:rPr>
+        <w:t xml:space="preserve"> and terminology of final project manuscript. Short practice: Connect the manuscript’s 7/10 and 8/10 scores to the five-plant grouping.</w:t>
+      </w:r>
+    </w:p>
+    <w:p>
+      <w:pPr>
+        <w:spacing w:line="336" w:lineRule="auto" w:after="180"/>
+      </w:pPr>
+      <w:r>
+        <w:rPr>
+          <w:b w:val="0"/>
+        </w:rPr>
+        <w:t>Which abstract claim must be corrected if it says ten independent plants?. Return to this week and explain what you changed.</w:t>
+      </w:r>
+    </w:p>
+    <w:p>
+      <w:pPr>
+        <w:spacing w:line="336" w:lineRule="auto" w:after="180"/>
+      </w:pPr>
+      <w:r>
+        <w:rPr>
+          <w:b w:val="0"/>
+        </w:rPr>
+        <w:t xml:space="preserve">Review Peer review and response (ai-7/32). Goal: Explain the </w:t>
+      </w:r>
+      <w:r>
+        <w:rPr>
+          <w:b/>
+        </w:rPr>
+        <w:t>mechanism</w:t>
+      </w:r>
+      <w:r>
+        <w:rPr>
+          <w:b w:val="0"/>
+        </w:rPr>
+        <w:t xml:space="preserve"> and terminology of peer review and response. Short practice: Count photos and underlying plants in the reviewer’s concern.</w:t>
+      </w:r>
+    </w:p>
+    <w:p>
+      <w:pPr>
+        <w:spacing w:line="336" w:lineRule="auto" w:after="180"/>
+      </w:pPr>
+      <w:r>
+        <w:rPr>
+          <w:b w:val="0"/>
+        </w:rPr>
+        <w:t>What analysis assumption needs revision, and why does changing only the word photos to plants fail to repair it?. Return to this week and explain what you changed.</w:t>
+      </w:r>
+    </w:p>
+    <w:p>
+      <w:pPr>
+        <w:spacing w:line="336" w:lineRule="auto" w:after="180"/>
+      </w:pPr>
+      <w:r>
+        <w:rPr>
+          <w:b w:val="0"/>
+        </w:rPr>
+        <w:t xml:space="preserve">Review Figures that preserve </w:t>
+      </w:r>
+      <w:r>
+        <w:rPr>
+          <w:b/>
+        </w:rPr>
+        <w:t>evidence</w:t>
+      </w:r>
+      <w:r>
+        <w:rPr>
+          <w:b w:val="0"/>
+        </w:rPr>
+        <w:t xml:space="preserve"> (ai-7/29). Goal: Explain the </w:t>
+      </w:r>
+      <w:r>
+        <w:rPr>
+          <w:b/>
+        </w:rPr>
+        <w:t>mechanism</w:t>
+      </w:r>
+      <w:r>
+        <w:rPr>
+          <w:b w:val="0"/>
+        </w:rPr>
+        <w:t xml:space="preserve"> and terminology of figures that preserve </w:t>
+      </w:r>
+      <w:r>
+        <w:rPr>
+          <w:b/>
+        </w:rPr>
+        <w:t>evidence</w:t>
+      </w:r>
+      <w:r>
+        <w:rPr>
+          <w:b w:val="0"/>
+        </w:rPr>
+        <w:t>. Short practice: Draw count bars for 6/10 and 8/10 using the stated axis.</w:t>
+      </w:r>
+    </w:p>
+    <w:p>
+      <w:pPr>
+        <w:spacing w:line="336" w:lineRule="auto" w:after="180"/>
+      </w:pPr>
+      <w:r>
+        <w:rPr>
+          <w:b w:val="0"/>
+        </w:rPr>
+        <w:t>Why must the denominator and fixed task context remain visible, and what distortion arises from an undisclosed axis start at five?. Return to this week and explain what you changed.</w:t>
+      </w:r>
+    </w:p>
+    <w:p>
+      <w:pPr>
+        <w:pStyle w:val="Heading3"/>
+      </w:pPr>
+      <w:r>
+        <w:t>Keep your completed work</w:t>
+      </w:r>
+    </w:p>
+    <w:p>
+      <w:pPr>
+        <w:spacing w:line="336" w:lineRule="auto" w:after="180"/>
+      </w:pPr>
+      <w:r>
+        <w:rPr>
+          <w:b w:val="0"/>
+        </w:rPr>
+        <w:t xml:space="preserve">Use Download completed work in the hosted lesson to export your answers, reflections, practice feedback and code-run </w:t>
+      </w:r>
+      <w:r>
+        <w:rPr>
+          <w:b/>
+        </w:rPr>
+        <w:t>evidence</w:t>
+      </w:r>
+      <w:r>
+        <w:rPr>
+          <w:b w:val="0"/>
+        </w:rPr>
+        <w:t>. Open the HTML copy to read or print it.</w:t>
+      </w:r>
+    </w:p>
+    <w:p>
+      <w:pPr>
+        <w:spacing w:line="336" w:lineRule="auto" w:after="180"/>
+      </w:pPr>
+      <w:r>
+        <w:rPr>
+          <w:b w:val="0"/>
+        </w:rPr>
+        <w:t>Drafts stay in this browser when storage is available; clear drafts on a shared device.</w:t>
+      </w:r>
+    </w:p>
+    <w:p>
+      <w:pPr>
+        <w:pStyle w:val="Heading3"/>
+      </w:pPr>
+      <w:r>
+        <w:t>What I repaired, the evidence I kept and the next test</w:t>
+      </w:r>
+    </w:p>
+    <w:p>
       <w:r>
         <w:t>________________________________________________________________</w:t>
+      </w:r>
+    </w:p>
+    <w:p>
+      <w:r>
+        <w:t>________________________________________________________________</w:t>
+      </w:r>
+    </w:p>
+    <w:p>
+      <w:r>
+        <w:t>________________________________________________________________</w:t>
+      </w:r>
+    </w:p>
+    <w:p>
+      <w:r>
+        <w:t>________________________________________________________________</w:t>
+      </w:r>
+    </w:p>
+    <w:p>
+      <w:r>
+        <w:t>________________________________________________________________</w:t>
+      </w:r>
+    </w:p>
+    <w:p>
+      <w:pPr>
+        <w:pStyle w:val="Heading1"/>
+      </w:pPr>
+      <w:r>
+        <w:t>15. Visual concept journey</w:t>
+      </w:r>
+    </w:p>
+    <w:p>
+      <w:r>
+        <w:t>Explain each Presentation and challenge session picture from its labels, then record a relevant limit.</w:t>
+      </w:r>
+    </w:p>
+    <w:p>
+      <w:pPr>
+        <w:pStyle w:val="Heading3"/>
+      </w:pPr>
+      <w:r>
+        <w:t>01. Presentation and challenge session: the case</w:t>
+      </w:r>
+    </w:p>
+    <w:p>
+      <w:r>
+        <w:drawing>
+          <wp:inline xmlns:a="http://schemas.openxmlformats.org/drawingml/2006/main" xmlns:pic="http://schemas.openxmlformats.org/drawingml/2006/picture">
+            <wp:extent cx="5486400" cy="2834640"/>
+            <wp:docPr id="2" name="Picture 2" descr="Answer a challenge without inventing evidence. At the presentation, a reviewer asks whether the model works on a different camera. Supplied facts: The project tested twelve photos from camera A only. Ten were correct; no camera B records exist."/>
+            <wp:cNvGraphicFramePr>
+              <a:graphicFrameLocks noChangeAspect="1"/>
+            </wp:cNvGraphicFramePr>
+            <a:graphic>
+              <a:graphicData uri="http://schemas.openxmlformats.org/drawingml/2006/picture">
+                <pic:pic>
+                  <pic:nvPicPr>
+                    <pic:cNvPr id="0" name="academy-story-ai-7-35-01.png"/>
+                    <pic:cNvPicPr/>
+                  </pic:nvPicPr>
+                  <pic:blipFill>
+                    <a:blip r:embed="rId10"/>
+                    <a:stretch>
+                      <a:fillRect/>
+                    </a:stretch>
+                  </pic:blipFill>
+                  <pic:spPr>
+                    <a:xfrm>
+                      <a:off x="0" y="0"/>
+                      <a:ext cx="5486400" cy="2834640"/>
+                    </a:xfrm>
+                    <a:prstGeom prst="rect"/>
+                  </pic:spPr>
+                </pic:pic>
+              </a:graphicData>
+            </a:graphic>
+          </wp:inline>
+        </w:drawing>
+      </w:r>
+    </w:p>
+    <w:p>
+      <w:pPr>
+        <w:spacing w:line="336" w:lineRule="auto" w:after="180"/>
+      </w:pPr>
+      <w:r>
+        <w:rPr>
+          <w:b w:val="0"/>
+        </w:rPr>
+        <w:t xml:space="preserve">Answer a challenge without inventing </w:t>
+      </w:r>
+      <w:r>
+        <w:rPr>
+          <w:b/>
+        </w:rPr>
+        <w:t>evidence</w:t>
+      </w:r>
+      <w:r>
+        <w:rPr>
+          <w:b w:val="0"/>
+        </w:rPr>
+        <w:t>. At the presentation, a reviewer asks whether the model works on a different camera. Supplied facts: The project tested twelve photos from camera A only.</w:t>
+      </w:r>
+    </w:p>
+    <w:p>
+      <w:pPr>
+        <w:spacing w:line="336" w:lineRule="auto" w:after="180"/>
+      </w:pPr>
+      <w:r>
+        <w:rPr>
+          <w:b w:val="0"/>
+        </w:rPr>
+        <w:t>Ten were correct; no camera B records exist.</w:t>
+      </w:r>
+    </w:p>
+    <w:p>
+      <w:pPr>
+        <w:spacing w:line="336" w:lineRule="auto" w:after="180"/>
+        <w:shd w:fill="F5F1FB"/>
+      </w:pPr>
+      <w:r>
+        <w:rPr>
+          <w:b w:val="0"/>
+        </w:rPr>
+        <w:t>Point to the given fact that matters most. Explain why it matters.</w:t>
+      </w:r>
+    </w:p>
+    <w:p>
+      <w:pPr>
+        <w:pStyle w:val="Heading3"/>
+      </w:pPr>
+      <w:r>
+        <w:t>My picture explanation, deciding evidence and one limit</w:t>
+      </w:r>
+    </w:p>
+    <w:p>
+      <w:r>
+        <w:t>________________________________________________________________</w:t>
+      </w:r>
+    </w:p>
+    <w:p>
+      <w:r>
+        <w:t>________________________________________________________________</w:t>
+      </w:r>
+    </w:p>
+    <w:p>
+      <w:r>
+        <w:t>________________________________________________________________</w:t>
+      </w:r>
+    </w:p>
+    <w:p>
+      <w:r>
+        <w:t>________________________________________________________________</w:t>
+      </w:r>
+    </w:p>
+    <w:p>
+      <w:pPr>
+        <w:pStyle w:val="Heading3"/>
+      </w:pPr>
+      <w:r>
+        <w:t>02. Follow the deciding steps</w:t>
+      </w:r>
+    </w:p>
+    <w:p>
+      <w:r>
+        <w:drawing>
+          <wp:inline xmlns:a="http://schemas.openxmlformats.org/drawingml/2006/main" xmlns:pic="http://schemas.openxmlformats.org/drawingml/2006/picture">
+            <wp:extent cx="5486400" cy="3182112"/>
+            <wp:docPr id="3" name="Picture 3" descr="State measured result: Report 10/12 correct on camera A. → Address the challenge: Say camera B performance is not measured. → Propose a valid next test: Use reserved camera-B cases with labels, grouping and a fixed scoring rule."/>
+            <wp:cNvGraphicFramePr>
+              <a:graphicFrameLocks noChangeAspect="1"/>
+            </wp:cNvGraphicFramePr>
+            <a:graphic>
+              <a:graphicData uri="http://schemas.openxmlformats.org/drawingml/2006/picture">
+                <pic:pic>
+                  <pic:nvPicPr>
+                    <pic:cNvPr id="0" name="academy-story-ai-7-35-02.png"/>
+                    <pic:cNvPicPr/>
+                  </pic:nvPicPr>
+                  <pic:blipFill>
+                    <a:blip r:embed="rId11"/>
+                    <a:stretch>
+                      <a:fillRect/>
+                    </a:stretch>
+                  </pic:blipFill>
+                  <pic:spPr>
+                    <a:xfrm>
+                      <a:off x="0" y="0"/>
+                      <a:ext cx="5486400" cy="3182112"/>
+                    </a:xfrm>
+                    <a:prstGeom prst="rect"/>
+                  </pic:spPr>
+                </pic:pic>
+              </a:graphicData>
+            </a:graphic>
+          </wp:inline>
+        </w:drawing>
+      </w:r>
+    </w:p>
+    <w:p>
+      <w:pPr>
+        <w:spacing w:line="336" w:lineRule="auto" w:after="180"/>
+      </w:pPr>
+      <w:r>
+        <w:rPr>
+          <w:b w:val="0"/>
+        </w:rPr>
+        <w:t>State measured result: Report 10/12 correct on camera A. → Address the challenge: Say camera B performance is not measured. → Propose a valid next test: Use reserved camera-B cases with labels, grouping and a fixed scoring rule.</w:t>
+      </w:r>
+    </w:p>
+    <w:p>
+      <w:pPr>
+        <w:spacing w:line="336" w:lineRule="auto" w:after="180"/>
+        <w:shd w:fill="F5F1FB"/>
+      </w:pPr>
+      <w:r>
+        <w:rPr>
+          <w:b w:val="0"/>
+        </w:rPr>
+        <w:t xml:space="preserve">Point to each numbered stage and explain which recorded </w:t>
+      </w:r>
+      <w:r>
+        <w:rPr>
+          <w:b/>
+        </w:rPr>
+        <w:t>input</w:t>
+      </w:r>
+      <w:r>
+        <w:rPr>
+          <w:b w:val="0"/>
+        </w:rPr>
+        <w:t xml:space="preserve"> it uses.</w:t>
+      </w:r>
+    </w:p>
+    <w:p>
+      <w:pPr>
+        <w:pStyle w:val="Heading3"/>
+      </w:pPr>
+      <w:r>
+        <w:t>My picture explanation, deciding evidence and one limit</w:t>
+      </w:r>
+    </w:p>
+    <w:p>
+      <w:r>
+        <w:t>________________________________________________________________</w:t>
+      </w:r>
+    </w:p>
+    <w:p>
+      <w:r>
+        <w:t>________________________________________________________________</w:t>
+      </w:r>
+    </w:p>
+    <w:p>
+      <w:r>
+        <w:t>________________________________________________________________</w:t>
+      </w:r>
+    </w:p>
+    <w:p>
+      <w:r>
+        <w:t>________________________________________________________________</w:t>
+      </w:r>
+    </w:p>
+    <w:p>
+      <w:pPr>
+        <w:pStyle w:val="Heading3"/>
+      </w:pPr>
+      <w:r>
+        <w:t>03. Presentation and challenge session — evidence trace</w:t>
+      </w:r>
+    </w:p>
+    <w:p>
+      <w:r>
+        <w:drawing>
+          <wp:inline xmlns:a="http://schemas.openxmlformats.org/drawingml/2006/main" xmlns:pic="http://schemas.openxmlformats.org/drawingml/2006/picture">
+            <wp:extent cx="5486400" cy="2996184"/>
+            <wp:docPr id="4" name="Picture 4" descr="Presentation and challenge session — evidence trace. A presenter shows one perfect output after a20-case study with14 passes. | Use a short sequence:question, design, primary result, failure, limitation, next question. Answer unfamiliar challenges by locating evidence or stating it is missing. | The demonstration is one example; study rate70%. Present aggregate and failures and do not call the best output representative without evidence."/>
+            <wp:cNvGraphicFramePr>
+              <a:graphicFrameLocks noChangeAspect="1"/>
+            </wp:cNvGraphicFramePr>
+            <a:graphic>
+              <a:graphicData uri="http://schemas.openxmlformats.org/drawingml/2006/picture">
+                <pic:pic>
+                  <pic:nvPicPr>
+                    <pic:cNvPr id="0" name="academy-story-ai-7-35-03.png"/>
+                    <pic:cNvPicPr/>
+                  </pic:nvPicPr>
+                  <pic:blipFill>
+                    <a:blip r:embed="rId12"/>
+                    <a:stretch>
+                      <a:fillRect/>
+                    </a:stretch>
+                  </pic:blipFill>
+                  <pic:spPr>
+                    <a:xfrm>
+                      <a:off x="0" y="0"/>
+                      <a:ext cx="5486400" cy="2996184"/>
+                    </a:xfrm>
+                    <a:prstGeom prst="rect"/>
+                  </pic:spPr>
+                </pic:pic>
+              </a:graphicData>
+            </a:graphic>
+          </wp:inline>
+        </w:drawing>
+      </w:r>
+    </w:p>
+    <w:p>
+      <w:pPr>
+        <w:spacing w:line="336" w:lineRule="auto" w:after="180"/>
+      </w:pPr>
+      <w:r>
+        <w:rPr>
+          <w:b w:val="0"/>
+        </w:rPr>
+        <w:t xml:space="preserve">Presentation and </w:t>
+      </w:r>
+      <w:r>
+        <w:rPr>
+          <w:b/>
+        </w:rPr>
+        <w:t>challenge session</w:t>
+      </w:r>
+      <w:r>
+        <w:rPr>
+          <w:b w:val="0"/>
+        </w:rPr>
+        <w:t xml:space="preserve"> — </w:t>
+      </w:r>
+      <w:r>
+        <w:rPr>
+          <w:b/>
+        </w:rPr>
+        <w:t>evidence</w:t>
+      </w:r>
+      <w:r>
+        <w:rPr>
+          <w:b w:val="0"/>
+        </w:rPr>
+        <w:t xml:space="preserve"> trace. A presenter shows one perfect </w:t>
+      </w:r>
+      <w:r>
+        <w:rPr>
+          <w:b/>
+        </w:rPr>
+        <w:t>output</w:t>
+      </w:r>
+      <w:r>
+        <w:rPr>
+          <w:b w:val="0"/>
+        </w:rPr>
+        <w:t xml:space="preserve"> after a20-case study with14 passes. | Use a short sequence:question, design, primary result, failure, limitation, next question.</w:t>
+      </w:r>
+    </w:p>
+    <w:p>
+      <w:pPr>
+        <w:spacing w:line="336" w:lineRule="auto" w:after="180"/>
+      </w:pPr>
+      <w:r>
+        <w:rPr>
+          <w:b w:val="0"/>
+        </w:rPr>
+        <w:t xml:space="preserve">Answer unfamiliar challenges by locating </w:t>
+      </w:r>
+      <w:r>
+        <w:rPr>
+          <w:b/>
+        </w:rPr>
+        <w:t>evidence</w:t>
+      </w:r>
+      <w:r>
+        <w:rPr>
+          <w:b w:val="0"/>
+        </w:rPr>
+        <w:t xml:space="preserve"> or stating it is missing. | The demonstration is one example; study rate</w:t>
+      </w:r>
+      <w:r>
+        <w:rPr>
+          <w:b/>
+        </w:rPr>
+        <w:t>70%</w:t>
+      </w:r>
+      <w:r>
+        <w:rPr>
+          <w:b w:val="0"/>
+        </w:rPr>
+        <w:t xml:space="preserve">. Present aggregate and failures and do not call the best </w:t>
+      </w:r>
+      <w:r>
+        <w:rPr>
+          <w:b/>
+        </w:rPr>
+        <w:t>output</w:t>
+      </w:r>
+      <w:r>
+        <w:rPr>
+          <w:b w:val="0"/>
+        </w:rPr>
+        <w:t xml:space="preserve"> representative without </w:t>
+      </w:r>
+      <w:r>
+        <w:rPr>
+          <w:b/>
+        </w:rPr>
+        <w:t>evidence</w:t>
+      </w:r>
+      <w:r>
+        <w:rPr>
+          <w:b w:val="0"/>
+        </w:rPr>
+        <w:t>.</w:t>
+      </w:r>
+    </w:p>
+    <w:p>
+      <w:pPr>
+        <w:spacing w:line="336" w:lineRule="auto" w:after="180"/>
+        <w:shd w:fill="F5F1FB"/>
+      </w:pPr>
+      <w:r>
+        <w:rPr>
+          <w:b w:val="0"/>
+        </w:rPr>
+        <w:t>Read the labels and values. Explain the relationship the model shows.</w:t>
+      </w:r>
+    </w:p>
+    <w:p>
+      <w:pPr>
+        <w:pStyle w:val="Heading3"/>
+      </w:pPr>
+      <w:r>
+        <w:t>My picture explanation, deciding evidence and one limit</w:t>
+      </w:r>
+    </w:p>
+    <w:p>
+      <w:r>
+        <w:t>________________________________________________________________</w:t>
+      </w:r>
+    </w:p>
+    <w:p>
+      <w:r>
+        <w:t>________________________________________________________________</w:t>
+      </w:r>
+    </w:p>
+    <w:p>
+      <w:r>
+        <w:t>________________________________________________________________</w:t>
+      </w:r>
+    </w:p>
+    <w:p>
+      <w:r>
+        <w:t>________________________________________________________________</w:t>
+      </w:r>
+    </w:p>
+    <w:p>
+      <w:pPr>
+        <w:pStyle w:val="Heading3"/>
+      </w:pPr>
+      <w:r>
+        <w:t>04. Change one thing. Trace what follows.</w:t>
+      </w:r>
+    </w:p>
+    <w:p>
+      <w:r>
+        <w:drawing>
+          <wp:inline xmlns:a="http://schemas.openxmlformats.org/drawingml/2006/main" xmlns:pic="http://schemas.openxmlformats.org/drawingml/2006/picture">
+            <wp:extent cx="5486400" cy="3026664"/>
+            <wp:docPr id="5" name="Picture 5" descr="Original case: Use reserved camera-B cases with labels, grouping and a fixed scoring rule. Changed condition: The reviewer shows one camera-B success. Expected result: That is one demonstration, not an estimate of broad camera-B reliability. Reason: One selected observation does not represent the full proposed condition."/>
+            <wp:cNvGraphicFramePr>
+              <a:graphicFrameLocks noChangeAspect="1"/>
+            </wp:cNvGraphicFramePr>
+            <a:graphic>
+              <a:graphicData uri="http://schemas.openxmlformats.org/drawingml/2006/picture">
+                <pic:pic>
+                  <pic:nvPicPr>
+                    <pic:cNvPr id="0" name="academy-story-ai-7-35-04.png"/>
+                    <pic:cNvPicPr/>
+                  </pic:nvPicPr>
+                  <pic:blipFill>
+                    <a:blip r:embed="rId13"/>
+                    <a:stretch>
+                      <a:fillRect/>
+                    </a:stretch>
+                  </pic:blipFill>
+                  <pic:spPr>
+                    <a:xfrm>
+                      <a:off x="0" y="0"/>
+                      <a:ext cx="5486400" cy="3026664"/>
+                    </a:xfrm>
+                    <a:prstGeom prst="rect"/>
+                  </pic:spPr>
+                </pic:pic>
+              </a:graphicData>
+            </a:graphic>
+          </wp:inline>
+        </w:drawing>
+      </w:r>
+    </w:p>
+    <w:p>
+      <w:pPr>
+        <w:spacing w:line="336" w:lineRule="auto" w:after="180"/>
+      </w:pPr>
+      <w:r>
+        <w:rPr>
+          <w:b w:val="0"/>
+        </w:rPr>
+        <w:t>Original case: Use reserved camera-B cases with labels, grouping and a fixed scoring rule. Changed condition: The reviewer shows one camera-B success.</w:t>
+      </w:r>
+    </w:p>
+    <w:p>
+      <w:pPr>
+        <w:spacing w:line="336" w:lineRule="auto" w:after="180"/>
+      </w:pPr>
+      <w:r>
+        <w:rPr>
+          <w:b w:val="0"/>
+        </w:rPr>
+        <w:t xml:space="preserve">Expected result: That is one demonstration, not an estimate of broad camera-B reliability. Reason: One selected </w:t>
+      </w:r>
+      <w:r>
+        <w:rPr>
+          <w:b/>
+        </w:rPr>
+        <w:t>observation</w:t>
+      </w:r>
+      <w:r>
+        <w:rPr>
+          <w:b w:val="0"/>
+        </w:rPr>
+        <w:t xml:space="preserve"> does not represent the full proposed condition.</w:t>
+      </w:r>
+    </w:p>
+    <w:p>
+      <w:pPr>
+        <w:spacing w:line="336" w:lineRule="auto" w:after="180"/>
+        <w:shd w:fill="F5F1FB"/>
+      </w:pPr>
+      <w:r>
+        <w:rPr>
+          <w:b w:val="0"/>
+        </w:rPr>
+        <w:t>Predict before checking the worked changed-case result. Name what changed and what the supplied facts allow you to conclude.</w:t>
+      </w:r>
+    </w:p>
+    <w:p>
+      <w:pPr>
+        <w:pStyle w:val="Heading3"/>
+      </w:pPr>
+      <w:r>
+        <w:t>My picture explanation, deciding evidence and one limit</w:t>
+      </w:r>
+    </w:p>
+    <w:p>
+      <w:r>
+        <w:t>________________________________________________________________</w:t>
+      </w:r>
+    </w:p>
+    <w:p>
+      <w:r>
+        <w:t>________________________________________________________________</w:t>
+      </w:r>
+    </w:p>
+    <w:p>
+      <w:r>
+        <w:t>________________________________________________________________</w:t>
+      </w:r>
+    </w:p>
+    <w:p>
+      <w:r>
+        <w:t>________________________________________________________________</w:t>
+      </w:r>
+    </w:p>
+    <w:p>
+      <w:pPr>
+        <w:pStyle w:val="Heading3"/>
+      </w:pPr>
+      <w:r>
+        <w:t>05. Connect the explanation to its limit</w:t>
+      </w:r>
+    </w:p>
+    <w:p>
+      <w:r>
+        <w:drawing>
+          <wp:inline xmlns:a="http://schemas.openxmlformats.org/drawingml/2006/main" xmlns:pic="http://schemas.openxmlformats.org/drawingml/2006/picture">
+            <wp:extent cx="5486400" cy="2834640"/>
+            <wp:docPr id="6" name="Picture 6" descr="A challenge session tests whether the team knows its evidence boundary. An honest unknown plus a specific future test is stronger than an unsupported confident promise. Limit: The original result and proposed study still need sampling and uncertainty discussion."/>
+            <wp:cNvGraphicFramePr>
+              <a:graphicFrameLocks noChangeAspect="1"/>
+            </wp:cNvGraphicFramePr>
+            <a:graphic>
+              <a:graphicData uri="http://schemas.openxmlformats.org/drawingml/2006/picture">
+                <pic:pic>
+                  <pic:nvPicPr>
+                    <pic:cNvPr id="0" name="academy-story-ai-7-35-05.png"/>
+                    <pic:cNvPicPr/>
+                  </pic:nvPicPr>
+                  <pic:blipFill>
+                    <a:blip r:embed="rId14"/>
+                    <a:stretch>
+                      <a:fillRect/>
+                    </a:stretch>
+                  </pic:blipFill>
+                  <pic:spPr>
+                    <a:xfrm>
+                      <a:off x="0" y="0"/>
+                      <a:ext cx="5486400" cy="2834640"/>
+                    </a:xfrm>
+                    <a:prstGeom prst="rect"/>
+                  </pic:spPr>
+                </pic:pic>
+              </a:graphicData>
+            </a:graphic>
+          </wp:inline>
+        </w:drawing>
+      </w:r>
+    </w:p>
+    <w:p>
+      <w:pPr>
+        <w:spacing w:line="336" w:lineRule="auto" w:after="180"/>
+      </w:pPr>
+      <w:r>
+        <w:rPr>
+          <w:b w:val="0"/>
+        </w:rPr>
+        <w:t xml:space="preserve">A </w:t>
+      </w:r>
+      <w:r>
+        <w:rPr>
+          <w:b/>
+        </w:rPr>
+        <w:t>challenge session</w:t>
+      </w:r>
+      <w:r>
+        <w:rPr>
+          <w:b w:val="0"/>
+        </w:rPr>
+        <w:t xml:space="preserve"> tests whether the team knows its </w:t>
+      </w:r>
+      <w:r>
+        <w:rPr>
+          <w:b/>
+        </w:rPr>
+        <w:t>evidence</w:t>
+      </w:r>
+      <w:r>
+        <w:rPr>
+          <w:b w:val="0"/>
+        </w:rPr>
+        <w:t xml:space="preserve"> boundary. An honest unknown plus a specific future test is stronger than an unsupported confident promise.</w:t>
+      </w:r>
+    </w:p>
+    <w:p>
+      <w:pPr>
+        <w:spacing w:line="336" w:lineRule="auto" w:after="180"/>
+      </w:pPr>
+      <w:r>
+        <w:rPr>
+          <w:b w:val="0"/>
+        </w:rPr>
+        <w:t>Limit: The original result and proposed study still need sampling and uncertainty discussion.</w:t>
+      </w:r>
+    </w:p>
+    <w:p>
+      <w:pPr>
+        <w:spacing w:line="336" w:lineRule="auto" w:after="180"/>
+        <w:shd w:fill="F5F1FB"/>
+      </w:pPr>
+      <w:r>
+        <w:rPr>
+          <w:b w:val="0"/>
+        </w:rPr>
+        <w:t>Explain the case, then point to a limit on the claim.</w:t>
+      </w:r>
+    </w:p>
+    <w:p>
+      <w:pPr>
+        <w:pStyle w:val="Heading3"/>
+      </w:pPr>
+      <w:r>
+        <w:t>My picture explanation, deciding evidence and one limit</w:t>
+      </w:r>
+    </w:p>
+    <w:p>
+      <w:r>
+        <w:t>________________________________________________________________</w:t>
+      </w:r>
+    </w:p>
+    <w:p>
+      <w:r>
+        <w:t>________________________________________________________________</w:t>
+      </w:r>
+    </w:p>
+    <w:p>
+      <w:r>
+        <w:t>________________________________________________________________</w:t>
+      </w:r>
+    </w:p>
+    <w:p>
+      <w:r>
+        <w:t>________________________________________________________________</w:t>
+      </w:r>
+    </w:p>
+    <w:p>
+      <w:pPr>
+        <w:pStyle w:val="Heading3"/>
+      </w:pPr>
+      <w:r>
+        <w:t>06. Make the idea visible in your project</w:t>
+      </w:r>
+    </w:p>
+    <w:p>
+      <w:r>
+        <w:drawing>
+          <wp:inline xmlns:a="http://schemas.openxmlformats.org/drawingml/2006/main" xmlns:pic="http://schemas.openxmlformats.org/drawingml/2006/picture">
+            <wp:extent cx="5486400" cy="3681984"/>
+            <wp:docPr id="7" name="Picture 7" descr="For the Reproducible AI Research Study, retain an annotated worked trace and the changed-case reasoning. Connect the claim to its records, units and assumptions so another investigator can challenge or reproduce it. Draw your input, deciding step, result and limit. Supported question: Answer the camera-B challenge using only the twelve camera-A records. Why is one displayed camera-B success a demonstration rather than broad evidence of camera-B reliability?"/>
+            <wp:cNvGraphicFramePr>
+              <a:graphicFrameLocks noChangeAspect="1"/>
+            </wp:cNvGraphicFramePr>
+            <a:graphic>
+              <a:graphicData uri="http://schemas.openxmlformats.org/drawingml/2006/picture">
+                <pic:pic>
+                  <pic:nvPicPr>
+                    <pic:cNvPr id="0" name="academy-story-ai-7-35-06.png"/>
+                    <pic:cNvPicPr/>
+                  </pic:nvPicPr>
+                  <pic:blipFill>
+                    <a:blip r:embed="rId15"/>
+                    <a:stretch>
+                      <a:fillRect/>
+                    </a:stretch>
+                  </pic:blipFill>
+                  <pic:spPr>
+                    <a:xfrm>
+                      <a:off x="0" y="0"/>
+                      <a:ext cx="5486400" cy="3681984"/>
+                    </a:xfrm>
+                    <a:prstGeom prst="rect"/>
+                  </pic:spPr>
+                </pic:pic>
+              </a:graphicData>
+            </a:graphic>
+          </wp:inline>
+        </w:drawing>
+      </w:r>
+    </w:p>
+    <w:p>
+      <w:pPr>
+        <w:spacing w:line="336" w:lineRule="auto" w:after="180"/>
+      </w:pPr>
+      <w:r>
+        <w:rPr>
+          <w:b w:val="0"/>
+        </w:rPr>
+        <w:t>For the Reproducible AI Research Study, retain an annotated worked trace and the changed-case reasoning. Connect the claim to its records, units and assumptions so another investigator can challenge or reproduce it.</w:t>
+      </w:r>
+    </w:p>
+    <w:p>
+      <w:pPr>
+        <w:spacing w:line="336" w:lineRule="auto" w:after="180"/>
+      </w:pPr>
+      <w:r>
+        <w:rPr>
+          <w:b w:val="0"/>
+        </w:rPr>
+        <w:t xml:space="preserve">Draw your </w:t>
+      </w:r>
+      <w:r>
+        <w:rPr>
+          <w:b/>
+        </w:rPr>
+        <w:t>input</w:t>
+      </w:r>
+      <w:r>
+        <w:rPr>
+          <w:b w:val="0"/>
+        </w:rPr>
+        <w:t>, deciding step, result and limit. Supported question: Answer the camera-B challenge using only the twelve camera-A records.</w:t>
+      </w:r>
+    </w:p>
+    <w:p>
+      <w:pPr>
+        <w:spacing w:line="336" w:lineRule="auto" w:after="180"/>
+      </w:pPr>
+      <w:r>
+        <w:rPr>
+          <w:b w:val="0"/>
+        </w:rPr>
+        <w:t xml:space="preserve">Why is one displayed camera-B success a demonstration rather than broad </w:t>
+      </w:r>
+      <w:r>
+        <w:rPr>
+          <w:b/>
+        </w:rPr>
+        <w:t>evidence</w:t>
+      </w:r>
+      <w:r>
+        <w:rPr>
+          <w:b w:val="0"/>
+        </w:rPr>
+        <w:t xml:space="preserve"> of camera-B reliability?</w:t>
+      </w:r>
+    </w:p>
+    <w:p>
+      <w:pPr>
+        <w:spacing w:line="336" w:lineRule="auto" w:after="180"/>
+        <w:shd w:fill="F5F1FB"/>
+      </w:pPr>
+      <w:r>
+        <w:rPr>
+          <w:b w:val="0"/>
+        </w:rPr>
+        <w:t xml:space="preserve">Draw your project trace and justify the deciding step using </w:t>
+      </w:r>
+      <w:r>
+        <w:rPr>
+          <w:b/>
+        </w:rPr>
+        <w:t>evidence</w:t>
+      </w:r>
+      <w:r>
+        <w:rPr>
+          <w:b w:val="0"/>
+        </w:rPr>
+        <w:t>.</w:t>
+      </w:r>
+    </w:p>
+    <w:p>
+      <w:pPr>
+        <w:pStyle w:val="Heading3"/>
+      </w:pPr>
+      <w:r>
+        <w:t>My picture explanation, deciding evidence and one limit</w:t>
       </w:r>
     </w:p>
     <w:p>

--- a/downloads/workbook/ai-7-week-35.docx
+++ b/downloads/workbook/ai-7-week-35.docx
@@ -25,22 +25,45 @@
         <w:pStyle w:val="Heading1"/>
       </w:pPr>
       <w:r>
-        <w:t>01. Recall and choose your starting point</w:t>
-      </w:r>
-    </w:p>
-    <w:p>
-      <w:r>
-        <w:t>Record your starting explanation for Presentation and challenge session before opening notes. Show any later correction separately.</w:t>
-      </w:r>
-    </w:p>
-    <w:p>
-      <w:pPr>
-        <w:spacing w:line="336" w:lineRule="auto" w:after="180"/>
-      </w:pPr>
-      <w:r>
-        <w:rPr>
-          <w:b w:val="0"/>
-        </w:rPr>
+        <w:t>One complete research-case evidence record.</w:t>
+      </w:r>
+    </w:p>
+    <w:p>
+      <w:r>
+        <w:t>Show the aggregate result, failure evidence and honest unknowns rather than only a best demonstration.</w:t>
+      </w:r>
+    </w:p>
+    <w:p>
+      <w:r>
+        <w:t>Recall → W1–W3/W5 → independent case → project evidence → feedback and delayed return.</w:t>
+      </w:r>
+    </w:p>
+    <w:p>
+      <w:pPr>
+        <w:pStyle w:val="Heading1"/>
+      </w:pPr>
+      <w:r>
+        <w:t>01. Recall · Retrieve before notes</w:t>
+      </w:r>
+    </w:p>
+    <w:p>
+      <w:r>
+        <w:t>Keep this task’s inputs,rule and response together.</w:t>
+      </w:r>
+    </w:p>
+    <w:p>
+      <w:pPr>
+        <w:pStyle w:val="Heading2"/>
+      </w:pPr>
+      <w:r>
+        <w:t>Complete task and evidence</w:t>
+      </w:r>
+    </w:p>
+    <w:p>
+      <w:pPr>
+        <w:pStyle w:val="ListBullet"/>
+      </w:pPr>
+      <w:r>
         <w:t>Try the recall before opening notes. Then use a different colour or a labelled second line to correct your explanation.</w:t>
       </w:r>
     </w:p>
@@ -54,12 +77,9 @@
     </w:p>
     <w:p>
       <w:pPr>
-        <w:spacing w:line="336" w:lineRule="auto" w:after="180"/>
-      </w:pPr>
-      <w:r>
-        <w:rPr>
-          <w:b w:val="0"/>
-        </w:rPr>
+        <w:pStyle w:val="ListBullet"/>
+      </w:pPr>
+      <w:r>
         <w:t>Without opening the old lesson, explain one key idea from Final project manuscript. Give an example and a mistake that the idea helps you avoid.</w:t>
       </w:r>
     </w:p>
@@ -96,12 +116,9 @@
     </w:p>
     <w:p>
       <w:pPr>
-        <w:spacing w:line="336" w:lineRule="auto" w:after="180"/>
-      </w:pPr>
-      <w:r>
-        <w:rPr>
-          <w:b w:val="0"/>
-        </w:rPr>
+        <w:pStyle w:val="ListBullet"/>
+      </w:pPr>
+      <w:r>
         <w:t>Without opening the old lesson, explain one key idea from Peer review and response. Give an example and a mistake that the idea helps you avoid.</w:t>
       </w:r>
     </w:p>
@@ -138,25 +155,10 @@
     </w:p>
     <w:p>
       <w:pPr>
-        <w:spacing w:line="336" w:lineRule="auto" w:after="180"/>
-      </w:pPr>
-      <w:r>
-        <w:rPr>
-          <w:b w:val="0"/>
-        </w:rPr>
-        <w:t xml:space="preserve">Without opening the old lesson, explain one key idea from Figures that preserve </w:t>
-      </w:r>
-      <w:r>
-        <w:rPr>
-          <w:b/>
-        </w:rPr>
-        <w:t>evidence</w:t>
-      </w:r>
-      <w:r>
-        <w:rPr>
-          <w:b w:val="0"/>
-        </w:rPr>
-        <w:t>. Give an example and a mistake that the idea helps you avoid.</w:t>
+        <w:pStyle w:val="ListBullet"/>
+      </w:pPr>
+      <w:r>
+        <w:t>Without opening the old lesson, explain one key idea from Figures that preserve evidence. Give an example and a mistake that the idea helps you avoid.</w:t>
       </w:r>
     </w:p>
     <w:p>
@@ -187,35 +189,95 @@
         <w:pStyle w:val="Heading1"/>
       </w:pPr>
       <w:r>
-        <w:t>02. Practise with fading help</w:t>
-      </w:r>
-    </w:p>
-    <w:p>
-      <w:r>
-        <w:t>Complete the supported Presentation and challenge session trace and record the first step you can explain without help.</w:t>
-      </w:r>
-    </w:p>
-    <w:p>
-      <w:pPr>
-        <w:spacing w:line="336" w:lineRule="auto" w:after="180"/>
-      </w:pPr>
-      <w:r>
-        <w:rPr>
-          <w:b w:val="0"/>
-        </w:rPr>
-        <w:t xml:space="preserve">Use W2: Trace the worked case for Presentation and </w:t>
-      </w:r>
-      <w:r>
-        <w:rPr>
-          <w:b/>
-        </w:rPr>
-        <w:t>challenge session</w:t>
-      </w:r>
-      <w:r>
-        <w:rPr>
-          <w:b w:val="0"/>
-        </w:rPr>
-        <w:t>. Record the answer once; the lesson and workbook refer to the same attempt.</w:t>
+        <w:t>05. W1 · Explain the current example</w:t>
+      </w:r>
+    </w:p>
+    <w:p>
+      <w:r>
+        <w:t>Keep this task’s inputs,rule and response together.</w:t>
+      </w:r>
+    </w:p>
+    <w:p>
+      <w:pPr>
+        <w:pStyle w:val="Heading2"/>
+      </w:pPr>
+      <w:r>
+        <w:t>Complete task and evidence</w:t>
+      </w:r>
+    </w:p>
+    <w:p>
+      <w:pPr>
+        <w:pStyle w:val="ListBullet"/>
+      </w:pPr>
+      <w:r>
+        <w:t>A research presentation makes the evidence challengeable: question, design, primary result, failure, limitation and next question. Main one perfect output does not replace the fourteen/twenty study rate of 70%. Other six cases are not supplied as passes; exact failure/unassessed detail should come from actual records, not guesses. Separate original camera-A study has ten of twelve correct, about 83.333%, with no camera-B records. Answer the B challenge by stating that boundary and proposing reserved labelled B cases, grouping and fixed scoring. A later one-off B success is a demonstration, not broad condition coverage or a representative reliability estimate. Keep original and later records separate. Proposed work stays not run until evidence exists. Sampling and uncertainty remain relevant. A fictional desktop-only project similarly cannot establish mobile performance. The course performs a paper presentation rehearsal, not a live audience interaction or new study.</w:t>
+      </w:r>
+    </w:p>
+    <w:p>
+      <w:pPr>
+        <w:pStyle w:val="ListBullet"/>
+      </w:pPr>
+      <w:r>
+        <w:t>Explain the weekly mechanism in your own words. Use the worked scenario to name its input, decision rule and output.</w:t>
+      </w:r>
+    </w:p>
+    <w:p>
+      <w:pPr>
+        <w:pStyle w:val="Heading3"/>
+      </w:pPr>
+      <w:r>
+        <w:t>My reasoning and evidence</w:t>
+      </w:r>
+    </w:p>
+    <w:p>
+      <w:r>
+        <w:t>________________________________________________________________</w:t>
+      </w:r>
+    </w:p>
+    <w:p>
+      <w:r>
+        <w:t>________________________________________________________________</w:t>
+      </w:r>
+    </w:p>
+    <w:p>
+      <w:r>
+        <w:t>________________________________________________________________</w:t>
+      </w:r>
+    </w:p>
+    <w:p>
+      <w:r>
+        <w:t>________________________________________________________________</w:t>
+      </w:r>
+    </w:p>
+    <w:p>
+      <w:r>
+        <w:t>________________________________________________________________</w:t>
+      </w:r>
+    </w:p>
+    <w:p>
+      <w:r>
+        <w:t>________________________________________________________________</w:t>
+      </w:r>
+    </w:p>
+    <w:p>
+      <w:pPr>
+        <w:pStyle w:val="Heading1"/>
+      </w:pPr>
+      <w:r>
+        <w:t>06. W2 · Trace the worked case</w:t>
+      </w:r>
+    </w:p>
+    <w:p>
+      <w:r>
+        <w:t>Keep the supplied inputs, comparison rule and evidence together.</w:t>
+      </w:r>
+    </w:p>
+    <w:p>
+      <w:pPr>
+        <w:pStyle w:val="Heading2"/>
+      </w:pPr>
+      <w:r>
+        <w:t>Complete task and evidence</w:t>
       </w:r>
     </w:p>
     <w:tbl>
@@ -225,10 +287,8 @@
         <w:tblLook w:firstColumn="1" w:firstRow="1" w:lastColumn="0" w:lastRow="0" w:noHBand="0" w:noVBand="1" w:val="04A0"/>
       </w:tblPr>
       <w:tblGrid>
-        <w:gridCol w:w="2556"/>
-        <w:gridCol w:w="2556"/>
-        <w:gridCol w:w="2556"/>
-        <w:gridCol w:w="2556"/>
+        <w:gridCol w:w="5112"/>
+        <w:gridCol w:w="5112"/>
       </w:tblGrid>
       <w:tr>
         <w:trPr>
@@ -236,41 +296,21 @@
         </w:trPr>
         <w:tc>
           <w:tcPr>
-            <w:tcW w:type="dxa" w:w="2556"/>
+            <w:tcW w:type="dxa" w:w="5112"/>
           </w:tcPr>
           <w:p>
             <w:r>
-              <w:t>Given inputs</w:t>
+              <w:t>Main presentation step</w:t>
             </w:r>
           </w:p>
         </w:tc>
         <w:tc>
           <w:tcPr>
-            <w:tcW w:type="dxa" w:w="2556"/>
+            <w:tcW w:type="dxa" w:w="5112"/>
           </w:tcPr>
           <w:p>
             <w:r>
-              <w:t>Procedure I chose</w:t>
-            </w:r>
-          </w:p>
-        </w:tc>
-        <w:tc>
-          <w:tcPr>
-            <w:tcW w:type="dxa" w:w="2556"/>
-          </w:tcPr>
-          <w:p>
-            <w:r>
-              <w:t>Middle steps</w:t>
-            </w:r>
-          </w:p>
-        </w:tc>
-        <w:tc>
-          <w:tcPr>
-            <w:tcW w:type="dxa" w:w="2556"/>
-          </w:tcPr>
-          <w:p>
-            <w:r>
-              <w:t>Result and check</w:t>
+              <w:t>Evidence-grounded version</w:t>
             </w:r>
           </w:p>
         </w:tc>
@@ -278,44 +318,180 @@
       <w:tr>
         <w:tc>
           <w:tcPr>
-            <w:tcW w:type="dxa" w:w="2556"/>
+            <w:tcW w:type="dxa" w:w="5112"/>
           </w:tcPr>
           <w:p>
-            <w:r/>
+            <w:r>
+              <w:t>Selected perfect output</w:t>
+            </w:r>
           </w:p>
         </w:tc>
         <w:tc>
           <w:tcPr>
-            <w:tcW w:type="dxa" w:w="2556"/>
+            <w:tcW w:type="dxa" w:w="5112"/>
           </w:tcPr>
           <w:p>
-            <w:r/>
+            <w:r>
+              <w:t>Identify as one demonstration</w:t>
+            </w:r>
+          </w:p>
+        </w:tc>
+      </w:tr>
+      <w:tr>
+        <w:tc>
+          <w:tcPr>
+            <w:tcW w:type="dxa" w:w="5112"/>
+          </w:tcPr>
+          <w:p>
+            <w:r>
+              <w:t>Aggregate primary result</w:t>
+            </w:r>
           </w:p>
         </w:tc>
         <w:tc>
           <w:tcPr>
-            <w:tcW w:type="dxa" w:w="2556"/>
+            <w:tcW w:type="dxa" w:w="5112"/>
           </w:tcPr>
           <w:p>
-            <w:r/>
+            <w:r>
+              <w:t>Fourteen of twenty, or seventy percent</w:t>
+            </w:r>
+          </w:p>
+        </w:tc>
+      </w:tr>
+      <w:tr>
+        <w:tc>
+          <w:tcPr>
+            <w:tcW w:type="dxa" w:w="5112"/>
+          </w:tcPr>
+          <w:p>
+            <w:r>
+              <w:t>Remaining six cases</w:t>
+            </w:r>
           </w:p>
         </w:tc>
         <w:tc>
           <w:tcPr>
-            <w:tcW w:type="dxa" w:w="2556"/>
+            <w:tcW w:type="dxa" w:w="5112"/>
           </w:tcPr>
           <w:p>
-            <w:r/>
+            <w:r>
+              <w:t>Show actual failure/unassessed record when available; do not invent breakdown</w:t>
+            </w:r>
+          </w:p>
+        </w:tc>
+      </w:tr>
+      <w:tr>
+        <w:tc>
+          <w:tcPr>
+            <w:tcW w:type="dxa" w:w="5112"/>
+          </w:tcPr>
+          <w:p>
+            <w:r>
+              <w:t>Claim best output is representative</w:t>
+            </w:r>
+          </w:p>
+        </w:tc>
+        <w:tc>
+          <w:tcPr>
+            <w:tcW w:type="dxa" w:w="5112"/>
+          </w:tcPr>
+          <w:p>
+            <w:r>
+              <w:t>Not established by selecting it</w:t>
+            </w:r>
+          </w:p>
+        </w:tc>
+      </w:tr>
+      <w:tr>
+        <w:tc>
+          <w:tcPr>
+            <w:tcW w:type="dxa" w:w="5112"/>
+          </w:tcPr>
+          <w:p>
+            <w:r>
+              <w:t>Failure/limitation slide</w:t>
+            </w:r>
+          </w:p>
+        </w:tc>
+        <w:tc>
+          <w:tcPr>
+            <w:tcW w:type="dxa" w:w="5112"/>
+          </w:tcPr>
+          <w:p>
+            <w:r>
+              <w:t>Retain concrete supplied evidence and gaps</w:t>
+            </w:r>
+          </w:p>
+        </w:tc>
+      </w:tr>
+      <w:tr>
+        <w:tc>
+          <w:tcPr>
+            <w:tcW w:type="dxa" w:w="5112"/>
+          </w:tcPr>
+          <w:p>
+            <w:r>
+              <w:t>Next question</w:t>
+            </w:r>
+          </w:p>
+        </w:tc>
+        <w:tc>
+          <w:tcPr>
+            <w:tcW w:type="dxa" w:w="5112"/>
+          </w:tcPr>
+          <w:p>
+            <w:r>
+              <w:t>Propose a bounded test, with not-run status</w:t>
+            </w:r>
+          </w:p>
+        </w:tc>
+      </w:tr>
+      <w:tr>
+        <w:tc>
+          <w:tcPr>
+            <w:tcW w:type="dxa" w:w="5112"/>
+          </w:tcPr>
+          <w:p>
+            <w:r>
+              <w:t>Audience question outside scope</w:t>
+            </w:r>
+          </w:p>
+        </w:tc>
+        <w:tc>
+          <w:tcPr>
+            <w:tcW w:type="dxa" w:w="5112"/>
+          </w:tcPr>
+          <w:p>
+            <w:r>
+              <w:t>Locate evidence or state it is absent</w:t>
+            </w:r>
           </w:p>
         </w:tc>
       </w:tr>
     </w:tbl>
     <w:p>
       <w:pPr>
+        <w:pStyle w:val="ListBullet"/>
+      </w:pPr>
+      <w:r>
+        <w:t>A research presentation makes the evidence challengeable: question, design, primary result, failure, limitation and next question. Main one perfect output does not replace the fourteen/twenty study rate of 70%. Other six cases are not supplied as passes; exact failure/unassessed detail should come from actual records, not guesses. Separate original camera-A study has ten of twelve correct, about 83.333%, with no camera-B records. Answer the B challenge by stating that boundary and proposing reserved labelled B cases, grouping and fixed scoring. A later one-off B success is a demonstration, not broad condition coverage or a representative reliability estimate. Keep original and later records separate. Proposed work stays not run until evidence exists. Sampling and uncertainty remain relevant. A fictional desktop-only project similarly cannot establish mobile performance. The course performs a paper presentation rehearsal, not a live audience interaction or new study.</w:t>
+      </w:r>
+    </w:p>
+    <w:p>
+      <w:pPr>
+        <w:pStyle w:val="ListBullet"/>
+      </w:pPr>
+      <w:r>
+        <w:t>A presenter shows one perfect output after a 20-case study with 14 passes. Show the intermediate steps and give the conclusion with its scope.</w:t>
+      </w:r>
+    </w:p>
+    <w:p>
+      <w:pPr>
         <w:pStyle w:val="Heading3"/>
       </w:pPr>
       <w:r>
-        <w:t>The step I completed without help, and the hint I needed</w:t>
+        <w:t>My reasoning and evidence</w:t>
       </w:r>
     </w:p>
     <w:p>
@@ -334,50 +510,60 @@
       </w:r>
     </w:p>
     <w:p>
+      <w:r>
+        <w:t>________________________________________________________________</w:t>
+      </w:r>
+    </w:p>
+    <w:p>
+      <w:r>
+        <w:t>________________________________________________________________</w:t>
+      </w:r>
+    </w:p>
+    <w:p>
+      <w:r>
+        <w:t>________________________________________________________________</w:t>
+      </w:r>
+    </w:p>
+    <w:p>
+      <w:r>
+        <w:t>________________________________________________________________</w:t>
+      </w:r>
+    </w:p>
+    <w:p>
       <w:pPr>
         <w:pStyle w:val="Heading1"/>
       </w:pPr>
       <w:r>
-        <w:t>03. Individual reasoning check</w:t>
-      </w:r>
-    </w:p>
-    <w:p>
-      <w:r>
-        <w:t>Check the proposed Presentation and challenge session explanation against the supplied facts before discussing it.</w:t>
-      </w:r>
-    </w:p>
-    <w:p>
-      <w:pPr>
-        <w:spacing w:line="336" w:lineRule="auto" w:after="180"/>
-      </w:pPr>
-      <w:r>
-        <w:rPr>
-          <w:b w:val="0"/>
-        </w:rPr>
-        <w:t xml:space="preserve">Use the worked case for Presentation and </w:t>
-      </w:r>
-      <w:r>
-        <w:rPr>
-          <w:b/>
-        </w:rPr>
-        <w:t>challenge session</w:t>
-      </w:r>
-      <w:r>
-        <w:rPr>
-          <w:b w:val="0"/>
-        </w:rPr>
-        <w:t>. Proposed explanation: “The worked result establishes every future case”. Decide whether this explanation is supported.</w:t>
-      </w:r>
-    </w:p>
-    <w:p>
-      <w:pPr>
-        <w:spacing w:line="336" w:lineRule="auto" w:after="180"/>
-      </w:pPr>
-      <w:r>
-        <w:rPr>
-          <w:b w:val="0"/>
-        </w:rPr>
-        <w:t>Point to the step or supplied fact that decides; explain your repair if needed.</w:t>
+        <w:t>07. W3 · Repair a misconception</w:t>
+      </w:r>
+    </w:p>
+    <w:p>
+      <w:r>
+        <w:t>Keep this task’s inputs,rule and response together.</w:t>
+      </w:r>
+    </w:p>
+    <w:p>
+      <w:pPr>
+        <w:pStyle w:val="Heading2"/>
+      </w:pPr>
+      <w:r>
+        <w:t>Complete task and evidence</w:t>
+      </w:r>
+    </w:p>
+    <w:p>
+      <w:pPr>
+        <w:pStyle w:val="ListBullet"/>
+      </w:pPr>
+      <w:r>
+        <w:t>A research presentation makes the evidence challengeable: question, design, primary result, failure, limitation and next question. Main one perfect output does not replace the fourteen/twenty study rate of 70%. Other six cases are not supplied as passes; exact failure/unassessed detail should come from actual records, not guesses. Separate original camera-A study has ten of twelve correct, about 83.333%, with no camera-B records. Answer the B challenge by stating that boundary and proposing reserved labelled B cases, grouping and fixed scoring. A later one-off B success is a demonstration, not broad condition coverage or a representative reliability estimate. Keep original and later records separate. Proposed work stays not run until evidence exists. Sampling and uncertainty remain relevant. A fictional desktop-only project similarly cannot establish mobile performance. The course performs a paper presentation rehearsal, not a live audience interaction or new study.</w:t>
+      </w:r>
+    </w:p>
+    <w:p>
+      <w:pPr>
+        <w:pStyle w:val="ListBullet"/>
+      </w:pPr>
+      <w:r>
+        <w:t>A report omits this qualification: A confident response should not replace missing evidence with speculation. Explain how omitting it could change a reader's interpretation, and write an accurate replacement.</w:t>
       </w:r>
     </w:p>
     <w:p>
@@ -385,7 +571,7 @@
         <w:pStyle w:val="Heading3"/>
       </w:pPr>
       <w:r>
-        <w:t>My explanation before partner discussion</w:t>
+        <w:t>My reasoning and evidence</w:t>
       </w:r>
     </w:p>
     <w:p>
@@ -409,16 +595,50 @@
       </w:r>
     </w:p>
     <w:p>
+      <w:r>
+        <w:t>________________________________________________________________</w:t>
+      </w:r>
+    </w:p>
+    <w:p>
+      <w:r>
+        <w:t>________________________________________________________________</w:t>
+      </w:r>
+    </w:p>
+    <w:p>
       <w:pPr>
         <w:pStyle w:val="Heading1"/>
       </w:pPr>
       <w:r>
-        <w:t>04. Independent transfer case</w:t>
-      </w:r>
-    </w:p>
-    <w:p>
-      <w:r>
-        <w:t>Write one first attempt at the reserved independent case before feedback. Repeated copies of that case refer to the same recorded attempt.</w:t>
+        <w:t>09. W5 · Explain the limitation</w:t>
+      </w:r>
+    </w:p>
+    <w:p>
+      <w:r>
+        <w:t>Keep this task’s inputs,rule and response together.</w:t>
+      </w:r>
+    </w:p>
+    <w:p>
+      <w:pPr>
+        <w:pStyle w:val="Heading2"/>
+      </w:pPr>
+      <w:r>
+        <w:t>Complete task and evidence</w:t>
+      </w:r>
+    </w:p>
+    <w:p>
+      <w:pPr>
+        <w:pStyle w:val="ListBullet"/>
+      </w:pPr>
+      <w:r>
+        <w:t>A research presentation makes the evidence challengeable: question, design, primary result, failure, limitation and next question. Main one perfect output does not replace the fourteen/twenty study rate of 70%. Other six cases are not supplied as passes; exact failure/unassessed detail should come from actual records, not guesses. Separate original camera-A study has ten of twelve correct, about 83.333%, with no camera-B records. Answer the B challenge by stating that boundary and proposing reserved labelled B cases, grouping and fixed scoring. A later one-off B success is a demonstration, not broad condition coverage or a representative reliability estimate. Keep original and later records separate. Proposed work stays not run until evidence exists. Sampling and uncertainty remain relevant. A fictional desktop-only project similarly cannot establish mobile performance. The course performs a paper presentation rehearsal, not a live audience interaction or new study.</w:t>
+      </w:r>
+    </w:p>
+    <w:p>
+      <w:pPr>
+        <w:pStyle w:val="ListBullet"/>
+      </w:pPr>
+      <w:r>
+        <w:t>For the worked scenario, propose one additional case that could reveal a failure, describe its expected outcome before running it, and explain what would need to remain fixed for a fair comparison. Do not reuse W4 as a new final test after receiving feedback.</w:t>
       </w:r>
     </w:p>
     <w:p>
@@ -426,17 +646,78 @@
         <w:pStyle w:val="Heading3"/>
       </w:pPr>
       <w:r>
+        <w:t>My reasoning and evidence</w:t>
+      </w:r>
+    </w:p>
+    <w:p>
+      <w:r>
+        <w:t>________________________________________________________________</w:t>
+      </w:r>
+    </w:p>
+    <w:p>
+      <w:r>
+        <w:t>________________________________________________________________</w:t>
+      </w:r>
+    </w:p>
+    <w:p>
+      <w:r>
+        <w:t>________________________________________________________________</w:t>
+      </w:r>
+    </w:p>
+    <w:p>
+      <w:r>
+        <w:t>________________________________________________________________</w:t>
+      </w:r>
+    </w:p>
+    <w:p>
+      <w:r>
+        <w:t>________________________________________________________________</w:t>
+      </w:r>
+    </w:p>
+    <w:p>
+      <w:r>
+        <w:t>________________________________________________________________</w:t>
+      </w:r>
+    </w:p>
+    <w:p>
+      <w:r>
+        <w:t>________________________________________________________________</w:t>
+      </w:r>
+    </w:p>
+    <w:p>
+      <w:pPr>
+        <w:pStyle w:val="Heading1"/>
+      </w:pPr>
+      <w:r>
+        <w:t>04. Try alone · Selected transfer</w:t>
+      </w:r>
+    </w:p>
+    <w:p>
+      <w:r>
+        <w:t>Keep this task’s inputs,rule and response together.</w:t>
+      </w:r>
+    </w:p>
+    <w:p>
+      <w:pPr>
+        <w:pStyle w:val="Heading2"/>
+      </w:pPr>
+      <w:r>
+        <w:t>Complete task and evidence</w:t>
+      </w:r>
+    </w:p>
+    <w:p>
+      <w:pPr>
+        <w:pStyle w:val="Heading3"/>
+      </w:pPr>
+      <w:r>
         <w:t>Independent case: Apply a new case independently</w:t>
       </w:r>
     </w:p>
     <w:p>
       <w:pPr>
-        <w:spacing w:line="336" w:lineRule="auto" w:after="180"/>
-      </w:pPr>
-      <w:r>
-        <w:rPr>
-          <w:b w:val="0"/>
-        </w:rPr>
+        <w:pStyle w:val="ListBullet"/>
+      </w:pPr>
+      <w:r>
         <w:t>Audience asks if result holds on mobile; only desktop was tested. Give an honest answer.</w:t>
       </w:r>
     </w:p>
@@ -485,12 +766,9 @@
     </w:p>
     <w:p>
       <w:pPr>
-        <w:spacing w:line="336" w:lineRule="auto" w:after="180"/>
-      </w:pPr>
-      <w:r>
-        <w:rPr>
-          <w:b w:val="0"/>
-        </w:rPr>
+        <w:pStyle w:val="ListBullet"/>
+      </w:pPr>
+      <w:r>
         <w:t>Attempt this case before feedback. Record any help. Earlier examples below are further practice; a case already practised with feedback cannot establish fresh transfer.</w:t>
       </w:r>
     </w:p>
@@ -499,59 +777,28 @@
         <w:pStyle w:val="Heading1"/>
       </w:pPr>
       <w:r>
-        <w:t>05. W1 Explain the mechanism</w:t>
-      </w:r>
-    </w:p>
-    <w:p>
-      <w:r>
-        <w:t>Explain the mechanism. Apply the supplied Presentation and challenge session facts and keep your reasoning.</w:t>
-      </w:r>
-    </w:p>
-    <w:p>
-      <w:pPr>
-        <w:spacing w:line="336" w:lineRule="auto" w:after="180"/>
-      </w:pPr>
-      <w:r>
-        <w:rPr>
-          <w:b w:val="0"/>
-        </w:rPr>
-        <w:t xml:space="preserve">Explain the weekly </w:t>
-      </w:r>
-      <w:r>
-        <w:rPr>
-          <w:b/>
-        </w:rPr>
-        <w:t>mechanism</w:t>
-      </w:r>
-      <w:r>
-        <w:rPr>
-          <w:b w:val="0"/>
-        </w:rPr>
-        <w:t xml:space="preserve"> in your own words. Use the worked scenario to name its </w:t>
-      </w:r>
-      <w:r>
-        <w:rPr>
-          <w:b/>
-        </w:rPr>
-        <w:t>input</w:t>
-      </w:r>
-      <w:r>
-        <w:rPr>
-          <w:b w:val="0"/>
-        </w:rPr>
-        <w:t xml:space="preserve">, decision rule and </w:t>
-      </w:r>
-      <w:r>
-        <w:rPr>
-          <w:b/>
-        </w:rPr>
-        <w:t>output</w:t>
-      </w:r>
-      <w:r>
-        <w:rPr>
-          <w:b w:val="0"/>
-        </w:rPr>
-        <w:t>.</w:t>
+        <w:t>10. Project · Keep the research evidence</w:t>
+      </w:r>
+    </w:p>
+    <w:p>
+      <w:r>
+        <w:t>Preserve the question, protocol, observations, analysis and limits.</w:t>
+      </w:r>
+    </w:p>
+    <w:p>
+      <w:pPr>
+        <w:pStyle w:val="Heading2"/>
+      </w:pPr>
+      <w:r>
+        <w:t>Complete task and evidence</w:t>
+      </w:r>
+    </w:p>
+    <w:p>
+      <w:pPr>
+        <w:pStyle w:val="ListBullet"/>
+      </w:pPr>
+      <w:r>
+        <w:t>For Reproducible AI Research Study, use this week’s independent task as a rehearsal for the final evidence pack: Audience asks if result holds on mobile; only desktop was tested. Give an honest answer. Keep actual observations separate from expected results, preserve failures, compare a baseline and explain the limits.</w:t>
       </w:r>
     </w:p>
     <w:p>
@@ -559,7 +806,7 @@
         <w:pStyle w:val="Heading3"/>
       </w:pPr>
       <w:r>
-        <w:t>My reasoning and evidence</w:t>
+        <w:t>My project change, supporting evidence and remaining limit</w:t>
       </w:r>
     </w:p>
     <w:p>
@@ -597,412 +844,20 @@
         <w:pStyle w:val="Heading1"/>
       </w:pPr>
       <w:r>
-        <w:t>06. W2 Trace the worked case</w:t>
-      </w:r>
-    </w:p>
-    <w:p>
-      <w:r>
-        <w:t>Trace the worked case. Apply the supplied Presentation and challenge session facts and keep your reasoning.</w:t>
-      </w:r>
-    </w:p>
-    <w:p>
-      <w:pPr>
-        <w:spacing w:line="336" w:lineRule="auto" w:after="180"/>
-      </w:pPr>
-      <w:r>
-        <w:rPr>
-          <w:b w:val="0"/>
-        </w:rPr>
-        <w:t xml:space="preserve">A presenter shows one perfect </w:t>
-      </w:r>
-      <w:r>
-        <w:rPr>
-          <w:b/>
-        </w:rPr>
-        <w:t>output</w:t>
-      </w:r>
-      <w:r>
-        <w:rPr>
-          <w:b w:val="0"/>
-        </w:rPr>
-        <w:t xml:space="preserve"> after a20-case study with14 passes. Show the intermediate steps and give the conclusion with its scope.</w:t>
-      </w:r>
-    </w:p>
-    <w:p>
-      <w:pPr>
-        <w:pStyle w:val="Heading3"/>
-      </w:pPr>
-      <w:r>
-        <w:t>My reasoning and evidence</w:t>
-      </w:r>
-    </w:p>
-    <w:p>
-      <w:r>
-        <w:t>________________________________________________________________</w:t>
-      </w:r>
-    </w:p>
-    <w:p>
-      <w:r>
-        <w:t>________________________________________________________________</w:t>
-      </w:r>
-    </w:p>
-    <w:p>
-      <w:r>
-        <w:t>________________________________________________________________</w:t>
-      </w:r>
-    </w:p>
-    <w:p>
-      <w:r>
-        <w:t>________________________________________________________________</w:t>
-      </w:r>
-    </w:p>
-    <w:p>
-      <w:r>
-        <w:t>________________________________________________________________</w:t>
-      </w:r>
-    </w:p>
-    <w:p>
-      <w:r>
-        <w:t>________________________________________________________________</w:t>
-      </w:r>
-    </w:p>
-    <w:p>
-      <w:r>
-        <w:t>________________________________________________________________</w:t>
-      </w:r>
-    </w:p>
-    <w:p>
-      <w:pPr>
-        <w:pStyle w:val="Heading1"/>
-      </w:pPr>
-      <w:r>
-        <w:t>07. W3 Audit the limit</w:t>
-      </w:r>
-    </w:p>
-    <w:p>
-      <w:r>
-        <w:t>Audit the limit. Apply the supplied Presentation and challenge session facts and keep your reasoning.</w:t>
-      </w:r>
-    </w:p>
-    <w:p>
-      <w:pPr>
-        <w:spacing w:line="336" w:lineRule="auto" w:after="180"/>
-      </w:pPr>
-      <w:r>
-        <w:rPr>
-          <w:b w:val="0"/>
-        </w:rPr>
-        <w:t xml:space="preserve">A report omits this qualification: A confident response should not replace missing </w:t>
-      </w:r>
-      <w:r>
-        <w:rPr>
-          <w:b/>
-        </w:rPr>
-        <w:t>evidence</w:t>
-      </w:r>
-      <w:r>
-        <w:rPr>
-          <w:b w:val="0"/>
-        </w:rPr>
-        <w:t xml:space="preserve"> with speculation. Explain how omitting it could change a reader's interpretation, and write an accurate replacement.</w:t>
-      </w:r>
-    </w:p>
-    <w:p>
-      <w:pPr>
-        <w:pStyle w:val="Heading3"/>
-      </w:pPr>
-      <w:r>
-        <w:t>My reasoning and evidence</w:t>
-      </w:r>
-    </w:p>
-    <w:p>
-      <w:r>
-        <w:t>________________________________________________________________</w:t>
-      </w:r>
-    </w:p>
-    <w:p>
-      <w:r>
-        <w:t>________________________________________________________________</w:t>
-      </w:r>
-    </w:p>
-    <w:p>
-      <w:r>
-        <w:t>________________________________________________________________</w:t>
-      </w:r>
-    </w:p>
-    <w:p>
-      <w:r>
-        <w:t>________________________________________________________________</w:t>
-      </w:r>
-    </w:p>
-    <w:p>
-      <w:r>
-        <w:t>________________________________________________________________</w:t>
-      </w:r>
-    </w:p>
-    <w:p>
-      <w:r>
-        <w:t>________________________________________________________________</w:t>
-      </w:r>
-    </w:p>
-    <w:p>
-      <w:pPr>
-        <w:pStyle w:val="Heading1"/>
-      </w:pPr>
-      <w:r>
-        <w:t>08. W4 Apply a new case independently</w:t>
-      </w:r>
-    </w:p>
-    <w:p>
-      <w:r>
-        <w:t>Attempt before feedback. If this repeats the selected independent case, reuse that first attempt; otherwise keep a separate record. Apply a new case independently. Apply the supplied Presentation and challenge session facts and keep your reasoning.</w:t>
-      </w:r>
-    </w:p>
-    <w:p>
-      <w:pPr>
-        <w:spacing w:line="336" w:lineRule="auto" w:after="180"/>
-      </w:pPr>
-      <w:r>
-        <w:rPr>
-          <w:b w:val="0"/>
-        </w:rPr>
-        <w:t>Audience asks if result holds on mobile; only desktop was tested. Give an honest answer.</w:t>
-      </w:r>
-    </w:p>
-    <w:p>
-      <w:pPr>
-        <w:pStyle w:val="Heading3"/>
-      </w:pPr>
-      <w:r>
-        <w:t>My reasoning and evidence</w:t>
-      </w:r>
-    </w:p>
-    <w:p>
-      <w:r>
-        <w:t>________________________________________________________________</w:t>
-      </w:r>
-    </w:p>
-    <w:p>
-      <w:r>
-        <w:t>________________________________________________________________</w:t>
-      </w:r>
-    </w:p>
-    <w:p>
-      <w:r>
-        <w:t>________________________________________________________________</w:t>
-      </w:r>
-    </w:p>
-    <w:p>
-      <w:r>
-        <w:t>________________________________________________________________</w:t>
-      </w:r>
-    </w:p>
-    <w:p>
-      <w:r>
-        <w:t>________________________________________________________________</w:t>
-      </w:r>
-    </w:p>
-    <w:p>
-      <w:r>
-        <w:t>________________________________________________________________</w:t>
-      </w:r>
-    </w:p>
-    <w:p>
-      <w:r>
-        <w:t>________________________________________________________________</w:t>
-      </w:r>
-    </w:p>
-    <w:p>
-      <w:r>
-        <w:t>________________________________________________________________</w:t>
-      </w:r>
-    </w:p>
-    <w:p>
-      <w:pPr>
-        <w:pStyle w:val="Heading1"/>
-      </w:pPr>
-      <w:r>
-        <w:t>09. W5 Design a revealing follow-up</w:t>
-      </w:r>
-    </w:p>
-    <w:p>
-      <w:r>
-        <w:t>Design a revealing follow-up. Apply the supplied Presentation and challenge session facts and keep your reasoning.</w:t>
-      </w:r>
-    </w:p>
-    <w:p>
-      <w:pPr>
-        <w:spacing w:line="336" w:lineRule="auto" w:after="180"/>
-      </w:pPr>
-      <w:r>
-        <w:rPr>
-          <w:b w:val="0"/>
-        </w:rPr>
-        <w:t>For the worked scenario, propose one additional case that could reveal a failure, describe its expected outcome before running it, and explain what would need to remain fixed for a fair comparison.</w:t>
-      </w:r>
-    </w:p>
-    <w:p>
-      <w:pPr>
-        <w:spacing w:line="336" w:lineRule="auto" w:after="180"/>
-      </w:pPr>
-      <w:r>
-        <w:rPr>
-          <w:b w:val="0"/>
-        </w:rPr>
-        <w:t>Do not reuse W4 as a new final test after receiving feedback.</w:t>
-      </w:r>
-    </w:p>
-    <w:p>
-      <w:pPr>
-        <w:pStyle w:val="Heading3"/>
-      </w:pPr>
-      <w:r>
-        <w:t>My reasoning and evidence</w:t>
-      </w:r>
-    </w:p>
-    <w:p>
-      <w:r>
-        <w:t>________________________________________________________________</w:t>
-      </w:r>
-    </w:p>
-    <w:p>
-      <w:r>
-        <w:t>________________________________________________________________</w:t>
-      </w:r>
-    </w:p>
-    <w:p>
-      <w:r>
-        <w:t>________________________________________________________________</w:t>
-      </w:r>
-    </w:p>
-    <w:p>
-      <w:r>
-        <w:t>________________________________________________________________</w:t>
-      </w:r>
-    </w:p>
-    <w:p>
-      <w:r>
-        <w:t>________________________________________________________________</w:t>
-      </w:r>
-    </w:p>
-    <w:p>
-      <w:r>
-        <w:t>________________________________________________________________</w:t>
-      </w:r>
-    </w:p>
-    <w:p>
-      <w:r>
-        <w:t>________________________________________________________________</w:t>
-      </w:r>
-    </w:p>
-    <w:p>
-      <w:pPr>
-        <w:pStyle w:val="Heading1"/>
-      </w:pPr>
-      <w:r>
-        <w:t>10. Project checkpoint and reflection</w:t>
-      </w:r>
-    </w:p>
-    <w:p>
-      <w:r>
-        <w:t>Connect Presentation and challenge session to Reproducible AI Research Study, identify a limit and choose the next useful test.</w:t>
-      </w:r>
-    </w:p>
-    <w:p>
-      <w:pPr>
-        <w:spacing w:line="336" w:lineRule="auto" w:after="180"/>
-      </w:pPr>
-      <w:r>
-        <w:rPr>
-          <w:b w:val="0"/>
-        </w:rPr>
-        <w:t xml:space="preserve">For Reproducible AI Research Study, use this week’s independent task as a rehearsal for the final </w:t>
-      </w:r>
-      <w:r>
-        <w:rPr>
-          <w:b/>
-        </w:rPr>
-        <w:t>evidence</w:t>
-      </w:r>
-      <w:r>
-        <w:rPr>
-          <w:b w:val="0"/>
-        </w:rPr>
-        <w:t xml:space="preserve"> pack: Audience asks if result holds on mobile; only desktop was tested. Give an honest answer.</w:t>
-      </w:r>
-    </w:p>
-    <w:p>
-      <w:pPr>
-        <w:spacing w:line="336" w:lineRule="auto" w:after="180"/>
-      </w:pPr>
-      <w:r>
-        <w:rPr>
-          <w:b w:val="0"/>
-        </w:rPr>
-        <w:t xml:space="preserve">Keep actual </w:t>
-      </w:r>
-      <w:r>
-        <w:rPr>
-          <w:b/>
-        </w:rPr>
-        <w:t>observation</w:t>
-      </w:r>
-      <w:r>
-        <w:rPr>
-          <w:b w:val="0"/>
-        </w:rPr>
-        <w:t>s separate from expected results, preserve failures, compare a baseline and explain the limits.</w:t>
-      </w:r>
-    </w:p>
-    <w:p>
-      <w:pPr>
-        <w:pStyle w:val="Heading3"/>
-      </w:pPr>
-      <w:r>
-        <w:t>My project change, supporting evidence and remaining limit</w:t>
-      </w:r>
-    </w:p>
-    <w:p>
-      <w:r>
-        <w:t>________________________________________________________________</w:t>
-      </w:r>
-    </w:p>
-    <w:p>
-      <w:r>
-        <w:t>________________________________________________________________</w:t>
-      </w:r>
-    </w:p>
-    <w:p>
-      <w:r>
-        <w:t>________________________________________________________________</w:t>
-      </w:r>
-    </w:p>
-    <w:p>
-      <w:r>
-        <w:t>________________________________________________________________</w:t>
-      </w:r>
-    </w:p>
-    <w:p>
-      <w:r>
-        <w:t>________________________________________________________________</w:t>
-      </w:r>
-    </w:p>
-    <w:p>
-      <w:r>
-        <w:t>________________________________________________________________</w:t>
-      </w:r>
-    </w:p>
-    <w:p>
-      <w:pPr>
-        <w:pStyle w:val="Heading1"/>
-      </w:pPr>
-      <w:r>
-        <w:t>11. Feedback, return check and learning record</w:t>
-      </w:r>
-    </w:p>
-    <w:p>
-      <w:r>
-        <w:t>Record the first repaired step and a different case to revisit after a delay.</w:t>
+        <w:t>11. Feedback · Repair and return</w:t>
+      </w:r>
+    </w:p>
+    <w:p>
+      <w:r>
+        <w:t>Keep this task’s inputs,rule and response together.</w:t>
+      </w:r>
+    </w:p>
+    <w:p>
+      <w:pPr>
+        <w:pStyle w:val="Heading2"/>
+      </w:pPr>
+      <w:r>
+        <w:t>Complete task and evidence</w:t>
       </w:r>
     </w:p>
     <w:tbl>
@@ -1143,12 +998,9 @@
     </w:tbl>
     <w:p>
       <w:pPr>
-        <w:spacing w:line="336" w:lineRule="auto" w:after="180"/>
-      </w:pPr>
-      <w:r>
-        <w:rPr>
-          <w:b w:val="0"/>
-        </w:rPr>
+        <w:pStyle w:val="ListBullet"/>
+      </w:pPr>
+      <w:r>
         <w:t>Revisit this idea with your teacher after a delay. Familiarity is different from explaining and using it on a changed case.</w:t>
       </w:r>
     </w:p>
@@ -1157,45 +1009,357 @@
         <w:pStyle w:val="Heading1"/>
       </w:pPr>
       <w:r>
-        <w:t>12. Pictorial case practice: Presentation and challenge session</w:t>
-      </w:r>
-    </w:p>
-    <w:p>
-      <w:r>
-        <w:t>Answer a challenge without inventing evidence. At the presentation, a reviewer asks whether the model works on a different camera. Explain the labelled step before checking the changed condition.</w:t>
-      </w:r>
-    </w:p>
-    <w:p>
-      <w:pPr>
-        <w:spacing w:line="336" w:lineRule="auto" w:after="180"/>
-      </w:pPr>
-      <w:r>
-        <w:rPr>
-          <w:b w:val="0"/>
-        </w:rPr>
-        <w:t xml:space="preserve">Answer a challenge without inventing </w:t>
-      </w:r>
-      <w:r>
-        <w:rPr>
-          <w:b/>
-        </w:rPr>
-        <w:t>evidence</w:t>
-      </w:r>
-      <w:r>
-        <w:rPr>
-          <w:b w:val="0"/>
-        </w:rPr>
-        <w:t>. At the presentation, a reviewer asks whether the model works on a different camera.</w:t>
-      </w:r>
-    </w:p>
-    <w:p>
-      <w:pPr>
-        <w:spacing w:line="336" w:lineRule="auto" w:after="180"/>
-      </w:pPr>
-      <w:r>
-        <w:rPr>
-          <w:b w:val="0"/>
-        </w:rPr>
+        <w:t>Reference bank and extra practice</w:t>
+      </w:r>
+    </w:p>
+    <w:p>
+      <w:pPr>
+        <w:pStyle w:val="Heading1"/>
+      </w:pPr>
+      <w:r>
+        <w:t>02. Reference · Supported W2 record</w:t>
+      </w:r>
+    </w:p>
+    <w:p>
+      <w:r>
+        <w:t>Keep this task’s inputs,rule and response together.</w:t>
+      </w:r>
+    </w:p>
+    <w:p>
+      <w:pPr>
+        <w:pStyle w:val="Heading2"/>
+      </w:pPr>
+      <w:r>
+        <w:t>Complete task and evidence</w:t>
+      </w:r>
+    </w:p>
+    <w:p>
+      <w:pPr>
+        <w:pStyle w:val="ListBullet"/>
+      </w:pPr>
+      <w:r>
+        <w:t>Use W2: Trace the worked case for Presentation and challenge session. Record the answer once; the lesson and workbook refer to the same attempt.</w:t>
+      </w:r>
+    </w:p>
+    <w:tbl>
+      <w:tblPr>
+        <w:tblStyle w:val="LightShading-Accent1"/>
+        <w:tblW w:type="auto" w:w="0"/>
+        <w:tblLook w:firstColumn="1" w:firstRow="1" w:lastColumn="0" w:lastRow="0" w:noHBand="0" w:noVBand="1" w:val="04A0"/>
+      </w:tblPr>
+      <w:tblGrid>
+        <w:gridCol w:w="2556"/>
+        <w:gridCol w:w="2556"/>
+        <w:gridCol w:w="2556"/>
+        <w:gridCol w:w="2556"/>
+      </w:tblGrid>
+      <w:tr>
+        <w:trPr>
+          <w:tblHeader/>
+        </w:trPr>
+        <w:tc>
+          <w:tcPr>
+            <w:tcW w:type="dxa" w:w="2556"/>
+          </w:tcPr>
+          <w:p>
+            <w:r>
+              <w:t>Given inputs</w:t>
+            </w:r>
+          </w:p>
+        </w:tc>
+        <w:tc>
+          <w:tcPr>
+            <w:tcW w:type="dxa" w:w="2556"/>
+          </w:tcPr>
+          <w:p>
+            <w:r>
+              <w:t>Procedure I chose</w:t>
+            </w:r>
+          </w:p>
+        </w:tc>
+        <w:tc>
+          <w:tcPr>
+            <w:tcW w:type="dxa" w:w="2556"/>
+          </w:tcPr>
+          <w:p>
+            <w:r>
+              <w:t>Middle steps</w:t>
+            </w:r>
+          </w:p>
+        </w:tc>
+        <w:tc>
+          <w:tcPr>
+            <w:tcW w:type="dxa" w:w="2556"/>
+          </w:tcPr>
+          <w:p>
+            <w:r>
+              <w:t>Result and check</w:t>
+            </w:r>
+          </w:p>
+        </w:tc>
+      </w:tr>
+      <w:tr>
+        <w:tc>
+          <w:tcPr>
+            <w:tcW w:type="dxa" w:w="2556"/>
+          </w:tcPr>
+          <w:p>
+            <w:r/>
+          </w:p>
+        </w:tc>
+        <w:tc>
+          <w:tcPr>
+            <w:tcW w:type="dxa" w:w="2556"/>
+          </w:tcPr>
+          <w:p>
+            <w:r/>
+          </w:p>
+        </w:tc>
+        <w:tc>
+          <w:tcPr>
+            <w:tcW w:type="dxa" w:w="2556"/>
+          </w:tcPr>
+          <w:p>
+            <w:r/>
+          </w:p>
+        </w:tc>
+        <w:tc>
+          <w:tcPr>
+            <w:tcW w:type="dxa" w:w="2556"/>
+          </w:tcPr>
+          <w:p>
+            <w:r/>
+          </w:p>
+        </w:tc>
+      </w:tr>
+    </w:tbl>
+    <w:p>
+      <w:pPr>
+        <w:pStyle w:val="Heading3"/>
+      </w:pPr>
+      <w:r>
+        <w:t>The step I completed without help, and the hint I needed</w:t>
+      </w:r>
+    </w:p>
+    <w:p>
+      <w:r>
+        <w:t>________________________________________________________________</w:t>
+      </w:r>
+    </w:p>
+    <w:p>
+      <w:r>
+        <w:t>________________________________________________________________</w:t>
+      </w:r>
+    </w:p>
+    <w:p>
+      <w:r>
+        <w:t>________________________________________________________________</w:t>
+      </w:r>
+    </w:p>
+    <w:p>
+      <w:pPr>
+        <w:pStyle w:val="Heading1"/>
+      </w:pPr>
+      <w:r>
+        <w:t>03. Extra practice · Individual reasoning check</w:t>
+      </w:r>
+    </w:p>
+    <w:p>
+      <w:r>
+        <w:t>Keep this task’s inputs,rule and response together.</w:t>
+      </w:r>
+    </w:p>
+    <w:p>
+      <w:pPr>
+        <w:pStyle w:val="Heading2"/>
+      </w:pPr>
+      <w:r>
+        <w:t>Complete task and evidence</w:t>
+      </w:r>
+    </w:p>
+    <w:p>
+      <w:pPr>
+        <w:pStyle w:val="ListBullet"/>
+      </w:pPr>
+      <w:r>
+        <w:t>Use the worked case for Presentation and challenge session. Proposed explanation: “The worked result establishes every future case”. Decide whether this explanation is supported. Point to the step or supplied fact that decides; explain your repair if needed.</w:t>
+      </w:r>
+    </w:p>
+    <w:p>
+      <w:pPr>
+        <w:pStyle w:val="Heading3"/>
+      </w:pPr>
+      <w:r>
+        <w:t>My explanation before partner discussion</w:t>
+      </w:r>
+    </w:p>
+    <w:p>
+      <w:r>
+        <w:t>________________________________________________________________</w:t>
+      </w:r>
+    </w:p>
+    <w:p>
+      <w:r>
+        <w:t>________________________________________________________________</w:t>
+      </w:r>
+    </w:p>
+    <w:p>
+      <w:r>
+        <w:t>________________________________________________________________</w:t>
+      </w:r>
+    </w:p>
+    <w:p>
+      <w:r>
+        <w:t>________________________________________________________________</w:t>
+      </w:r>
+    </w:p>
+    <w:p>
+      <w:pPr>
+        <w:pStyle w:val="Heading1"/>
+      </w:pPr>
+      <w:r>
+        <w:t>08. Reference · Earlier W4 response copy</w:t>
+      </w:r>
+    </w:p>
+    <w:p>
+      <w:r>
+        <w:t>Keep this task’s inputs,rule and response together.</w:t>
+      </w:r>
+    </w:p>
+    <w:p>
+      <w:pPr>
+        <w:pStyle w:val="Heading2"/>
+      </w:pPr>
+      <w:r>
+        <w:t>Complete task and evidence</w:t>
+      </w:r>
+    </w:p>
+    <w:p>
+      <w:pPr>
+        <w:pStyle w:val="ListBullet"/>
+      </w:pPr>
+      <w:r>
+        <w:t>Audience asks if result holds on mobile; only desktop was tested. Give an honest answer.</w:t>
+      </w:r>
+    </w:p>
+    <w:p>
+      <w:pPr>
+        <w:pStyle w:val="Heading3"/>
+      </w:pPr>
+      <w:r>
+        <w:t>My reasoning and evidence</w:t>
+      </w:r>
+    </w:p>
+    <w:p>
+      <w:r>
+        <w:t>________________________________________________________________</w:t>
+      </w:r>
+    </w:p>
+    <w:p>
+      <w:r>
+        <w:t>________________________________________________________________</w:t>
+      </w:r>
+    </w:p>
+    <w:p>
+      <w:r>
+        <w:t>________________________________________________________________</w:t>
+      </w:r>
+    </w:p>
+    <w:p>
+      <w:r>
+        <w:t>________________________________________________________________</w:t>
+      </w:r>
+    </w:p>
+    <w:p>
+      <w:r>
+        <w:t>________________________________________________________________</w:t>
+      </w:r>
+    </w:p>
+    <w:p>
+      <w:r>
+        <w:t>________________________________________________________________</w:t>
+      </w:r>
+    </w:p>
+    <w:p>
+      <w:r>
+        <w:t>________________________________________________________________</w:t>
+      </w:r>
+    </w:p>
+    <w:p>
+      <w:r>
+        <w:t>________________________________________________________________</w:t>
+      </w:r>
+    </w:p>
+    <w:p>
+      <w:pPr>
+        <w:pStyle w:val="Heading1"/>
+      </w:pPr>
+      <w:r>
+        <w:t>12. Extra practice · Pictured case</w:t>
+      </w:r>
+    </w:p>
+    <w:p>
+      <w:r>
+        <w:t>Keep this task’s inputs,rule and response together.</w:t>
+      </w:r>
+    </w:p>
+    <w:p>
+      <w:pPr>
+        <w:pStyle w:val="Heading2"/>
+      </w:pPr>
+      <w:r>
+        <w:t>Complete task and evidence</w:t>
+      </w:r>
+    </w:p>
+    <w:p>
+      <w:r>
+        <w:drawing>
+          <wp:inline xmlns:a="http://schemas.openxmlformats.org/drawingml/2006/main" xmlns:pic="http://schemas.openxmlformats.org/drawingml/2006/picture">
+            <wp:extent cx="5486400" cy="3029913"/>
+            <wp:docPr id="1" name="Picture 1" descr="Original project tests camera A only, ten correct of twelve photos, approximately eighty-three point three three three percent. Camera B originally has no records. A later one-camera-B success is a demonstration, not broad reliability. A reserved labelled camera-B test with fixed scoring is proposed, not run."/>
+            <wp:cNvGraphicFramePr>
+              <a:graphicFrameLocks noChangeAspect="1"/>
+            </wp:cNvGraphicFramePr>
+            <a:graphic>
+              <a:graphicData uri="http://schemas.openxmlformats.org/drawingml/2006/picture">
+                <pic:pic>
+                  <pic:nvPicPr>
+                    <pic:cNvPr id="0" name="ai-7-35-evidence-boundary.png"/>
+                    <pic:cNvPicPr/>
+                  </pic:nvPicPr>
+                  <pic:blipFill>
+                    <a:blip r:embed="rId9"/>
+                    <a:stretch>
+                      <a:fillRect/>
+                    </a:stretch>
+                  </pic:blipFill>
+                  <pic:spPr>
+                    <a:xfrm>
+                      <a:off x="0" y="0"/>
+                      <a:ext cx="5486400" cy="3029913"/>
+                    </a:xfrm>
+                    <a:prstGeom prst="rect"/>
+                  </pic:spPr>
+                </pic:pic>
+              </a:graphicData>
+            </a:graphic>
+          </wp:inline>
+        </w:drawing>
+      </w:r>
+    </w:p>
+    <w:p>
+      <w:pPr>
+        <w:pStyle w:val="ListBullet"/>
+      </w:pPr>
+      <w:r>
+        <w:t>Answer a challenge without inventing evidence. At the presentation, a reviewer asks whether the model works on a different camera.</w:t>
+      </w:r>
+    </w:p>
+    <w:p>
+      <w:pPr>
+        <w:pStyle w:val="ListBullet"/>
+      </w:pPr>
+      <w:r>
         <w:t>The project tested twelve photos from camera A only. Ten were correct; no camera B records exist.</w:t>
       </w:r>
     </w:p>
@@ -1204,7 +1368,7 @@
         <w:drawing>
           <wp:inline xmlns:a="http://schemas.openxmlformats.org/drawingml/2006/main" xmlns:pic="http://schemas.openxmlformats.org/drawingml/2006/picture">
             <wp:extent cx="5486400" cy="5185229"/>
-            <wp:docPr id="1" name="Picture 1" descr="Presentation and challenge session. State measured result: Report 10/12 correct on camera A.. Address the challenge: Say camera B performance is not measured.. Propose a valid next test: Use reserved camera-B cases with labels, grouping and a fixed scoring rule."/>
+            <wp:docPr id="2" name="Picture 2" descr="Presentation and challenge session. State measured result: Report 10/12 correct on camera A.. Address the challenge: Say camera B performance is not measured.. Propose a valid next test: Use reserved camera-B cases with labels, grouping and a fixed scoring rule."/>
             <wp:cNvGraphicFramePr>
               <a:graphicFrameLocks noChangeAspect="1"/>
             </wp:cNvGraphicFramePr>
@@ -1216,7 +1380,7 @@
                     <pic:cNvPicPr/>
                   </pic:nvPicPr>
                   <pic:blipFill>
-                    <a:blip r:embed="rId9"/>
+                    <a:blip r:embed="rId10"/>
                     <a:stretch>
                       <a:fillRect/>
                     </a:stretch>
@@ -1237,26 +1401,10 @@
     </w:p>
     <w:p>
       <w:pPr>
-        <w:spacing w:line="336" w:lineRule="auto" w:after="180"/>
-        <w:shd w:fill="F5F1FB"/>
-      </w:pPr>
-      <w:r>
-        <w:rPr>
-          <w:b w:val="0"/>
-        </w:rPr>
-        <w:t xml:space="preserve">Answer the camera-B challenge using only the twelve camera-A records. Why is one displayed camera-B success a demonstration rather than broad </w:t>
-      </w:r>
-      <w:r>
-        <w:rPr>
-          <w:b/>
-        </w:rPr>
-        <w:t>evidence</w:t>
-      </w:r>
-      <w:r>
-        <w:rPr>
-          <w:b w:val="0"/>
-        </w:rPr>
-        <w:t xml:space="preserve"> of camera-B reliability?</w:t>
+        <w:pStyle w:val="ListBullet"/>
+      </w:pPr>
+      <w:r>
+        <w:t>Answer the camera-B challenge using only the twelve camera-A records. Why is one displayed camera-B success a demonstration rather than broad evidence of camera-B reliability?</w:t>
       </w:r>
     </w:p>
     <w:p>
@@ -1299,56 +1447,18 @@
     </w:p>
     <w:p>
       <w:pPr>
-        <w:pStyle w:val="Heading3"/>
-      </w:pPr>
-      <w:r>
-        <w:t>Record the help used</w:t>
-      </w:r>
-    </w:p>
-    <w:p>
-      <w:pPr>
-        <w:spacing w:line="336" w:lineRule="auto" w:after="180"/>
-        <w:shd w:fill="F1F6F8"/>
-      </w:pPr>
-      <w:r>
-        <w:rPr>
-          <w:b w:val="0"/>
-        </w:rPr>
-        <w:t xml:space="preserve">Support used: alone / hint / worked example. This record is practice </w:t>
-      </w:r>
-      <w:r>
-        <w:rPr>
-          <w:b/>
-        </w:rPr>
-        <w:t>evidence</w:t>
-      </w:r>
-      <w:r>
-        <w:rPr>
-          <w:b w:val="0"/>
-        </w:rPr>
-        <w:t>.</w:t>
-      </w:r>
-    </w:p>
-    <w:p>
-      <w:pPr>
-        <w:spacing w:line="336" w:lineRule="auto" w:after="180"/>
-      </w:pPr>
-      <w:r>
-        <w:rPr>
-          <w:b w:val="0"/>
-        </w:rPr>
-        <w:t>Project connection: For the Reproducible AI Research Study, retain an annotated worked trace and the changed-case reasoning.</w:t>
-      </w:r>
-    </w:p>
-    <w:p>
-      <w:pPr>
-        <w:spacing w:line="336" w:lineRule="auto" w:after="180"/>
-      </w:pPr>
-      <w:r>
-        <w:rPr>
-          <w:b w:val="0"/>
-        </w:rPr>
-        <w:t>Connect the claim to its records, units and assumptions so another investigator can challenge or reproduce it.</w:t>
+        <w:pStyle w:val="ListBullet"/>
+      </w:pPr>
+      <w:r>
+        <w:t>Support used: alone / hint / worked example. This record is practice evidence.</w:t>
+      </w:r>
+    </w:p>
+    <w:p>
+      <w:pPr>
+        <w:pStyle w:val="ListBullet"/>
+      </w:pPr>
+      <w:r>
+        <w:t>Project connection: For the Reproducible AI Research Study, retain an annotated worked trace and the changed-case reasoning. Connect the claim to its records, units and assumptions so another investigator can challenge or reproduce it.</w:t>
       </w:r>
     </w:p>
     <w:p>
@@ -1356,56 +1466,43 @@
         <w:pStyle w:val="Heading1"/>
       </w:pPr>
       <w:r>
-        <w:t>13. Project portfolio milestone</w:t>
-      </w:r>
-    </w:p>
-    <w:p>
-      <w:r>
-        <w:t>Keep this week’s input, deciding step, result and limit together in the Reproducible AI Research Study record.</w:t>
-      </w:r>
-    </w:p>
-    <w:p>
-      <w:pPr>
-        <w:spacing w:line="336" w:lineRule="auto" w:after="180"/>
-      </w:pPr>
-      <w:r>
-        <w:rPr>
-          <w:b w:val="0"/>
-        </w:rPr>
+        <w:t>13. Reference · Project milestone</w:t>
+      </w:r>
+    </w:p>
+    <w:p>
+      <w:r>
+        <w:t>Keep this task’s inputs,rule and response together.</w:t>
+      </w:r>
+    </w:p>
+    <w:p>
+      <w:pPr>
+        <w:pStyle w:val="Heading2"/>
+      </w:pPr>
+      <w:r>
+        <w:t>Complete task and evidence</w:t>
+      </w:r>
+    </w:p>
+    <w:p>
+      <w:pPr>
+        <w:pStyle w:val="ListBullet"/>
+      </w:pPr>
+      <w:r>
         <w:t>Project: Reproducible AI Research Study</w:t>
       </w:r>
     </w:p>
     <w:p>
       <w:pPr>
-        <w:spacing w:line="336" w:lineRule="auto" w:after="180"/>
-      </w:pPr>
-      <w:r>
-        <w:rPr>
-          <w:b w:val="0"/>
-        </w:rPr>
-        <w:t xml:space="preserve">Current milestone: Present and defend. Demonstrate the system, explain one failure and justify the next improvement with </w:t>
-      </w:r>
-      <w:r>
-        <w:rPr>
-          <w:b/>
-        </w:rPr>
-        <w:t>evidence</w:t>
-      </w:r>
-      <w:r>
-        <w:rPr>
-          <w:b w:val="0"/>
-        </w:rPr>
-        <w:t>.</w:t>
-      </w:r>
-    </w:p>
-    <w:p>
-      <w:pPr>
-        <w:spacing w:line="336" w:lineRule="auto" w:after="180"/>
-      </w:pPr>
-      <w:r>
-        <w:rPr>
-          <w:b w:val="0"/>
-        </w:rPr>
+        <w:pStyle w:val="ListBullet"/>
+      </w:pPr>
+      <w:r>
+        <w:t>Current milestone: Present and defend. Demonstrate the system, explain one failure and justify the next improvement with evidence.</w:t>
+      </w:r>
+    </w:p>
+    <w:p>
+      <w:pPr>
+        <w:pStyle w:val="ListBullet"/>
+      </w:pPr>
+      <w:r>
         <w:t>For the Reproducible AI Research Study, retain an annotated worked trace and the changed-case reasoning. Connect the claim to its records, units and assumptions so another investigator can challenge or reproduce it.</w:t>
       </w:r>
     </w:p>
@@ -1563,12 +1660,492 @@
         <w:pStyle w:val="Heading1"/>
       </w:pPr>
       <w:r>
-        <w:t>14. Supported practice and learning evidence</w:t>
-      </w:r>
-    </w:p>
-    <w:p>
-      <w:r>
-        <w:t>Try the supported questions before comparing with hints and feedback. Record what you repaired and the evidence you retained.</w:t>
+        <w:t>14. Extra practice · Predict,check and repair</w:t>
+      </w:r>
+    </w:p>
+    <w:p>
+      <w:r>
+        <w:t>Keep supported feedback separate from the independent case.</w:t>
+      </w:r>
+    </w:p>
+    <w:p>
+      <w:pPr>
+        <w:pStyle w:val="Heading2"/>
+      </w:pPr>
+      <w:r>
+        <w:t>First supported question and optional hint</w:t>
+      </w:r>
+    </w:p>
+    <w:p>
+      <w:pPr>
+        <w:pStyle w:val="ListBullet"/>
+      </w:pPr>
+      <w:r>
+        <w:t>Answer a challenge without inventing evidence. At the presentation, a reviewer asks whether the model works on a different camera.</w:t>
+      </w:r>
+    </w:p>
+    <w:p>
+      <w:pPr>
+        <w:pStyle w:val="Heading3"/>
+      </w:pPr>
+      <w:r>
+        <w:t>Practice 1: explain the deciding evidence</w:t>
+      </w:r>
+    </w:p>
+    <w:p>
+      <w:pPr>
+        <w:pStyle w:val="ListBullet"/>
+      </w:pPr>
+      <w:r>
+        <w:t>Which labelled step matches this detail? Use reserved camera-B cases with labels, grouping and a fixed scoring rule.</w:t>
+      </w:r>
+    </w:p>
+    <w:p>
+      <w:pPr>
+        <w:pStyle w:val="ListBullet"/>
+      </w:pPr>
+      <w:r>
+        <w:t>1. Propose a valid next test</w:t>
+      </w:r>
+    </w:p>
+    <w:p>
+      <w:pPr>
+        <w:pStyle w:val="ListBullet"/>
+      </w:pPr>
+      <w:r>
+        <w:t>2. State measured result</w:t>
+      </w:r>
+    </w:p>
+    <w:p>
+      <w:pPr>
+        <w:pStyle w:val="ListBullet"/>
+      </w:pPr>
+      <w:r>
+        <w:t>3. Address the challenge</w:t>
+      </w:r>
+    </w:p>
+    <w:p>
+      <w:pPr>
+        <w:pStyle w:val="Heading3"/>
+      </w:pPr>
+      <w:r>
+        <w:t>My selected conclusion, deciding fact and explanation</w:t>
+      </w:r>
+    </w:p>
+    <w:p>
+      <w:r>
+        <w:t>________________________________________________________________</w:t>
+      </w:r>
+    </w:p>
+    <w:p>
+      <w:r>
+        <w:t>________________________________________________________________</w:t>
+      </w:r>
+    </w:p>
+    <w:p>
+      <w:r>
+        <w:t>________________________________________________________________</w:t>
+      </w:r>
+    </w:p>
+    <w:p>
+      <w:r>
+        <w:t>________________________________________________________________</w:t>
+      </w:r>
+    </w:p>
+    <w:p>
+      <w:r>
+        <w:t>________________________________________________________________</w:t>
+      </w:r>
+    </w:p>
+    <w:p>
+      <w:pPr>
+        <w:pStyle w:val="ListBullet"/>
+      </w:pPr>
+      <w:r>
+        <w:t>Hint if needed: Read the steps in the pictorial case. Match the supplied detail to the stage that performs or records it.</w:t>
+      </w:r>
+    </w:p>
+    <w:p>
+      <w:pPr>
+        <w:pStyle w:val="Heading2"/>
+      </w:pPr>
+      <w:r>
+        <w:t>Check after the first attempt · reference / check after trying</w:t>
+      </w:r>
+    </w:p>
+    <w:p>
+      <w:pPr>
+        <w:spacing w:line="336" w:lineRule="auto" w:after="180"/>
+      </w:pPr>
+      <w:r>
+        <w:rPr>
+          <w:b w:val="0"/>
+        </w:rPr>
+        <w:t>After your attempt, compare with the supported explanation: Propose a valid next test Use reserved camera-B cases with labels, grouping and a fixed scoring rule.</w:t>
+      </w:r>
+    </w:p>
+    <w:p>
+      <w:pPr>
+        <w:spacing w:line="336" w:lineRule="auto" w:after="180"/>
+      </w:pPr>
+      <w:r>
+        <w:rPr>
+          <w:b w:val="0"/>
+        </w:rPr>
+        <w:t xml:space="preserve">A </w:t>
+      </w:r>
+      <w:r>
+        <w:rPr>
+          <w:b/>
+        </w:rPr>
+        <w:t>challenge session</w:t>
+      </w:r>
+      <w:r>
+        <w:rPr>
+          <w:b w:val="0"/>
+        </w:rPr>
+        <w:t xml:space="preserve"> tests whether the team knows its </w:t>
+      </w:r>
+      <w:r>
+        <w:rPr>
+          <w:b/>
+        </w:rPr>
+        <w:t>evidence</w:t>
+      </w:r>
+      <w:r>
+        <w:rPr>
+          <w:b w:val="0"/>
+        </w:rPr>
+        <w:t xml:space="preserve"> boundary. An honest unknown plus a specific future test is stronger than an unsupported confident promise.</w:t>
+      </w:r>
+    </w:p>
+    <w:p>
+      <w:pPr>
+        <w:pStyle w:val="Heading2"/>
+      </w:pPr>
+      <w:r>
+        <w:t>Changed-case question and optional hint</w:t>
+      </w:r>
+    </w:p>
+    <w:p>
+      <w:pPr>
+        <w:pStyle w:val="Heading3"/>
+      </w:pPr>
+      <w:r>
+        <w:t>Practice 2: explain the deciding evidence</w:t>
+      </w:r>
+    </w:p>
+    <w:p>
+      <w:pPr>
+        <w:pStyle w:val="ListBullet"/>
+      </w:pPr>
+      <w:r>
+        <w:t>Changed-case practice: The reviewer shows one camera-B success. Which conclusion is supported by the supplied facts?</w:t>
+      </w:r>
+    </w:p>
+    <w:p>
+      <w:pPr>
+        <w:pStyle w:val="ListBullet"/>
+      </w:pPr>
+      <w:r>
+        <w:t>1. We can decide the result without examining the changed input or the procedure.</w:t>
+      </w:r>
+    </w:p>
+    <w:p>
+      <w:pPr>
+        <w:pStyle w:val="ListBullet"/>
+      </w:pPr>
+      <w:r>
+        <w:t>2. That is one demonstration, not an estimate of broad camera-B reliability.</w:t>
+      </w:r>
+    </w:p>
+    <w:p>
+      <w:pPr>
+        <w:pStyle w:val="ListBullet"/>
+      </w:pPr>
+      <w:r>
+        <w:t>3. This one example guarantees correct results for every future input.</w:t>
+      </w:r>
+    </w:p>
+    <w:p>
+      <w:pPr>
+        <w:pStyle w:val="Heading3"/>
+      </w:pPr>
+      <w:r>
+        <w:t>My selected conclusion, deciding fact and explanation</w:t>
+      </w:r>
+    </w:p>
+    <w:p>
+      <w:r>
+        <w:t>________________________________________________________________</w:t>
+      </w:r>
+    </w:p>
+    <w:p>
+      <w:r>
+        <w:t>________________________________________________________________</w:t>
+      </w:r>
+    </w:p>
+    <w:p>
+      <w:r>
+        <w:t>________________________________________________________________</w:t>
+      </w:r>
+    </w:p>
+    <w:p>
+      <w:r>
+        <w:t>________________________________________________________________</w:t>
+      </w:r>
+    </w:p>
+    <w:p>
+      <w:r>
+        <w:t>________________________________________________________________</w:t>
+      </w:r>
+    </w:p>
+    <w:p>
+      <w:pPr>
+        <w:pStyle w:val="ListBullet"/>
+      </w:pPr>
+      <w:r>
+        <w:t>Hint if needed: Use the changed condition and the deciding step in the pictorial trace. The answer must say what follows from those facts.</w:t>
+      </w:r>
+    </w:p>
+    <w:p>
+      <w:pPr>
+        <w:pStyle w:val="Heading2"/>
+      </w:pPr>
+      <w:r>
+        <w:t>Check after the changed attempt · reference / check after trying</w:t>
+      </w:r>
+    </w:p>
+    <w:p>
+      <w:pPr>
+        <w:spacing w:line="336" w:lineRule="auto" w:after="180"/>
+      </w:pPr>
+      <w:r>
+        <w:rPr>
+          <w:b w:val="0"/>
+        </w:rPr>
+        <w:t xml:space="preserve">After your attempt, compare with the supported explanation: That is one demonstration, not an estimate of broad camera-B reliability. One selected </w:t>
+      </w:r>
+      <w:r>
+        <w:rPr>
+          <w:b/>
+        </w:rPr>
+        <w:t>observation</w:t>
+      </w:r>
+      <w:r>
+        <w:rPr>
+          <w:b w:val="0"/>
+        </w:rPr>
+        <w:t xml:space="preserve"> does not represent the full proposed condition.</w:t>
+      </w:r>
+    </w:p>
+    <w:p>
+      <w:pPr>
+        <w:pStyle w:val="Heading2"/>
+      </w:pPr>
+      <w:r>
+        <w:t>Repair and retain the record</w:t>
+      </w:r>
+    </w:p>
+    <w:p>
+      <w:pPr>
+        <w:spacing w:line="336" w:lineRule="auto" w:after="180"/>
+      </w:pPr>
+      <w:r>
+        <w:rPr>
+          <w:b w:val="0"/>
+        </w:rPr>
+        <w:t xml:space="preserve">Review Final project manuscript (ai-7/34). Goal: Explain the </w:t>
+      </w:r>
+      <w:r>
+        <w:rPr>
+          <w:b/>
+        </w:rPr>
+        <w:t>mechanism</w:t>
+      </w:r>
+      <w:r>
+        <w:rPr>
+          <w:b w:val="0"/>
+        </w:rPr>
+        <w:t xml:space="preserve"> and terminology of final project manuscript. Short practice: Connect the manuscript’s 7/10 and 8/10 scores to the five-plant grouping.</w:t>
+      </w:r>
+    </w:p>
+    <w:p>
+      <w:pPr>
+        <w:spacing w:line="336" w:lineRule="auto" w:after="180"/>
+      </w:pPr>
+      <w:r>
+        <w:rPr>
+          <w:b w:val="0"/>
+        </w:rPr>
+        <w:t>Which abstract claim must be corrected if it says ten independent plants?. Return to this week and explain what you changed.</w:t>
+      </w:r>
+    </w:p>
+    <w:p>
+      <w:pPr>
+        <w:spacing w:line="336" w:lineRule="auto" w:after="180"/>
+      </w:pPr>
+      <w:r>
+        <w:rPr>
+          <w:b w:val="0"/>
+        </w:rPr>
+        <w:t xml:space="preserve">Review Peer review and response (ai-7/32). Goal: Explain the </w:t>
+      </w:r>
+      <w:r>
+        <w:rPr>
+          <w:b/>
+        </w:rPr>
+        <w:t>mechanism</w:t>
+      </w:r>
+      <w:r>
+        <w:rPr>
+          <w:b w:val="0"/>
+        </w:rPr>
+        <w:t xml:space="preserve"> and terminology of peer review and response. Short practice: Count photos and underlying plants in the reviewer’s concern.</w:t>
+      </w:r>
+    </w:p>
+    <w:p>
+      <w:pPr>
+        <w:spacing w:line="336" w:lineRule="auto" w:after="180"/>
+      </w:pPr>
+      <w:r>
+        <w:rPr>
+          <w:b w:val="0"/>
+        </w:rPr>
+        <w:t>What analysis assumption needs revision, and why does changing only the word photos to plants fail to repair it?. Return to this week and explain what you changed.</w:t>
+      </w:r>
+    </w:p>
+    <w:p>
+      <w:pPr>
+        <w:spacing w:line="336" w:lineRule="auto" w:after="180"/>
+      </w:pPr>
+      <w:r>
+        <w:rPr>
+          <w:b w:val="0"/>
+        </w:rPr>
+        <w:t xml:space="preserve">Review Figures that preserve </w:t>
+      </w:r>
+      <w:r>
+        <w:rPr>
+          <w:b/>
+        </w:rPr>
+        <w:t>evidence</w:t>
+      </w:r>
+      <w:r>
+        <w:rPr>
+          <w:b w:val="0"/>
+        </w:rPr>
+        <w:t xml:space="preserve"> (ai-7/29). Goal: Explain the </w:t>
+      </w:r>
+      <w:r>
+        <w:rPr>
+          <w:b/>
+        </w:rPr>
+        <w:t>mechanism</w:t>
+      </w:r>
+      <w:r>
+        <w:rPr>
+          <w:b w:val="0"/>
+        </w:rPr>
+        <w:t xml:space="preserve"> and terminology of figures that preserve </w:t>
+      </w:r>
+      <w:r>
+        <w:rPr>
+          <w:b/>
+        </w:rPr>
+        <w:t>evidence</w:t>
+      </w:r>
+      <w:r>
+        <w:rPr>
+          <w:b w:val="0"/>
+        </w:rPr>
+        <w:t>. Short practice: Draw count bars for 6/10 and 8/10 using the stated axis.</w:t>
+      </w:r>
+    </w:p>
+    <w:p>
+      <w:pPr>
+        <w:spacing w:line="336" w:lineRule="auto" w:after="180"/>
+      </w:pPr>
+      <w:r>
+        <w:rPr>
+          <w:b w:val="0"/>
+        </w:rPr>
+        <w:t>Why must the denominator and fixed task context remain visible, and what distortion arises from an undisclosed axis start at five?. Return to this week and explain what you changed.</w:t>
+      </w:r>
+    </w:p>
+    <w:p>
+      <w:pPr>
+        <w:spacing w:line="336" w:lineRule="auto" w:after="180"/>
+      </w:pPr>
+      <w:r>
+        <w:rPr>
+          <w:b w:val="0"/>
+        </w:rPr>
+        <w:t xml:space="preserve">Use Download completed work in the hosted lesson to export your answers, reflections, practice feedback and code-run </w:t>
+      </w:r>
+      <w:r>
+        <w:rPr>
+          <w:b/>
+        </w:rPr>
+        <w:t>evidence</w:t>
+      </w:r>
+      <w:r>
+        <w:rPr>
+          <w:b w:val="0"/>
+        </w:rPr>
+        <w:t>. Open the HTML copy to read or print it.</w:t>
+      </w:r>
+    </w:p>
+    <w:p>
+      <w:pPr>
+        <w:spacing w:line="336" w:lineRule="auto" w:after="180"/>
+      </w:pPr>
+      <w:r>
+        <w:rPr>
+          <w:b w:val="0"/>
+        </w:rPr>
+        <w:t>Drafts stay in this browser when storage is available; clear drafts on a shared device.</w:t>
+      </w:r>
+    </w:p>
+    <w:p>
+      <w:pPr>
+        <w:pStyle w:val="Heading3"/>
+      </w:pPr>
+      <w:r>
+        <w:t>What I repaired, the evidence I kept and the next test</w:t>
+      </w:r>
+    </w:p>
+    <w:p>
+      <w:r>
+        <w:t>________________________________________________________________</w:t>
+      </w:r>
+    </w:p>
+    <w:p>
+      <w:r>
+        <w:t>________________________________________________________________</w:t>
+      </w:r>
+    </w:p>
+    <w:p>
+      <w:r>
+        <w:t>________________________________________________________________</w:t>
+      </w:r>
+    </w:p>
+    <w:p>
+      <w:r>
+        <w:t>________________________________________________________________</w:t>
+      </w:r>
+    </w:p>
+    <w:p>
+      <w:r>
+        <w:t>________________________________________________________________</w:t>
+      </w:r>
+    </w:p>
+    <w:p>
+      <w:pPr>
+        <w:pStyle w:val="Heading2"/>
+      </w:pPr>
+      <w:r>
+        <w:t>Earlier wording, alternatives and picture transcripts · reference / check after trying</w:t>
       </w:r>
     </w:p>
     <w:p>
@@ -1584,80 +2161,10 @@
     </w:p>
     <w:p>
       <w:pPr>
-        <w:spacing w:line="336" w:lineRule="auto" w:after="180"/>
-      </w:pPr>
-      <w:r>
-        <w:rPr>
-          <w:b w:val="0"/>
-        </w:rPr>
-        <w:t xml:space="preserve">Answer a challenge without inventing </w:t>
-      </w:r>
-      <w:r>
-        <w:rPr>
-          <w:b/>
-        </w:rPr>
-        <w:t>evidence</w:t>
-      </w:r>
-      <w:r>
-        <w:rPr>
-          <w:b w:val="0"/>
-        </w:rPr>
-        <w:t>. At the presentation, a reviewer asks whether the model works on a different camera.</w:t>
-      </w:r>
-    </w:p>
-    <w:p>
-      <w:pPr>
         <w:pStyle w:val="Heading3"/>
       </w:pPr>
       <w:r>
-        <w:t>Practice 1: explain the deciding evidence</w:t>
-      </w:r>
-    </w:p>
-    <w:p>
-      <w:pPr>
-        <w:spacing w:line="336" w:lineRule="auto" w:after="180"/>
-      </w:pPr>
-      <w:r>
-        <w:rPr>
-          <w:b w:val="0"/>
-        </w:rPr>
-        <w:t>Which labelled step matches this detail? Use reserved camera-B cases with labels, grouping and a fixed scoring rule.</w:t>
-      </w:r>
-    </w:p>
-    <w:p>
-      <w:pPr>
-        <w:spacing w:line="336" w:lineRule="auto" w:after="180"/>
-        <w:shd w:fill="F4F9FC"/>
-      </w:pPr>
-      <w:r>
-        <w:rPr>
-          <w:b w:val="0"/>
-        </w:rPr>
-        <w:t>1. Propose a valid next test</w:t>
-      </w:r>
-    </w:p>
-    <w:p>
-      <w:pPr>
-        <w:spacing w:line="336" w:lineRule="auto" w:after="180"/>
-        <w:shd w:fill="F4F9FC"/>
-      </w:pPr>
-      <w:r>
-        <w:rPr>
-          <w:b w:val="0"/>
-        </w:rPr>
-        <w:t>2. State measured result</w:t>
-      </w:r>
-    </w:p>
-    <w:p>
-      <w:pPr>
-        <w:spacing w:line="336" w:lineRule="auto" w:after="180"/>
-        <w:shd w:fill="F4F9FC"/>
-      </w:pPr>
-      <w:r>
-        <w:rPr>
-          <w:b w:val="0"/>
-        </w:rPr>
-        <w:t>3. Address the challenge</w:t>
+        <w:t>Repair a missing building block</w:t>
       </w:r>
     </w:p>
     <w:p>
@@ -1665,508 +2172,25 @@
         <w:pStyle w:val="Heading3"/>
       </w:pPr>
       <w:r>
-        <w:t>My selected conclusion, deciding fact and explanation</w:t>
-      </w:r>
-    </w:p>
-    <w:p>
-      <w:r>
-        <w:t>________________________________________________________________</w:t>
-      </w:r>
-    </w:p>
-    <w:p>
-      <w:r>
-        <w:t>________________________________________________________________</w:t>
-      </w:r>
-    </w:p>
-    <w:p>
-      <w:r>
-        <w:t>________________________________________________________________</w:t>
-      </w:r>
-    </w:p>
-    <w:p>
-      <w:r>
-        <w:t>________________________________________________________________</w:t>
-      </w:r>
-    </w:p>
-    <w:p>
-      <w:r>
-        <w:t>________________________________________________________________</w:t>
-      </w:r>
-    </w:p>
-    <w:p>
-      <w:pPr>
-        <w:pStyle w:val="Heading3"/>
-      </w:pPr>
-      <w:r>
-        <w:t>Hint · try first</w:t>
-      </w:r>
-    </w:p>
-    <w:p>
-      <w:pPr>
-        <w:spacing w:line="336" w:lineRule="auto" w:after="180"/>
-        <w:shd w:fill="F1F6F8"/>
-      </w:pPr>
-      <w:r>
-        <w:rPr>
-          <w:b w:val="0"/>
-        </w:rPr>
-        <w:t>Hint if needed: Read the steps in the pictorial case. Match the supplied detail to the stage that performs or records it.</w:t>
-      </w:r>
-    </w:p>
-    <w:p>
-      <w:pPr>
-        <w:pStyle w:val="Heading3"/>
-      </w:pPr>
-      <w:r>
-        <w:t>Feedback · compare after trying</w:t>
-      </w:r>
-    </w:p>
-    <w:p>
-      <w:pPr>
-        <w:spacing w:line="336" w:lineRule="auto" w:after="180"/>
-        <w:shd w:fill="F1F6FC"/>
-      </w:pPr>
-      <w:r>
-        <w:rPr>
-          <w:b w:val="0"/>
-        </w:rPr>
-        <w:t>After your attempt, compare with the supported explanation: Propose a valid next test Use reserved camera-B cases with labels, grouping and a fixed scoring rule.</w:t>
-      </w:r>
-    </w:p>
-    <w:p>
-      <w:pPr>
-        <w:spacing w:line="336" w:lineRule="auto" w:after="180"/>
-        <w:shd w:fill="F1F6FC"/>
-      </w:pPr>
-      <w:r>
-        <w:rPr>
-          <w:b w:val="0"/>
-        </w:rPr>
-        <w:t xml:space="preserve">A </w:t>
-      </w:r>
-      <w:r>
-        <w:rPr>
-          <w:b/>
-        </w:rPr>
-        <w:t>challenge session</w:t>
-      </w:r>
-      <w:r>
-        <w:rPr>
-          <w:b w:val="0"/>
-        </w:rPr>
-        <w:t xml:space="preserve"> tests whether the team knows its </w:t>
-      </w:r>
-      <w:r>
-        <w:rPr>
-          <w:b/>
-        </w:rPr>
-        <w:t>evidence</w:t>
-      </w:r>
-      <w:r>
-        <w:rPr>
-          <w:b w:val="0"/>
-        </w:rPr>
-        <w:t xml:space="preserve"> boundary. An honest unknown plus a specific future test is stronger than an unsupported confident promise.</w:t>
-      </w:r>
-    </w:p>
-    <w:p>
-      <w:pPr>
-        <w:pStyle w:val="Heading3"/>
-      </w:pPr>
-      <w:r>
-        <w:t>Practice 2: explain the deciding evidence</w:t>
-      </w:r>
-    </w:p>
-    <w:p>
-      <w:pPr>
-        <w:pStyle w:val="Heading3"/>
-      </w:pPr>
-      <w:r>
-        <w:t>Changed case · predict first</w:t>
-      </w:r>
-    </w:p>
-    <w:p>
-      <w:pPr>
-        <w:spacing w:line="336" w:lineRule="auto" w:after="180"/>
-        <w:shd w:fill="F5F1FB"/>
-      </w:pPr>
-      <w:r>
-        <w:rPr>
-          <w:b w:val="0"/>
-        </w:rPr>
-        <w:t>Changed-case practice: The reviewer shows one camera-B success. Which conclusion is supported by the supplied facts?</w:t>
-      </w:r>
-    </w:p>
-    <w:p>
-      <w:pPr>
-        <w:spacing w:line="336" w:lineRule="auto" w:after="180"/>
-        <w:shd w:fill="F4F9FC"/>
-      </w:pPr>
-      <w:r>
-        <w:rPr>
-          <w:b w:val="0"/>
-        </w:rPr>
-        <w:t xml:space="preserve">1. We can decide the result without examining the changed </w:t>
-      </w:r>
-      <w:r>
-        <w:rPr>
-          <w:b/>
-        </w:rPr>
-        <w:t>input</w:t>
-      </w:r>
-      <w:r>
-        <w:rPr>
-          <w:b w:val="0"/>
-        </w:rPr>
-        <w:t xml:space="preserve"> or the procedure.</w:t>
-      </w:r>
-    </w:p>
-    <w:p>
-      <w:pPr>
-        <w:spacing w:line="336" w:lineRule="auto" w:after="180"/>
-        <w:shd w:fill="F4F9FC"/>
-      </w:pPr>
-      <w:r>
-        <w:rPr>
-          <w:b w:val="0"/>
-        </w:rPr>
-        <w:t>2. That is one demonstration, not an estimate of broad camera-B reliability.</w:t>
-      </w:r>
-    </w:p>
-    <w:p>
-      <w:pPr>
-        <w:spacing w:line="336" w:lineRule="auto" w:after="180"/>
-        <w:shd w:fill="F4F9FC"/>
-      </w:pPr>
-      <w:r>
-        <w:rPr>
-          <w:b w:val="0"/>
-        </w:rPr>
-        <w:t xml:space="preserve">3. This one example guarantees correct results for every future </w:t>
-      </w:r>
-      <w:r>
-        <w:rPr>
-          <w:b/>
-        </w:rPr>
-        <w:t>input</w:t>
-      </w:r>
-      <w:r>
-        <w:rPr>
-          <w:b w:val="0"/>
-        </w:rPr>
-        <w:t>.</w:t>
-      </w:r>
-    </w:p>
-    <w:p>
-      <w:pPr>
-        <w:pStyle w:val="Heading3"/>
-      </w:pPr>
-      <w:r>
-        <w:t>My selected conclusion, deciding fact and explanation</w:t>
-      </w:r>
-    </w:p>
-    <w:p>
-      <w:r>
-        <w:t>________________________________________________________________</w:t>
-      </w:r>
-    </w:p>
-    <w:p>
-      <w:r>
-        <w:t>________________________________________________________________</w:t>
-      </w:r>
-    </w:p>
-    <w:p>
-      <w:r>
-        <w:t>________________________________________________________________</w:t>
-      </w:r>
-    </w:p>
-    <w:p>
-      <w:r>
-        <w:t>________________________________________________________________</w:t>
-      </w:r>
-    </w:p>
-    <w:p>
-      <w:r>
-        <w:t>________________________________________________________________</w:t>
-      </w:r>
-    </w:p>
-    <w:p>
-      <w:pPr>
-        <w:pStyle w:val="Heading3"/>
-      </w:pPr>
-      <w:r>
-        <w:t>Hint · try first</w:t>
-      </w:r>
-    </w:p>
-    <w:p>
-      <w:pPr>
-        <w:spacing w:line="336" w:lineRule="auto" w:after="180"/>
-        <w:shd w:fill="F1F6F8"/>
-      </w:pPr>
-      <w:r>
-        <w:rPr>
-          <w:b w:val="0"/>
-        </w:rPr>
-        <w:t>Hint if needed: Use the changed condition and the deciding step in the pictorial trace. The answer must say what follows from those facts.</w:t>
-      </w:r>
-    </w:p>
-    <w:p>
-      <w:pPr>
-        <w:pStyle w:val="Heading3"/>
-      </w:pPr>
-      <w:r>
-        <w:t>Feedback · compare after trying</w:t>
-      </w:r>
-    </w:p>
-    <w:p>
-      <w:pPr>
-        <w:spacing w:line="336" w:lineRule="auto" w:after="180"/>
-        <w:shd w:fill="F1F6FC"/>
-      </w:pPr>
-      <w:r>
-        <w:rPr>
-          <w:b w:val="0"/>
-        </w:rPr>
-        <w:t xml:space="preserve">After your attempt, compare with the supported explanation: That is one demonstration, not an estimate of broad camera-B reliability. One selected </w:t>
-      </w:r>
-      <w:r>
-        <w:rPr>
-          <w:b/>
-        </w:rPr>
-        <w:t>observation</w:t>
-      </w:r>
-      <w:r>
-        <w:rPr>
-          <w:b w:val="0"/>
-        </w:rPr>
-        <w:t xml:space="preserve"> does not represent the full proposed condition.</w:t>
-      </w:r>
-    </w:p>
-    <w:p>
-      <w:pPr>
-        <w:pStyle w:val="Heading3"/>
-      </w:pPr>
-      <w:r>
-        <w:t>Repair a missing building block</w:t>
-      </w:r>
-    </w:p>
-    <w:p>
-      <w:pPr>
-        <w:spacing w:line="336" w:lineRule="auto" w:after="180"/>
-      </w:pPr>
-      <w:r>
-        <w:rPr>
-          <w:b w:val="0"/>
-        </w:rPr>
-        <w:t xml:space="preserve">Review Final project manuscript (ai-7/34). Goal: Explain the </w:t>
-      </w:r>
-      <w:r>
-        <w:rPr>
-          <w:b/>
-        </w:rPr>
-        <w:t>mechanism</w:t>
-      </w:r>
-      <w:r>
-        <w:rPr>
-          <w:b w:val="0"/>
-        </w:rPr>
-        <w:t xml:space="preserve"> and terminology of final project manuscript. Short practice: Connect the manuscript’s 7/10 and 8/10 scores to the five-plant grouping.</w:t>
-      </w:r>
-    </w:p>
-    <w:p>
-      <w:pPr>
-        <w:spacing w:line="336" w:lineRule="auto" w:after="180"/>
-      </w:pPr>
-      <w:r>
-        <w:rPr>
-          <w:b w:val="0"/>
-        </w:rPr>
-        <w:t>Which abstract claim must be corrected if it says ten independent plants?. Return to this week and explain what you changed.</w:t>
-      </w:r>
-    </w:p>
-    <w:p>
-      <w:pPr>
-        <w:spacing w:line="336" w:lineRule="auto" w:after="180"/>
-      </w:pPr>
-      <w:r>
-        <w:rPr>
-          <w:b w:val="0"/>
-        </w:rPr>
-        <w:t xml:space="preserve">Review Peer review and response (ai-7/32). Goal: Explain the </w:t>
-      </w:r>
-      <w:r>
-        <w:rPr>
-          <w:b/>
-        </w:rPr>
-        <w:t>mechanism</w:t>
-      </w:r>
-      <w:r>
-        <w:rPr>
-          <w:b w:val="0"/>
-        </w:rPr>
-        <w:t xml:space="preserve"> and terminology of peer review and response. Short practice: Count photos and underlying plants in the reviewer’s concern.</w:t>
-      </w:r>
-    </w:p>
-    <w:p>
-      <w:pPr>
-        <w:spacing w:line="336" w:lineRule="auto" w:after="180"/>
-      </w:pPr>
-      <w:r>
-        <w:rPr>
-          <w:b w:val="0"/>
-        </w:rPr>
-        <w:t>What analysis assumption needs revision, and why does changing only the word photos to plants fail to repair it?. Return to this week and explain what you changed.</w:t>
-      </w:r>
-    </w:p>
-    <w:p>
-      <w:pPr>
-        <w:spacing w:line="336" w:lineRule="auto" w:after="180"/>
-      </w:pPr>
-      <w:r>
-        <w:rPr>
-          <w:b w:val="0"/>
-        </w:rPr>
-        <w:t xml:space="preserve">Review Figures that preserve </w:t>
-      </w:r>
-      <w:r>
-        <w:rPr>
-          <w:b/>
-        </w:rPr>
-        <w:t>evidence</w:t>
-      </w:r>
-      <w:r>
-        <w:rPr>
-          <w:b w:val="0"/>
-        </w:rPr>
-        <w:t xml:space="preserve"> (ai-7/29). Goal: Explain the </w:t>
-      </w:r>
-      <w:r>
-        <w:rPr>
-          <w:b/>
-        </w:rPr>
-        <w:t>mechanism</w:t>
-      </w:r>
-      <w:r>
-        <w:rPr>
-          <w:b w:val="0"/>
-        </w:rPr>
-        <w:t xml:space="preserve"> and terminology of figures that preserve </w:t>
-      </w:r>
-      <w:r>
-        <w:rPr>
-          <w:b/>
-        </w:rPr>
-        <w:t>evidence</w:t>
-      </w:r>
-      <w:r>
-        <w:rPr>
-          <w:b w:val="0"/>
-        </w:rPr>
-        <w:t>. Short practice: Draw count bars for 6/10 and 8/10 using the stated axis.</w:t>
-      </w:r>
-    </w:p>
-    <w:p>
-      <w:pPr>
-        <w:spacing w:line="336" w:lineRule="auto" w:after="180"/>
-      </w:pPr>
-      <w:r>
-        <w:rPr>
-          <w:b w:val="0"/>
-        </w:rPr>
-        <w:t>Why must the denominator and fixed task context remain visible, and what distortion arises from an undisclosed axis start at five?. Return to this week and explain what you changed.</w:t>
-      </w:r>
-    </w:p>
-    <w:p>
-      <w:pPr>
-        <w:pStyle w:val="Heading3"/>
-      </w:pPr>
-      <w:r>
         <w:t>Keep your completed work</w:t>
       </w:r>
     </w:p>
     <w:p>
       <w:pPr>
-        <w:spacing w:line="336" w:lineRule="auto" w:after="180"/>
-      </w:pPr>
-      <w:r>
-        <w:rPr>
-          <w:b w:val="0"/>
-        </w:rPr>
-        <w:t xml:space="preserve">Use Download completed work in the hosted lesson to export your answers, reflections, practice feedback and code-run </w:t>
-      </w:r>
-      <w:r>
-        <w:rPr>
-          <w:b/>
-        </w:rPr>
-        <w:t>evidence</w:t>
-      </w:r>
-      <w:r>
-        <w:rPr>
-          <w:b w:val="0"/>
-        </w:rPr>
-        <w:t>. Open the HTML copy to read or print it.</w:t>
-      </w:r>
-    </w:p>
-    <w:p>
-      <w:pPr>
-        <w:spacing w:line="336" w:lineRule="auto" w:after="180"/>
-      </w:pPr>
-      <w:r>
-        <w:rPr>
-          <w:b w:val="0"/>
-        </w:rPr>
-        <w:t>Drafts stay in this browser when storage is available; clear drafts on a shared device.</w:t>
-      </w:r>
-    </w:p>
-    <w:p>
-      <w:pPr>
-        <w:pStyle w:val="Heading3"/>
-      </w:pPr>
-      <w:r>
-        <w:t>What I repaired, the evidence I kept and the next test</w:t>
-      </w:r>
-    </w:p>
-    <w:p>
-      <w:r>
-        <w:t>________________________________________________________________</w:t>
-      </w:r>
-    </w:p>
-    <w:p>
-      <w:r>
-        <w:t>________________________________________________________________</w:t>
-      </w:r>
-    </w:p>
-    <w:p>
-      <w:r>
-        <w:t>________________________________________________________________</w:t>
-      </w:r>
-    </w:p>
-    <w:p>
-      <w:r>
-        <w:t>________________________________________________________________</w:t>
-      </w:r>
-    </w:p>
-    <w:p>
-      <w:r>
-        <w:t>________________________________________________________________</w:t>
-      </w:r>
-    </w:p>
-    <w:p>
-      <w:pPr>
         <w:pStyle w:val="Heading1"/>
       </w:pPr>
       <w:r>
-        <w:t>15. Visual concept journey</w:t>
-      </w:r>
-    </w:p>
-    <w:p>
-      <w:r>
-        <w:t>Explain each Presentation and challenge session picture from its labels, then record a relevant limit.</w:t>
-      </w:r>
-    </w:p>
-    <w:p>
-      <w:pPr>
-        <w:pStyle w:val="Heading3"/>
+        <w:t>15. Reference · Six-picture response sheets</w:t>
+      </w:r>
+    </w:p>
+    <w:p>
+      <w:r>
+        <w:t>Choose the picture that helps explain the current step.</w:t>
+      </w:r>
+    </w:p>
+    <w:p>
+      <w:pPr>
+        <w:pStyle w:val="Heading2"/>
       </w:pPr>
       <w:r>
         <w:t>01. Presentation and challenge session: the case</w:t>
@@ -2177,7 +2201,7 @@
         <w:drawing>
           <wp:inline xmlns:a="http://schemas.openxmlformats.org/drawingml/2006/main" xmlns:pic="http://schemas.openxmlformats.org/drawingml/2006/picture">
             <wp:extent cx="5486400" cy="2834640"/>
-            <wp:docPr id="2" name="Picture 2" descr="Answer a challenge without inventing evidence. At the presentation, a reviewer asks whether the model works on a different camera. Supplied facts: The project tested twelve photos from camera A only. Ten were correct; no camera B records exist."/>
+            <wp:docPr id="3" name="Picture 3" descr="Answer a challenge without inventing evidence. At the presentation, a reviewer asks whether the model works on a different camera. Supplied facts: The project tested twelve photos from camera A only. Ten were correct; no camera B records exist."/>
             <wp:cNvGraphicFramePr>
               <a:graphicFrameLocks noChangeAspect="1"/>
             </wp:cNvGraphicFramePr>
@@ -2189,7 +2213,7 @@
                     <pic:cNvPicPr/>
                   </pic:nvPicPr>
                   <pic:blipFill>
-                    <a:blip r:embed="rId10"/>
+                    <a:blip r:embed="rId11"/>
                     <a:stretch>
                       <a:fillRect/>
                     </a:stretch>
@@ -2245,7 +2269,6 @@
     <w:p>
       <w:pPr>
         <w:spacing w:line="336" w:lineRule="auto" w:after="180"/>
-        <w:shd w:fill="F5F1FB"/>
       </w:pPr>
       <w:r>
         <w:rPr>
@@ -2284,7 +2307,7 @@
     </w:p>
     <w:p>
       <w:pPr>
-        <w:pStyle w:val="Heading3"/>
+        <w:pStyle w:val="Heading2"/>
       </w:pPr>
       <w:r>
         <w:t>02. Follow the deciding steps</w:t>
@@ -2295,7 +2318,7 @@
         <w:drawing>
           <wp:inline xmlns:a="http://schemas.openxmlformats.org/drawingml/2006/main" xmlns:pic="http://schemas.openxmlformats.org/drawingml/2006/picture">
             <wp:extent cx="5486400" cy="3182112"/>
-            <wp:docPr id="3" name="Picture 3" descr="State measured result: Report 10/12 correct on camera A. → Address the challenge: Say camera B performance is not measured. → Propose a valid next test: Use reserved camera-B cases with labels, grouping and a fixed scoring rule."/>
+            <wp:docPr id="4" name="Picture 4" descr="State measured result: Report 10/12 correct on camera A. → Address the challenge: Say camera B performance is not measured. → Propose a valid next test: Use reserved camera-B cases with labels, grouping and a fixed scoring rule."/>
             <wp:cNvGraphicFramePr>
               <a:graphicFrameLocks noChangeAspect="1"/>
             </wp:cNvGraphicFramePr>
@@ -2307,7 +2330,7 @@
                     <pic:cNvPicPr/>
                   </pic:nvPicPr>
                   <pic:blipFill>
-                    <a:blip r:embed="rId11"/>
+                    <a:blip r:embed="rId12"/>
                     <a:stretch>
                       <a:fillRect/>
                     </a:stretch>
@@ -2340,7 +2363,6 @@
     <w:p>
       <w:pPr>
         <w:spacing w:line="336" w:lineRule="auto" w:after="180"/>
-        <w:shd w:fill="F5F1FB"/>
       </w:pPr>
       <w:r>
         <w:rPr>
@@ -2391,7 +2413,7 @@
     </w:p>
     <w:p>
       <w:pPr>
-        <w:pStyle w:val="Heading3"/>
+        <w:pStyle w:val="Heading2"/>
       </w:pPr>
       <w:r>
         <w:t>03. Presentation and challenge session — evidence trace</w:t>
@@ -2402,7 +2424,7 @@
         <w:drawing>
           <wp:inline xmlns:a="http://schemas.openxmlformats.org/drawingml/2006/main" xmlns:pic="http://schemas.openxmlformats.org/drawingml/2006/picture">
             <wp:extent cx="5486400" cy="2996184"/>
-            <wp:docPr id="4" name="Picture 4" descr="Presentation and challenge session — evidence trace. A presenter shows one perfect output after a20-case study with14 passes. | Use a short sequence:question, design, primary result, failure, limitation, next question. Answer unfamiliar challenges by locating evidence or stating it is missing. | The demonstration is one example; study rate70%. Present aggregate and failures and do not call the best output representative without evidence."/>
+            <wp:docPr id="5" name="Picture 5" descr="Presentation and challenge session — evidence trace. A presenter shows one perfect output after a 20-case study with 14 passes. | Use a short sequence:question, design, primary result, failure, limitation, next question. Answer unfamiliar challenges by locating evidence or stating it is missing. | The demonstration is one example; study rate 70%. Present aggregate and failures and do not call the best output representative without evidence."/>
             <wp:cNvGraphicFramePr>
               <a:graphicFrameLocks noChangeAspect="1"/>
             </wp:cNvGraphicFramePr>
@@ -2414,7 +2436,7 @@
                     <pic:cNvPicPr/>
                   </pic:nvPicPr>
                   <pic:blipFill>
-                    <a:blip r:embed="rId12"/>
+                    <a:blip r:embed="rId13"/>
                     <a:stretch>
                       <a:fillRect/>
                     </a:stretch>
@@ -2477,18 +2499,7 @@
         <w:rPr>
           <w:b w:val="0"/>
         </w:rPr>
-        <w:t xml:space="preserve"> after a20-case study with14 passes. | Use a short sequence:question, design, primary result, failure, limitation, next question.</w:t>
-      </w:r>
-    </w:p>
-    <w:p>
-      <w:pPr>
-        <w:spacing w:line="336" w:lineRule="auto" w:after="180"/>
-      </w:pPr>
-      <w:r>
-        <w:rPr>
-          <w:b w:val="0"/>
-        </w:rPr>
-        <w:t xml:space="preserve">Answer unfamiliar challenges by locating </w:t>
+        <w:t xml:space="preserve"> after a 20-case study with 14 passes. | Use a short sequence:question, design, primary result, failure, limitation, next question. Answer unfamiliar challenges by locating </w:t>
       </w:r>
       <w:r>
         <w:rPr>
@@ -2500,7 +2511,7 @@
         <w:rPr>
           <w:b w:val="0"/>
         </w:rPr>
-        <w:t xml:space="preserve"> or stating it is missing. | The demonstration is one example; study rate</w:t>
+        <w:t xml:space="preserve"> or stating it is missing. | The demonstration is one example; study rate </w:t>
       </w:r>
       <w:r>
         <w:rPr>
@@ -2542,7 +2553,6 @@
     <w:p>
       <w:pPr>
         <w:spacing w:line="336" w:lineRule="auto" w:after="180"/>
-        <w:shd w:fill="F5F1FB"/>
       </w:pPr>
       <w:r>
         <w:rPr>
@@ -2581,7 +2591,7 @@
     </w:p>
     <w:p>
       <w:pPr>
-        <w:pStyle w:val="Heading3"/>
+        <w:pStyle w:val="Heading2"/>
       </w:pPr>
       <w:r>
         <w:t>04. Change one thing. Trace what follows.</w:t>
@@ -2592,7 +2602,7 @@
         <w:drawing>
           <wp:inline xmlns:a="http://schemas.openxmlformats.org/drawingml/2006/main" xmlns:pic="http://schemas.openxmlformats.org/drawingml/2006/picture">
             <wp:extent cx="5486400" cy="3026664"/>
-            <wp:docPr id="5" name="Picture 5" descr="Original case: Use reserved camera-B cases with labels, grouping and a fixed scoring rule. Changed condition: The reviewer shows one camera-B success. Expected result: That is one demonstration, not an estimate of broad camera-B reliability. Reason: One selected observation does not represent the full proposed condition."/>
+            <wp:docPr id="6" name="Picture 6" descr="Original case: Use reserved camera-B cases with labels, grouping and a fixed scoring rule. Changed condition: The reviewer shows one camera-B success. Expected result: That is one demonstration, not an estimate of broad camera-B reliability. Reason: One selected observation does not represent the full proposed condition."/>
             <wp:cNvGraphicFramePr>
               <a:graphicFrameLocks noChangeAspect="1"/>
             </wp:cNvGraphicFramePr>
@@ -2604,7 +2614,7 @@
                     <pic:cNvPicPr/>
                   </pic:nvPicPr>
                   <pic:blipFill>
-                    <a:blip r:embed="rId13"/>
+                    <a:blip r:embed="rId14"/>
                     <a:stretch>
                       <a:fillRect/>
                     </a:stretch>
@@ -2660,7 +2670,6 @@
     <w:p>
       <w:pPr>
         <w:spacing w:line="336" w:lineRule="auto" w:after="180"/>
-        <w:shd w:fill="F5F1FB"/>
       </w:pPr>
       <w:r>
         <w:rPr>
@@ -2699,7 +2708,7 @@
     </w:p>
     <w:p>
       <w:pPr>
-        <w:pStyle w:val="Heading3"/>
+        <w:pStyle w:val="Heading2"/>
       </w:pPr>
       <w:r>
         <w:t>05. Connect the explanation to its limit</w:t>
@@ -2710,7 +2719,7 @@
         <w:drawing>
           <wp:inline xmlns:a="http://schemas.openxmlformats.org/drawingml/2006/main" xmlns:pic="http://schemas.openxmlformats.org/drawingml/2006/picture">
             <wp:extent cx="5486400" cy="2834640"/>
-            <wp:docPr id="6" name="Picture 6" descr="A challenge session tests whether the team knows its evidence boundary. An honest unknown plus a specific future test is stronger than an unsupported confident promise. Limit: The original result and proposed study still need sampling and uncertainty discussion."/>
+            <wp:docPr id="7" name="Picture 7" descr="A challenge session tests whether the team knows its evidence boundary. An honest unknown plus a specific future test is stronger than an unsupported confident promise. Limit: The original result and proposed study still need sampling and uncertainty discussion."/>
             <wp:cNvGraphicFramePr>
               <a:graphicFrameLocks noChangeAspect="1"/>
             </wp:cNvGraphicFramePr>
@@ -2722,7 +2731,7 @@
                     <pic:cNvPicPr/>
                   </pic:nvPicPr>
                   <pic:blipFill>
-                    <a:blip r:embed="rId14"/>
+                    <a:blip r:embed="rId15"/>
                     <a:stretch>
                       <a:fillRect/>
                     </a:stretch>
@@ -2790,7 +2799,6 @@
     <w:p>
       <w:pPr>
         <w:spacing w:line="336" w:lineRule="auto" w:after="180"/>
-        <w:shd w:fill="F5F1FB"/>
       </w:pPr>
       <w:r>
         <w:rPr>
@@ -2829,7 +2837,7 @@
     </w:p>
     <w:p>
       <w:pPr>
-        <w:pStyle w:val="Heading3"/>
+        <w:pStyle w:val="Heading2"/>
       </w:pPr>
       <w:r>
         <w:t>06. Make the idea visible in your project</w:t>
@@ -2840,7 +2848,7 @@
         <w:drawing>
           <wp:inline xmlns:a="http://schemas.openxmlformats.org/drawingml/2006/main" xmlns:pic="http://schemas.openxmlformats.org/drawingml/2006/picture">
             <wp:extent cx="5486400" cy="3681984"/>
-            <wp:docPr id="7" name="Picture 7" descr="For the Reproducible AI Research Study, retain an annotated worked trace and the changed-case reasoning. Connect the claim to its records, units and assumptions so another investigator can challenge or reproduce it. Draw your input, deciding step, result and limit. Supported question: Answer the camera-B challenge using only the twelve camera-A records. Why is one displayed camera-B success a demonstration rather than broad evidence of camera-B reliability?"/>
+            <wp:docPr id="8" name="Picture 8" descr="For the Reproducible AI Research Study, retain an annotated worked trace and the changed-case reasoning. Connect the claim to its records, units and assumptions so another investigator can challenge or reproduce it. Draw your input, deciding step, result and limit. Supported question: Answer the camera-B challenge using only the twelve camera-A records. Why is one displayed camera-B success a demonstration rather than broad evidence of camera-B reliability?"/>
             <wp:cNvGraphicFramePr>
               <a:graphicFrameLocks noChangeAspect="1"/>
             </wp:cNvGraphicFramePr>
@@ -2852,7 +2860,7 @@
                     <pic:cNvPicPr/>
                   </pic:nvPicPr>
                   <pic:blipFill>
-                    <a:blip r:embed="rId15"/>
+                    <a:blip r:embed="rId16"/>
                     <a:stretch>
                       <a:fillRect/>
                     </a:stretch>
@@ -2931,7 +2939,6 @@
     <w:p>
       <w:pPr>
         <w:spacing w:line="336" w:lineRule="auto" w:after="180"/>
-        <w:shd w:fill="F5F1FB"/>
       </w:pPr>
       <w:r>
         <w:rPr>
@@ -2978,6 +2985,62 @@
     <w:p>
       <w:r>
         <w:t>________________________________________________________________</w:t>
+      </w:r>
+    </w:p>
+    <w:p>
+      <w:pPr>
+        <w:pStyle w:val="Heading2"/>
+      </w:pPr>
+      <w:r>
+        <w:t>Earlier wording, alternatives and picture transcripts · reference / check after trying</w:t>
+      </w:r>
+    </w:p>
+    <w:p>
+      <w:pPr>
+        <w:pStyle w:val="Heading3"/>
+      </w:pPr>
+      <w:r>
+        <w:t>01. Presentation and challenge session: the case</w:t>
+      </w:r>
+    </w:p>
+    <w:p>
+      <w:pPr>
+        <w:pStyle w:val="Heading3"/>
+      </w:pPr>
+      <w:r>
+        <w:t>02. Follow the deciding steps</w:t>
+      </w:r>
+    </w:p>
+    <w:p>
+      <w:pPr>
+        <w:pStyle w:val="Heading3"/>
+      </w:pPr>
+      <w:r>
+        <w:t>03. Presentation and challenge session — evidence trace</w:t>
+      </w:r>
+    </w:p>
+    <w:p>
+      <w:pPr>
+        <w:pStyle w:val="Heading3"/>
+      </w:pPr>
+      <w:r>
+        <w:t>04. Change one thing. Trace what follows.</w:t>
+      </w:r>
+    </w:p>
+    <w:p>
+      <w:pPr>
+        <w:pStyle w:val="Heading3"/>
+      </w:pPr>
+      <w:r>
+        <w:t>05. Connect the explanation to its limit</w:t>
+      </w:r>
+    </w:p>
+    <w:p>
+      <w:pPr>
+        <w:pStyle w:val="Heading3"/>
+      </w:pPr>
+      <w:r>
+        <w:t>06. Make the idea visible in your project</w:t>
       </w:r>
     </w:p>
     <w:sectPr>
